--- a/Week8/LOGBOOK/Log Book.docx
+++ b/Week8/LOGBOOK/Log Book.docx
@@ -384,8 +384,6 @@
         </w:rPr>
         <w:t>https://github.com/ExcellenceCreates05/BIT3208-Advanced-Web-Design-and-Developmet.-BSCCS-2024-53679</w:t>
       </w:r>
-      <w:bookmarkStart w:id="0" w:name="_GoBack"/>
-      <w:bookmarkEnd w:id="0"/>
     </w:p>
     <w:p>
       <w:pPr>
@@ -2120,7 +2118,7 @@
           <w:u w:val="single"/>
         </w:rPr>
       </w:pPr>
-      <w:bookmarkStart w:id="1" w:name="_Toc233333666"/>
+      <w:bookmarkStart w:id="0" w:name="_Toc233333666"/>
       <w:r>
         <w:rPr>
           <w:rFonts w:ascii="Times New Roman" w:eastAsia="Times New Roman" w:hAnsi="Times New Roman" w:cs="Times New Roman"/>
@@ -2131,7 +2129,7 @@
         <w:lastRenderedPageBreak/>
         <w:t>TABLE OF FIGURES</w:t>
       </w:r>
-      <w:bookmarkEnd w:id="1"/>
+      <w:bookmarkEnd w:id="0"/>
       <w:r>
         <w:rPr>
           <w:rFonts w:ascii="Times New Roman" w:eastAsia="Times New Roman" w:hAnsi="Times New Roman" w:cs="Times New Roman"/>
@@ -7639,7 +7637,7 @@
           <w:u w:val="single"/>
         </w:rPr>
       </w:pPr>
-      <w:bookmarkStart w:id="2" w:name="_Toc233333667"/>
+      <w:bookmarkStart w:id="1" w:name="_Toc233333667"/>
       <w:r>
         <w:rPr>
           <w:rFonts w:ascii="Times New Roman" w:eastAsia="Times New Roman" w:hAnsi="Times New Roman" w:cs="Times New Roman"/>
@@ -7652,7 +7650,7 @@
         <w:lastRenderedPageBreak/>
         <w:t>Week 1: Local Environment Setup</w:t>
       </w:r>
-      <w:bookmarkEnd w:id="2"/>
+      <w:bookmarkEnd w:id="1"/>
     </w:p>
     <w:p>
       <w:pPr>
@@ -7661,7 +7659,7 @@
           <w:rFonts w:ascii="Times New Roman" w:hAnsi="Times New Roman" w:cs="Times New Roman"/>
         </w:rPr>
       </w:pPr>
-      <w:bookmarkStart w:id="3" w:name="_Toc233333668"/>
+      <w:bookmarkStart w:id="2" w:name="_Toc233333668"/>
       <w:r>
         <w:rPr>
           <w:rFonts w:ascii="Times New Roman" w:hAnsi="Times New Roman" w:cs="Times New Roman"/>
@@ -7730,97 +7728,97 @@
           </wp:inline>
         </w:drawing>
       </w:r>
+      <w:bookmarkEnd w:id="2"/>
+    </w:p>
+    <w:p>
+      <w:pPr>
+        <w:pStyle w:val="Caption"/>
+        <w:rPr>
+          <w:rFonts w:ascii="Times New Roman" w:hAnsi="Times New Roman" w:cs="Times New Roman"/>
+        </w:rPr>
+      </w:pPr>
+      <w:bookmarkStart w:id="3" w:name="_Toc233333826"/>
+      <w:r>
+        <w:rPr>
+          <w:rFonts w:ascii="Times New Roman" w:hAnsi="Times New Roman" w:cs="Times New Roman"/>
+        </w:rPr>
+        <w:t xml:space="preserve">Figure </w:t>
+      </w:r>
+      <w:r>
+        <w:rPr>
+          <w:rFonts w:ascii="Times New Roman" w:hAnsi="Times New Roman" w:cs="Times New Roman"/>
+        </w:rPr>
+        <w:fldChar w:fldCharType="begin"/>
+      </w:r>
+      <w:r>
+        <w:rPr>
+          <w:rFonts w:ascii="Times New Roman" w:hAnsi="Times New Roman" w:cs="Times New Roman"/>
+        </w:rPr>
+        <w:instrText xml:space="preserve"> STYLEREF 1 \s </w:instrText>
+      </w:r>
+      <w:r>
+        <w:rPr>
+          <w:rFonts w:ascii="Times New Roman" w:hAnsi="Times New Roman" w:cs="Times New Roman"/>
+        </w:rPr>
+        <w:fldChar w:fldCharType="separate"/>
+      </w:r>
+      <w:r>
+        <w:rPr>
+          <w:rFonts w:ascii="Times New Roman" w:hAnsi="Times New Roman" w:cs="Times New Roman"/>
+          <w:noProof/>
+        </w:rPr>
+        <w:t>0</w:t>
+      </w:r>
+      <w:r>
+        <w:rPr>
+          <w:rFonts w:ascii="Times New Roman" w:hAnsi="Times New Roman" w:cs="Times New Roman"/>
+        </w:rPr>
+        <w:fldChar w:fldCharType="end"/>
+      </w:r>
+      <w:r>
+        <w:rPr>
+          <w:rFonts w:ascii="Times New Roman" w:hAnsi="Times New Roman" w:cs="Times New Roman"/>
+        </w:rPr>
+        <w:noBreakHyphen/>
+      </w:r>
+      <w:r>
+        <w:rPr>
+          <w:rFonts w:ascii="Times New Roman" w:hAnsi="Times New Roman" w:cs="Times New Roman"/>
+        </w:rPr>
+        <w:fldChar w:fldCharType="begin"/>
+      </w:r>
+      <w:r>
+        <w:rPr>
+          <w:rFonts w:ascii="Times New Roman" w:hAnsi="Times New Roman" w:cs="Times New Roman"/>
+        </w:rPr>
+        <w:instrText xml:space="preserve"> SEQ Figure \* ARABIC \s 1 </w:instrText>
+      </w:r>
+      <w:r>
+        <w:rPr>
+          <w:rFonts w:ascii="Times New Roman" w:hAnsi="Times New Roman" w:cs="Times New Roman"/>
+        </w:rPr>
+        <w:fldChar w:fldCharType="separate"/>
+      </w:r>
+      <w:r>
+        <w:rPr>
+          <w:rFonts w:ascii="Times New Roman" w:hAnsi="Times New Roman" w:cs="Times New Roman"/>
+          <w:noProof/>
+        </w:rPr>
+        <w:t>1</w:t>
+      </w:r>
+      <w:r>
+        <w:rPr>
+          <w:rFonts w:ascii="Times New Roman" w:hAnsi="Times New Roman" w:cs="Times New Roman"/>
+        </w:rPr>
+        <w:fldChar w:fldCharType="end"/>
+      </w:r>
+      <w:r>
+        <w:rPr>
+          <w:rFonts w:ascii="Times New Roman" w:hAnsi="Times New Roman" w:cs="Times New Roman"/>
+        </w:rPr>
+        <w:t>:Installation of XAMPP</w:t>
+      </w:r>
       <w:bookmarkEnd w:id="3"/>
-    </w:p>
-    <w:p>
-      <w:pPr>
-        <w:pStyle w:val="Caption"/>
-        <w:rPr>
-          <w:rFonts w:ascii="Times New Roman" w:hAnsi="Times New Roman" w:cs="Times New Roman"/>
-        </w:rPr>
-      </w:pPr>
-      <w:bookmarkStart w:id="4" w:name="_Toc233333826"/>
-      <w:r>
-        <w:rPr>
-          <w:rFonts w:ascii="Times New Roman" w:hAnsi="Times New Roman" w:cs="Times New Roman"/>
-        </w:rPr>
-        <w:t xml:space="preserve">Figure </w:t>
-      </w:r>
-      <w:r>
-        <w:rPr>
-          <w:rFonts w:ascii="Times New Roman" w:hAnsi="Times New Roman" w:cs="Times New Roman"/>
-        </w:rPr>
-        <w:fldChar w:fldCharType="begin"/>
-      </w:r>
-      <w:r>
-        <w:rPr>
-          <w:rFonts w:ascii="Times New Roman" w:hAnsi="Times New Roman" w:cs="Times New Roman"/>
-        </w:rPr>
-        <w:instrText xml:space="preserve"> STYLEREF 1 \s </w:instrText>
-      </w:r>
-      <w:r>
-        <w:rPr>
-          <w:rFonts w:ascii="Times New Roman" w:hAnsi="Times New Roman" w:cs="Times New Roman"/>
-        </w:rPr>
-        <w:fldChar w:fldCharType="separate"/>
-      </w:r>
-      <w:r>
-        <w:rPr>
-          <w:rFonts w:ascii="Times New Roman" w:hAnsi="Times New Roman" w:cs="Times New Roman"/>
-          <w:noProof/>
-        </w:rPr>
-        <w:t>0</w:t>
-      </w:r>
-      <w:r>
-        <w:rPr>
-          <w:rFonts w:ascii="Times New Roman" w:hAnsi="Times New Roman" w:cs="Times New Roman"/>
-        </w:rPr>
-        <w:fldChar w:fldCharType="end"/>
-      </w:r>
-      <w:r>
-        <w:rPr>
-          <w:rFonts w:ascii="Times New Roman" w:hAnsi="Times New Roman" w:cs="Times New Roman"/>
-        </w:rPr>
-        <w:noBreakHyphen/>
-      </w:r>
-      <w:r>
-        <w:rPr>
-          <w:rFonts w:ascii="Times New Roman" w:hAnsi="Times New Roman" w:cs="Times New Roman"/>
-        </w:rPr>
-        <w:fldChar w:fldCharType="begin"/>
-      </w:r>
-      <w:r>
-        <w:rPr>
-          <w:rFonts w:ascii="Times New Roman" w:hAnsi="Times New Roman" w:cs="Times New Roman"/>
-        </w:rPr>
-        <w:instrText xml:space="preserve"> SEQ Figure \* ARABIC \s 1 </w:instrText>
-      </w:r>
-      <w:r>
-        <w:rPr>
-          <w:rFonts w:ascii="Times New Roman" w:hAnsi="Times New Roman" w:cs="Times New Roman"/>
-        </w:rPr>
-        <w:fldChar w:fldCharType="separate"/>
-      </w:r>
-      <w:r>
-        <w:rPr>
-          <w:rFonts w:ascii="Times New Roman" w:hAnsi="Times New Roman" w:cs="Times New Roman"/>
-          <w:noProof/>
-        </w:rPr>
-        <w:t>1</w:t>
-      </w:r>
-      <w:r>
-        <w:rPr>
-          <w:rFonts w:ascii="Times New Roman" w:hAnsi="Times New Roman" w:cs="Times New Roman"/>
-        </w:rPr>
-        <w:fldChar w:fldCharType="end"/>
-      </w:r>
-      <w:r>
-        <w:rPr>
-          <w:rFonts w:ascii="Times New Roman" w:hAnsi="Times New Roman" w:cs="Times New Roman"/>
-        </w:rPr>
-        <w:t>:Installation of XAMPP</w:t>
-      </w:r>
-      <w:bookmarkEnd w:id="4"/>
     </w:p>
     <w:p>
       <w:pPr>
@@ -7910,7 +7908,7 @@
           <w:szCs w:val="27"/>
         </w:rPr>
       </w:pPr>
-      <w:bookmarkStart w:id="5" w:name="_Toc233333827"/>
+      <w:bookmarkStart w:id="4" w:name="_Toc233333827"/>
       <w:r>
         <w:rPr>
           <w:rFonts w:ascii="Times New Roman" w:hAnsi="Times New Roman" w:cs="Times New Roman"/>
@@ -7991,7 +7989,7 @@
         </w:rPr>
         <w:t>: Apache and MySQL Running</w:t>
       </w:r>
-      <w:bookmarkEnd w:id="5"/>
+      <w:bookmarkEnd w:id="4"/>
     </w:p>
     <w:p>
       <w:pPr>
@@ -8010,10 +8008,10 @@
         <w:lastRenderedPageBreak/>
         <w:br/>
       </w:r>
-      <w:bookmarkStart w:id="6" w:name="_Toc231513257"/>
-      <w:bookmarkStart w:id="7" w:name="_Toc232161889"/>
-      <w:bookmarkStart w:id="8" w:name="_Toc232162123"/>
-      <w:bookmarkStart w:id="9" w:name="_Toc233333669"/>
+      <w:bookmarkStart w:id="5" w:name="_Toc231513257"/>
+      <w:bookmarkStart w:id="6" w:name="_Toc232161889"/>
+      <w:bookmarkStart w:id="7" w:name="_Toc232162123"/>
+      <w:bookmarkStart w:id="8" w:name="_Toc233333669"/>
       <w:r>
         <w:rPr>
           <w:rFonts w:ascii="Times New Roman" w:eastAsia="Times New Roman" w:hAnsi="Times New Roman" w:cs="Times New Roman"/>
@@ -8058,10 +8056,10 @@
           </wp:inline>
         </w:drawing>
       </w:r>
+      <w:bookmarkEnd w:id="5"/>
       <w:bookmarkEnd w:id="6"/>
       <w:bookmarkEnd w:id="7"/>
       <w:bookmarkEnd w:id="8"/>
-      <w:bookmarkEnd w:id="9"/>
     </w:p>
     <w:p>
       <w:pPr>
@@ -8073,7 +8071,7 @@
           <w:szCs w:val="28"/>
         </w:rPr>
       </w:pPr>
-      <w:bookmarkStart w:id="10" w:name="_Toc233333828"/>
+      <w:bookmarkStart w:id="9" w:name="_Toc233333828"/>
       <w:r>
         <w:rPr>
           <w:rFonts w:ascii="Times New Roman" w:hAnsi="Times New Roman" w:cs="Times New Roman"/>
@@ -8154,7 +8152,7 @@
         </w:rPr>
         <w:t>:Localhost Test Page</w:t>
       </w:r>
-      <w:bookmarkEnd w:id="10"/>
+      <w:bookmarkEnd w:id="9"/>
     </w:p>
     <w:p>
       <w:pPr>
@@ -8217,7 +8215,7 @@
           <w:szCs w:val="24"/>
         </w:rPr>
       </w:pPr>
-      <w:bookmarkStart w:id="11" w:name="_Toc233333829"/>
+      <w:bookmarkStart w:id="10" w:name="_Toc233333829"/>
       <w:r>
         <w:rPr>
           <w:rFonts w:ascii="Times New Roman" w:hAnsi="Times New Roman" w:cs="Times New Roman"/>
@@ -8298,7 +8296,7 @@
         </w:rPr>
         <w:t>: Hello World Test</w:t>
       </w:r>
-      <w:bookmarkEnd w:id="11"/>
+      <w:bookmarkEnd w:id="10"/>
     </w:p>
     <w:p>
       <w:pPr>
@@ -8329,11 +8327,11 @@
         </w:rPr>
         <w:br/>
       </w:r>
-      <w:bookmarkStart w:id="12" w:name="_Toc231513258"/>
-      <w:bookmarkStart w:id="13" w:name="_Toc231513607"/>
-      <w:bookmarkStart w:id="14" w:name="_Toc232161890"/>
-      <w:bookmarkStart w:id="15" w:name="_Toc232162124"/>
-      <w:bookmarkStart w:id="16" w:name="_Toc233333670"/>
+      <w:bookmarkStart w:id="11" w:name="_Toc231513258"/>
+      <w:bookmarkStart w:id="12" w:name="_Toc231513607"/>
+      <w:bookmarkStart w:id="13" w:name="_Toc232161890"/>
+      <w:bookmarkStart w:id="14" w:name="_Toc232162124"/>
+      <w:bookmarkStart w:id="15" w:name="_Toc233333670"/>
       <w:r>
         <w:rPr>
           <w:rFonts w:ascii="Times New Roman" w:eastAsia="Times New Roman" w:hAnsi="Times New Roman" w:cs="Times New Roman"/>
@@ -8379,101 +8377,101 @@
           </wp:inline>
         </w:drawing>
       </w:r>
+      <w:bookmarkEnd w:id="11"/>
       <w:bookmarkEnd w:id="12"/>
       <w:bookmarkEnd w:id="13"/>
       <w:bookmarkEnd w:id="14"/>
       <w:bookmarkEnd w:id="15"/>
+    </w:p>
+    <w:p>
+      <w:pPr>
+        <w:pStyle w:val="Caption"/>
+        <w:rPr>
+          <w:rFonts w:ascii="Times New Roman" w:hAnsi="Times New Roman" w:cs="Times New Roman"/>
+        </w:rPr>
+      </w:pPr>
+      <w:bookmarkStart w:id="16" w:name="_Toc233333830"/>
+      <w:r>
+        <w:rPr>
+          <w:rFonts w:ascii="Times New Roman" w:hAnsi="Times New Roman" w:cs="Times New Roman"/>
+        </w:rPr>
+        <w:t xml:space="preserve">Figure </w:t>
+      </w:r>
+      <w:r>
+        <w:rPr>
+          <w:rFonts w:ascii="Times New Roman" w:hAnsi="Times New Roman" w:cs="Times New Roman"/>
+        </w:rPr>
+        <w:fldChar w:fldCharType="begin"/>
+      </w:r>
+      <w:r>
+        <w:rPr>
+          <w:rFonts w:ascii="Times New Roman" w:hAnsi="Times New Roman" w:cs="Times New Roman"/>
+        </w:rPr>
+        <w:instrText xml:space="preserve"> STYLEREF 1 \s </w:instrText>
+      </w:r>
+      <w:r>
+        <w:rPr>
+          <w:rFonts w:ascii="Times New Roman" w:hAnsi="Times New Roman" w:cs="Times New Roman"/>
+        </w:rPr>
+        <w:fldChar w:fldCharType="separate"/>
+      </w:r>
+      <w:r>
+        <w:rPr>
+          <w:rFonts w:ascii="Times New Roman" w:hAnsi="Times New Roman" w:cs="Times New Roman"/>
+          <w:noProof/>
+        </w:rPr>
+        <w:t>0</w:t>
+      </w:r>
+      <w:r>
+        <w:rPr>
+          <w:rFonts w:ascii="Times New Roman" w:hAnsi="Times New Roman" w:cs="Times New Roman"/>
+        </w:rPr>
+        <w:fldChar w:fldCharType="end"/>
+      </w:r>
+      <w:r>
+        <w:rPr>
+          <w:rFonts w:ascii="Times New Roman" w:hAnsi="Times New Roman" w:cs="Times New Roman"/>
+        </w:rPr>
+        <w:noBreakHyphen/>
+      </w:r>
+      <w:r>
+        <w:rPr>
+          <w:rFonts w:ascii="Times New Roman" w:hAnsi="Times New Roman" w:cs="Times New Roman"/>
+        </w:rPr>
+        <w:fldChar w:fldCharType="begin"/>
+      </w:r>
+      <w:r>
+        <w:rPr>
+          <w:rFonts w:ascii="Times New Roman" w:hAnsi="Times New Roman" w:cs="Times New Roman"/>
+        </w:rPr>
+        <w:instrText xml:space="preserve"> SEQ Figure \* ARABIC \s 1 </w:instrText>
+      </w:r>
+      <w:r>
+        <w:rPr>
+          <w:rFonts w:ascii="Times New Roman" w:hAnsi="Times New Roman" w:cs="Times New Roman"/>
+        </w:rPr>
+        <w:fldChar w:fldCharType="separate"/>
+      </w:r>
+      <w:r>
+        <w:rPr>
+          <w:rFonts w:ascii="Times New Roman" w:hAnsi="Times New Roman" w:cs="Times New Roman"/>
+          <w:noProof/>
+        </w:rPr>
+        <w:t>3</w:t>
+      </w:r>
+      <w:r>
+        <w:rPr>
+          <w:rFonts w:ascii="Times New Roman" w:hAnsi="Times New Roman" w:cs="Times New Roman"/>
+        </w:rPr>
+        <w:fldChar w:fldCharType="end"/>
+      </w:r>
+      <w:r>
+        <w:rPr>
+          <w:rFonts w:ascii="Times New Roman" w:hAnsi="Times New Roman" w:cs="Times New Roman"/>
+        </w:rPr>
+        <w:t>: Database Connection Test</w:t>
+      </w:r>
       <w:bookmarkEnd w:id="16"/>
-    </w:p>
-    <w:p>
-      <w:pPr>
-        <w:pStyle w:val="Caption"/>
-        <w:rPr>
-          <w:rFonts w:ascii="Times New Roman" w:hAnsi="Times New Roman" w:cs="Times New Roman"/>
-        </w:rPr>
-      </w:pPr>
-      <w:bookmarkStart w:id="17" w:name="_Toc233333830"/>
-      <w:r>
-        <w:rPr>
-          <w:rFonts w:ascii="Times New Roman" w:hAnsi="Times New Roman" w:cs="Times New Roman"/>
-        </w:rPr>
-        <w:t xml:space="preserve">Figure </w:t>
-      </w:r>
-      <w:r>
-        <w:rPr>
-          <w:rFonts w:ascii="Times New Roman" w:hAnsi="Times New Roman" w:cs="Times New Roman"/>
-        </w:rPr>
-        <w:fldChar w:fldCharType="begin"/>
-      </w:r>
-      <w:r>
-        <w:rPr>
-          <w:rFonts w:ascii="Times New Roman" w:hAnsi="Times New Roman" w:cs="Times New Roman"/>
-        </w:rPr>
-        <w:instrText xml:space="preserve"> STYLEREF 1 \s </w:instrText>
-      </w:r>
-      <w:r>
-        <w:rPr>
-          <w:rFonts w:ascii="Times New Roman" w:hAnsi="Times New Roman" w:cs="Times New Roman"/>
-        </w:rPr>
-        <w:fldChar w:fldCharType="separate"/>
-      </w:r>
-      <w:r>
-        <w:rPr>
-          <w:rFonts w:ascii="Times New Roman" w:hAnsi="Times New Roman" w:cs="Times New Roman"/>
-          <w:noProof/>
-        </w:rPr>
-        <w:t>0</w:t>
-      </w:r>
-      <w:r>
-        <w:rPr>
-          <w:rFonts w:ascii="Times New Roman" w:hAnsi="Times New Roman" w:cs="Times New Roman"/>
-        </w:rPr>
-        <w:fldChar w:fldCharType="end"/>
-      </w:r>
-      <w:r>
-        <w:rPr>
-          <w:rFonts w:ascii="Times New Roman" w:hAnsi="Times New Roman" w:cs="Times New Roman"/>
-        </w:rPr>
-        <w:noBreakHyphen/>
-      </w:r>
-      <w:r>
-        <w:rPr>
-          <w:rFonts w:ascii="Times New Roman" w:hAnsi="Times New Roman" w:cs="Times New Roman"/>
-        </w:rPr>
-        <w:fldChar w:fldCharType="begin"/>
-      </w:r>
-      <w:r>
-        <w:rPr>
-          <w:rFonts w:ascii="Times New Roman" w:hAnsi="Times New Roman" w:cs="Times New Roman"/>
-        </w:rPr>
-        <w:instrText xml:space="preserve"> SEQ Figure \* ARABIC \s 1 </w:instrText>
-      </w:r>
-      <w:r>
-        <w:rPr>
-          <w:rFonts w:ascii="Times New Roman" w:hAnsi="Times New Roman" w:cs="Times New Roman"/>
-        </w:rPr>
-        <w:fldChar w:fldCharType="separate"/>
-      </w:r>
-      <w:r>
-        <w:rPr>
-          <w:rFonts w:ascii="Times New Roman" w:hAnsi="Times New Roman" w:cs="Times New Roman"/>
-          <w:noProof/>
-        </w:rPr>
-        <w:t>3</w:t>
-      </w:r>
-      <w:r>
-        <w:rPr>
-          <w:rFonts w:ascii="Times New Roman" w:hAnsi="Times New Roman" w:cs="Times New Roman"/>
-        </w:rPr>
-        <w:fldChar w:fldCharType="end"/>
-      </w:r>
-      <w:r>
-        <w:rPr>
-          <w:rFonts w:ascii="Times New Roman" w:hAnsi="Times New Roman" w:cs="Times New Roman"/>
-        </w:rPr>
-        <w:t>: Database Connection Test</w:t>
-      </w:r>
-      <w:bookmarkEnd w:id="17"/>
     </w:p>
     <w:p>
       <w:pPr>
@@ -8543,11 +8541,11 @@
         <w:lastRenderedPageBreak/>
         <w:t xml:space="preserve"> </w:t>
       </w:r>
-      <w:bookmarkStart w:id="18" w:name="_Toc231513259"/>
-      <w:bookmarkStart w:id="19" w:name="_Toc231513608"/>
-      <w:bookmarkStart w:id="20" w:name="_Toc232161891"/>
-      <w:bookmarkStart w:id="21" w:name="_Toc232162125"/>
-      <w:bookmarkStart w:id="22" w:name="_Toc233333671"/>
+      <w:bookmarkStart w:id="17" w:name="_Toc231513259"/>
+      <w:bookmarkStart w:id="18" w:name="_Toc231513608"/>
+      <w:bookmarkStart w:id="19" w:name="_Toc232161891"/>
+      <w:bookmarkStart w:id="20" w:name="_Toc232162125"/>
+      <w:bookmarkStart w:id="21" w:name="_Toc233333671"/>
       <w:r>
         <w:rPr>
           <w:rFonts w:ascii="Times New Roman" w:eastAsia="Times New Roman" w:hAnsi="Times New Roman" w:cs="Times New Roman"/>
@@ -8621,101 +8619,101 @@
           </wp:inline>
         </w:drawing>
       </w:r>
+      <w:bookmarkEnd w:id="17"/>
       <w:bookmarkEnd w:id="18"/>
       <w:bookmarkEnd w:id="19"/>
       <w:bookmarkEnd w:id="20"/>
       <w:bookmarkEnd w:id="21"/>
+    </w:p>
+    <w:p>
+      <w:pPr>
+        <w:pStyle w:val="Caption"/>
+        <w:rPr>
+          <w:rFonts w:ascii="Times New Roman" w:hAnsi="Times New Roman" w:cs="Times New Roman"/>
+        </w:rPr>
+      </w:pPr>
+      <w:bookmarkStart w:id="22" w:name="_Toc233333831"/>
+      <w:r>
+        <w:rPr>
+          <w:rFonts w:ascii="Times New Roman" w:hAnsi="Times New Roman" w:cs="Times New Roman"/>
+        </w:rPr>
+        <w:t xml:space="preserve">Figure </w:t>
+      </w:r>
+      <w:r>
+        <w:rPr>
+          <w:rFonts w:ascii="Times New Roman" w:hAnsi="Times New Roman" w:cs="Times New Roman"/>
+        </w:rPr>
+        <w:fldChar w:fldCharType="begin"/>
+      </w:r>
+      <w:r>
+        <w:rPr>
+          <w:rFonts w:ascii="Times New Roman" w:hAnsi="Times New Roman" w:cs="Times New Roman"/>
+        </w:rPr>
+        <w:instrText xml:space="preserve"> STYLEREF 1 \s </w:instrText>
+      </w:r>
+      <w:r>
+        <w:rPr>
+          <w:rFonts w:ascii="Times New Roman" w:hAnsi="Times New Roman" w:cs="Times New Roman"/>
+        </w:rPr>
+        <w:fldChar w:fldCharType="separate"/>
+      </w:r>
+      <w:r>
+        <w:rPr>
+          <w:rFonts w:ascii="Times New Roman" w:hAnsi="Times New Roman" w:cs="Times New Roman"/>
+          <w:noProof/>
+        </w:rPr>
+        <w:t>0</w:t>
+      </w:r>
+      <w:r>
+        <w:rPr>
+          <w:rFonts w:ascii="Times New Roman" w:hAnsi="Times New Roman" w:cs="Times New Roman"/>
+        </w:rPr>
+        <w:fldChar w:fldCharType="end"/>
+      </w:r>
+      <w:r>
+        <w:rPr>
+          <w:rFonts w:ascii="Times New Roman" w:hAnsi="Times New Roman" w:cs="Times New Roman"/>
+        </w:rPr>
+        <w:noBreakHyphen/>
+      </w:r>
+      <w:r>
+        <w:rPr>
+          <w:rFonts w:ascii="Times New Roman" w:hAnsi="Times New Roman" w:cs="Times New Roman"/>
+        </w:rPr>
+        <w:fldChar w:fldCharType="begin"/>
+      </w:r>
+      <w:r>
+        <w:rPr>
+          <w:rFonts w:ascii="Times New Roman" w:hAnsi="Times New Roman" w:cs="Times New Roman"/>
+        </w:rPr>
+        <w:instrText xml:space="preserve"> SEQ Figure \* ARABIC \s 1 </w:instrText>
+      </w:r>
+      <w:r>
+        <w:rPr>
+          <w:rFonts w:ascii="Times New Roman" w:hAnsi="Times New Roman" w:cs="Times New Roman"/>
+        </w:rPr>
+        <w:fldChar w:fldCharType="separate"/>
+      </w:r>
+      <w:r>
+        <w:rPr>
+          <w:rFonts w:ascii="Times New Roman" w:hAnsi="Times New Roman" w:cs="Times New Roman"/>
+          <w:noProof/>
+        </w:rPr>
+        <w:t>4</w:t>
+      </w:r>
+      <w:r>
+        <w:rPr>
+          <w:rFonts w:ascii="Times New Roman" w:hAnsi="Times New Roman" w:cs="Times New Roman"/>
+        </w:rPr>
+        <w:fldChar w:fldCharType="end"/>
+      </w:r>
+      <w:r>
+        <w:rPr>
+          <w:rFonts w:ascii="Times New Roman" w:hAnsi="Times New Roman" w:cs="Times New Roman"/>
+        </w:rPr>
+        <w:t>: Error experienced during connection test.</w:t>
+      </w:r>
       <w:bookmarkEnd w:id="22"/>
-    </w:p>
-    <w:p>
-      <w:pPr>
-        <w:pStyle w:val="Caption"/>
-        <w:rPr>
-          <w:rFonts w:ascii="Times New Roman" w:hAnsi="Times New Roman" w:cs="Times New Roman"/>
-        </w:rPr>
-      </w:pPr>
-      <w:bookmarkStart w:id="23" w:name="_Toc233333831"/>
-      <w:r>
-        <w:rPr>
-          <w:rFonts w:ascii="Times New Roman" w:hAnsi="Times New Roman" w:cs="Times New Roman"/>
-        </w:rPr>
-        <w:t xml:space="preserve">Figure </w:t>
-      </w:r>
-      <w:r>
-        <w:rPr>
-          <w:rFonts w:ascii="Times New Roman" w:hAnsi="Times New Roman" w:cs="Times New Roman"/>
-        </w:rPr>
-        <w:fldChar w:fldCharType="begin"/>
-      </w:r>
-      <w:r>
-        <w:rPr>
-          <w:rFonts w:ascii="Times New Roman" w:hAnsi="Times New Roman" w:cs="Times New Roman"/>
-        </w:rPr>
-        <w:instrText xml:space="preserve"> STYLEREF 1 \s </w:instrText>
-      </w:r>
-      <w:r>
-        <w:rPr>
-          <w:rFonts w:ascii="Times New Roman" w:hAnsi="Times New Roman" w:cs="Times New Roman"/>
-        </w:rPr>
-        <w:fldChar w:fldCharType="separate"/>
-      </w:r>
-      <w:r>
-        <w:rPr>
-          <w:rFonts w:ascii="Times New Roman" w:hAnsi="Times New Roman" w:cs="Times New Roman"/>
-          <w:noProof/>
-        </w:rPr>
-        <w:t>0</w:t>
-      </w:r>
-      <w:r>
-        <w:rPr>
-          <w:rFonts w:ascii="Times New Roman" w:hAnsi="Times New Roman" w:cs="Times New Roman"/>
-        </w:rPr>
-        <w:fldChar w:fldCharType="end"/>
-      </w:r>
-      <w:r>
-        <w:rPr>
-          <w:rFonts w:ascii="Times New Roman" w:hAnsi="Times New Roman" w:cs="Times New Roman"/>
-        </w:rPr>
-        <w:noBreakHyphen/>
-      </w:r>
-      <w:r>
-        <w:rPr>
-          <w:rFonts w:ascii="Times New Roman" w:hAnsi="Times New Roman" w:cs="Times New Roman"/>
-        </w:rPr>
-        <w:fldChar w:fldCharType="begin"/>
-      </w:r>
-      <w:r>
-        <w:rPr>
-          <w:rFonts w:ascii="Times New Roman" w:hAnsi="Times New Roman" w:cs="Times New Roman"/>
-        </w:rPr>
-        <w:instrText xml:space="preserve"> SEQ Figure \* ARABIC \s 1 </w:instrText>
-      </w:r>
-      <w:r>
-        <w:rPr>
-          <w:rFonts w:ascii="Times New Roman" w:hAnsi="Times New Roman" w:cs="Times New Roman"/>
-        </w:rPr>
-        <w:fldChar w:fldCharType="separate"/>
-      </w:r>
-      <w:r>
-        <w:rPr>
-          <w:rFonts w:ascii="Times New Roman" w:hAnsi="Times New Roman" w:cs="Times New Roman"/>
-          <w:noProof/>
-        </w:rPr>
-        <w:t>4</w:t>
-      </w:r>
-      <w:r>
-        <w:rPr>
-          <w:rFonts w:ascii="Times New Roman" w:hAnsi="Times New Roman" w:cs="Times New Roman"/>
-        </w:rPr>
-        <w:fldChar w:fldCharType="end"/>
-      </w:r>
-      <w:r>
-        <w:rPr>
-          <w:rFonts w:ascii="Times New Roman" w:hAnsi="Times New Roman" w:cs="Times New Roman"/>
-        </w:rPr>
-        <w:t>: Error experienced during connection test.</w:t>
-      </w:r>
-      <w:bookmarkEnd w:id="23"/>
     </w:p>
     <w:p>
       <w:pPr>
@@ -8736,9 +8734,9 @@
         </w:rPr>
         <w:br/>
       </w:r>
-      <w:bookmarkStart w:id="24" w:name="_Toc232161892"/>
-      <w:bookmarkStart w:id="25" w:name="_Toc232162126"/>
-      <w:bookmarkStart w:id="26" w:name="_Toc233333672"/>
+      <w:bookmarkStart w:id="23" w:name="_Toc232161892"/>
+      <w:bookmarkStart w:id="24" w:name="_Toc232162126"/>
+      <w:bookmarkStart w:id="25" w:name="_Toc233333672"/>
       <w:r>
         <w:rPr>
           <w:rStyle w:val="Heading2Char"/>
@@ -8938,105 +8936,105 @@
           </wp:inline>
         </w:drawing>
       </w:r>
+      <w:bookmarkEnd w:id="23"/>
       <w:bookmarkEnd w:id="24"/>
       <w:bookmarkEnd w:id="25"/>
+    </w:p>
+    <w:p>
+      <w:pPr>
+        <w:pStyle w:val="Caption"/>
+        <w:rPr>
+          <w:rFonts w:ascii="Times New Roman" w:hAnsi="Times New Roman" w:cs="Times New Roman"/>
+        </w:rPr>
+      </w:pPr>
+      <w:bookmarkStart w:id="26" w:name="_Toc233333832"/>
+      <w:r>
+        <w:rPr>
+          <w:rFonts w:ascii="Times New Roman" w:hAnsi="Times New Roman" w:cs="Times New Roman"/>
+        </w:rPr>
+        <w:t>p</w:t>
+      </w:r>
+      <w:r>
+        <w:rPr>
+          <w:rFonts w:ascii="Times New Roman" w:hAnsi="Times New Roman" w:cs="Times New Roman"/>
+        </w:rPr>
+        <w:t xml:space="preserve">Figure </w:t>
+      </w:r>
+      <w:r>
+        <w:rPr>
+          <w:rFonts w:ascii="Times New Roman" w:hAnsi="Times New Roman" w:cs="Times New Roman"/>
+        </w:rPr>
+        <w:fldChar w:fldCharType="begin"/>
+      </w:r>
+      <w:r>
+        <w:rPr>
+          <w:rFonts w:ascii="Times New Roman" w:hAnsi="Times New Roman" w:cs="Times New Roman"/>
+        </w:rPr>
+        <w:instrText xml:space="preserve"> STYLEREF 1 \s </w:instrText>
+      </w:r>
+      <w:r>
+        <w:rPr>
+          <w:rFonts w:ascii="Times New Roman" w:hAnsi="Times New Roman" w:cs="Times New Roman"/>
+        </w:rPr>
+        <w:fldChar w:fldCharType="separate"/>
+      </w:r>
+      <w:r>
+        <w:rPr>
+          <w:rFonts w:ascii="Times New Roman" w:hAnsi="Times New Roman" w:cs="Times New Roman"/>
+          <w:noProof/>
+        </w:rPr>
+        <w:t>0</w:t>
+      </w:r>
+      <w:r>
+        <w:rPr>
+          <w:rFonts w:ascii="Times New Roman" w:hAnsi="Times New Roman" w:cs="Times New Roman"/>
+        </w:rPr>
+        <w:fldChar w:fldCharType="end"/>
+      </w:r>
+      <w:r>
+        <w:rPr>
+          <w:rFonts w:ascii="Times New Roman" w:hAnsi="Times New Roman" w:cs="Times New Roman"/>
+        </w:rPr>
+        <w:noBreakHyphen/>
+      </w:r>
+      <w:r>
+        <w:rPr>
+          <w:rFonts w:ascii="Times New Roman" w:hAnsi="Times New Roman" w:cs="Times New Roman"/>
+        </w:rPr>
+        <w:fldChar w:fldCharType="begin"/>
+      </w:r>
+      <w:r>
+        <w:rPr>
+          <w:rFonts w:ascii="Times New Roman" w:hAnsi="Times New Roman" w:cs="Times New Roman"/>
+        </w:rPr>
+        <w:instrText xml:space="preserve"> SEQ Figure \* ARABIC \s 1 </w:instrText>
+      </w:r>
+      <w:r>
+        <w:rPr>
+          <w:rFonts w:ascii="Times New Roman" w:hAnsi="Times New Roman" w:cs="Times New Roman"/>
+        </w:rPr>
+        <w:fldChar w:fldCharType="separate"/>
+      </w:r>
+      <w:r>
+        <w:rPr>
+          <w:rFonts w:ascii="Times New Roman" w:hAnsi="Times New Roman" w:cs="Times New Roman"/>
+          <w:noProof/>
+        </w:rPr>
+        <w:t>5</w:t>
+      </w:r>
+      <w:r>
+        <w:rPr>
+          <w:rFonts w:ascii="Times New Roman" w:hAnsi="Times New Roman" w:cs="Times New Roman"/>
+        </w:rPr>
+        <w:fldChar w:fldCharType="end"/>
+      </w:r>
+      <w:r>
+        <w:rPr>
+          <w:rFonts w:ascii="Times New Roman" w:hAnsi="Times New Roman" w:cs="Times New Roman"/>
+        </w:rPr>
+        <w:t>:PHP script for creating decorum_bookshop</w:t>
+      </w:r>
       <w:bookmarkEnd w:id="26"/>
-    </w:p>
-    <w:p>
-      <w:pPr>
-        <w:pStyle w:val="Caption"/>
-        <w:rPr>
-          <w:rFonts w:ascii="Times New Roman" w:hAnsi="Times New Roman" w:cs="Times New Roman"/>
-        </w:rPr>
-      </w:pPr>
-      <w:bookmarkStart w:id="27" w:name="_Toc233333832"/>
-      <w:r>
-        <w:rPr>
-          <w:rFonts w:ascii="Times New Roman" w:hAnsi="Times New Roman" w:cs="Times New Roman"/>
-        </w:rPr>
-        <w:t>p</w:t>
-      </w:r>
-      <w:r>
-        <w:rPr>
-          <w:rFonts w:ascii="Times New Roman" w:hAnsi="Times New Roman" w:cs="Times New Roman"/>
-        </w:rPr>
-        <w:t xml:space="preserve">Figure </w:t>
-      </w:r>
-      <w:r>
-        <w:rPr>
-          <w:rFonts w:ascii="Times New Roman" w:hAnsi="Times New Roman" w:cs="Times New Roman"/>
-        </w:rPr>
-        <w:fldChar w:fldCharType="begin"/>
-      </w:r>
-      <w:r>
-        <w:rPr>
-          <w:rFonts w:ascii="Times New Roman" w:hAnsi="Times New Roman" w:cs="Times New Roman"/>
-        </w:rPr>
-        <w:instrText xml:space="preserve"> STYLEREF 1 \s </w:instrText>
-      </w:r>
-      <w:r>
-        <w:rPr>
-          <w:rFonts w:ascii="Times New Roman" w:hAnsi="Times New Roman" w:cs="Times New Roman"/>
-        </w:rPr>
-        <w:fldChar w:fldCharType="separate"/>
-      </w:r>
-      <w:r>
-        <w:rPr>
-          <w:rFonts w:ascii="Times New Roman" w:hAnsi="Times New Roman" w:cs="Times New Roman"/>
-          <w:noProof/>
-        </w:rPr>
-        <w:t>0</w:t>
-      </w:r>
-      <w:r>
-        <w:rPr>
-          <w:rFonts w:ascii="Times New Roman" w:hAnsi="Times New Roman" w:cs="Times New Roman"/>
-        </w:rPr>
-        <w:fldChar w:fldCharType="end"/>
-      </w:r>
-      <w:r>
-        <w:rPr>
-          <w:rFonts w:ascii="Times New Roman" w:hAnsi="Times New Roman" w:cs="Times New Roman"/>
-        </w:rPr>
-        <w:noBreakHyphen/>
-      </w:r>
-      <w:r>
-        <w:rPr>
-          <w:rFonts w:ascii="Times New Roman" w:hAnsi="Times New Roman" w:cs="Times New Roman"/>
-        </w:rPr>
-        <w:fldChar w:fldCharType="begin"/>
-      </w:r>
-      <w:r>
-        <w:rPr>
-          <w:rFonts w:ascii="Times New Roman" w:hAnsi="Times New Roman" w:cs="Times New Roman"/>
-        </w:rPr>
-        <w:instrText xml:space="preserve"> SEQ Figure \* ARABIC \s 1 </w:instrText>
-      </w:r>
-      <w:r>
-        <w:rPr>
-          <w:rFonts w:ascii="Times New Roman" w:hAnsi="Times New Roman" w:cs="Times New Roman"/>
-        </w:rPr>
-        <w:fldChar w:fldCharType="separate"/>
-      </w:r>
-      <w:r>
-        <w:rPr>
-          <w:rFonts w:ascii="Times New Roman" w:hAnsi="Times New Roman" w:cs="Times New Roman"/>
-          <w:noProof/>
-        </w:rPr>
-        <w:t>5</w:t>
-      </w:r>
-      <w:r>
-        <w:rPr>
-          <w:rFonts w:ascii="Times New Roman" w:hAnsi="Times New Roman" w:cs="Times New Roman"/>
-        </w:rPr>
-        <w:fldChar w:fldCharType="end"/>
-      </w:r>
-      <w:r>
-        <w:rPr>
-          <w:rFonts w:ascii="Times New Roman" w:hAnsi="Times New Roman" w:cs="Times New Roman"/>
-        </w:rPr>
-        <w:t>:PHP script for creating decorum_bookshop</w:t>
-      </w:r>
-      <w:bookmarkEnd w:id="27"/>
     </w:p>
     <w:p>
       <w:pPr>
@@ -9114,7 +9112,7 @@
           <w:u w:val="single"/>
         </w:rPr>
       </w:pPr>
-      <w:bookmarkStart w:id="28" w:name="_Toc233333673"/>
+      <w:bookmarkStart w:id="27" w:name="_Toc233333673"/>
       <w:r>
         <w:rPr>
           <w:rFonts w:ascii="Times New Roman" w:eastAsia="Times New Roman" w:hAnsi="Times New Roman" w:cs="Times New Roman"/>
@@ -9128,7 +9126,7 @@
         <w:lastRenderedPageBreak/>
         <w:t>Week 2: Wireframes and GUI Design</w:t>
       </w:r>
-      <w:bookmarkEnd w:id="28"/>
+      <w:bookmarkEnd w:id="27"/>
     </w:p>
     <w:p>
       <w:pPr>
@@ -9140,7 +9138,7 @@
           <w:u w:val="single"/>
         </w:rPr>
       </w:pPr>
-      <w:bookmarkStart w:id="29" w:name="_Toc233333674"/>
+      <w:bookmarkStart w:id="28" w:name="_Toc233333674"/>
       <w:r>
         <w:rPr>
           <w:rFonts w:ascii="Times New Roman" w:eastAsia="Times New Roman" w:hAnsi="Times New Roman" w:cs="Times New Roman"/>
@@ -9172,7 +9170,7 @@
         </w:rPr>
         <w:t>User Interface Planning and System Design</w:t>
       </w:r>
-      <w:bookmarkEnd w:id="29"/>
+      <w:bookmarkEnd w:id="28"/>
     </w:p>
     <w:p>
       <w:pPr>
@@ -9281,7 +9279,7 @@
           <w:rFonts w:ascii="Times New Roman" w:hAnsi="Times New Roman" w:cs="Times New Roman"/>
         </w:rPr>
       </w:pPr>
-      <w:bookmarkStart w:id="30" w:name="_Toc233333833"/>
+      <w:bookmarkStart w:id="29" w:name="_Toc233333833"/>
       <w:r>
         <w:rPr>
           <w:rFonts w:ascii="Times New Roman" w:hAnsi="Times New Roman" w:cs="Times New Roman"/>
@@ -9391,7 +9389,7 @@
         </w:rPr>
         <w:t>: Admin Product View</w:t>
       </w:r>
-      <w:bookmarkEnd w:id="30"/>
+      <w:bookmarkEnd w:id="29"/>
     </w:p>
     <w:p>
       <w:pPr>
@@ -9547,6 +9545,10 @@
         <w:br/>
       </w:r>
     </w:p>
+    <w:bookmarkStart w:id="30" w:name="_Toc231513263"/>
+    <w:bookmarkStart w:id="31" w:name="_Toc231513612"/>
+    <w:bookmarkStart w:id="32" w:name="_Toc232162129"/>
+    <w:bookmarkStart w:id="33" w:name="_Toc233333675"/>
     <w:p>
       <w:pPr>
         <w:spacing w:before="100" w:beforeAutospacing="1" w:after="100" w:afterAutospacing="1" w:line="240" w:lineRule="auto"/>
@@ -9559,10 +9561,6 @@
           <w:szCs w:val="27"/>
         </w:rPr>
       </w:pPr>
-      <w:bookmarkStart w:id="31" w:name="_Toc231513263"/>
-      <w:bookmarkStart w:id="32" w:name="_Toc231513612"/>
-      <w:bookmarkStart w:id="33" w:name="_Toc232162129"/>
-      <w:bookmarkStart w:id="34" w:name="_Toc233333675"/>
       <w:r>
         <w:rPr>
           <w:rFonts w:ascii="Times New Roman" w:hAnsi="Times New Roman" w:cs="Times New Roman"/>
@@ -9610,53 +9608,33 @@
                             <w:pPr>
                               <w:pStyle w:val="Caption"/>
                             </w:pPr>
-                            <w:bookmarkStart w:id="35" w:name="_Toc233333834"/>
+                            <w:bookmarkStart w:id="34" w:name="_Toc233333834"/>
                             <w:r>
                               <w:t xml:space="preserve">Figure </w:t>
                             </w:r>
-                            <w:r>
-                              <w:fldChar w:fldCharType="begin"/>
-                            </w:r>
-                            <w:r>
-                              <w:instrText xml:space="preserve"> STYLEREF 1 \s </w:instrText>
-                            </w:r>
-                            <w:r>
-                              <w:fldChar w:fldCharType="separate"/>
-                            </w:r>
-                            <w:r>
-                              <w:rPr>
-                                <w:noProof/>
-                              </w:rPr>
-                              <w:t>0</w:t>
-                            </w:r>
-                            <w:r>
-                              <w:fldChar w:fldCharType="end"/>
-                            </w:r>
+                            <w:fldSimple w:instr=" STYLEREF 1 \s ">
+                              <w:r>
+                                <w:rPr>
+                                  <w:noProof/>
+                                </w:rPr>
+                                <w:t>0</w:t>
+                              </w:r>
+                            </w:fldSimple>
                             <w:r>
                               <w:noBreakHyphen/>
                             </w:r>
-                            <w:r>
-                              <w:fldChar w:fldCharType="begin"/>
-                            </w:r>
-                            <w:r>
-                              <w:instrText xml:space="preserve"> SEQ Figure \* ARABIC \s 1 </w:instrText>
-                            </w:r>
-                            <w:r>
-                              <w:fldChar w:fldCharType="separate"/>
-                            </w:r>
-                            <w:r>
-                              <w:rPr>
-                                <w:noProof/>
-                              </w:rPr>
-                              <w:t>2</w:t>
-                            </w:r>
-                            <w:r>
-                              <w:fldChar w:fldCharType="end"/>
-                            </w:r>
+                            <w:fldSimple w:instr=" SEQ Figure \* ARABIC \s 1 ">
+                              <w:r>
+                                <w:rPr>
+                                  <w:noProof/>
+                                </w:rPr>
+                                <w:t>2</w:t>
+                              </w:r>
+                            </w:fldSimple>
                             <w:r>
                               <w:t>:Admin Dashboard</w:t>
                             </w:r>
-                            <w:bookmarkEnd w:id="35"/>
+                            <w:bookmarkEnd w:id="34"/>
                           </w:p>
                           <w:p>
                             <w:pPr>
@@ -9774,10 +9752,10 @@
         </w:rPr>
         <w:t>Fig 2: Dashboard Layout Design</w:t>
       </w:r>
+      <w:bookmarkEnd w:id="30"/>
       <w:bookmarkEnd w:id="31"/>
       <w:bookmarkEnd w:id="32"/>
       <w:bookmarkEnd w:id="33"/>
-      <w:bookmarkEnd w:id="34"/>
     </w:p>
     <w:p>
       <w:pPr>
@@ -9788,10 +9766,10 @@
           <w:rFonts w:ascii="Times New Roman" w:hAnsi="Times New Roman" w:cs="Times New Roman"/>
         </w:rPr>
       </w:pPr>
-      <w:bookmarkStart w:id="37" w:name="_Toc231513264"/>
-      <w:bookmarkStart w:id="38" w:name="_Toc232161896"/>
-      <w:bookmarkStart w:id="39" w:name="_Toc232162130"/>
-      <w:bookmarkStart w:id="40" w:name="_Toc233333676"/>
+      <w:bookmarkStart w:id="35" w:name="_Toc231513264"/>
+      <w:bookmarkStart w:id="36" w:name="_Toc232161896"/>
+      <w:bookmarkStart w:id="37" w:name="_Toc232162130"/>
+      <w:bookmarkStart w:id="38" w:name="_Toc233333676"/>
       <w:r>
         <w:rPr>
           <w:rFonts w:ascii="Times New Roman" w:eastAsia="Times New Roman" w:hAnsi="Times New Roman" w:cs="Times New Roman"/>
@@ -9851,100 +9829,100 @@
           </wp:inline>
         </w:drawing>
       </w:r>
+      <w:bookmarkEnd w:id="35"/>
+      <w:bookmarkEnd w:id="36"/>
       <w:bookmarkEnd w:id="37"/>
       <w:bookmarkEnd w:id="38"/>
+    </w:p>
+    <w:p>
+      <w:pPr>
+        <w:pStyle w:val="Caption"/>
+        <w:rPr>
+          <w:rFonts w:ascii="Times New Roman" w:hAnsi="Times New Roman" w:cs="Times New Roman"/>
+        </w:rPr>
+      </w:pPr>
+      <w:bookmarkStart w:id="39" w:name="_Toc233333835"/>
+      <w:r>
+        <w:rPr>
+          <w:rFonts w:ascii="Times New Roman" w:hAnsi="Times New Roman" w:cs="Times New Roman"/>
+        </w:rPr>
+        <w:t xml:space="preserve">Figure </w:t>
+      </w:r>
+      <w:r>
+        <w:rPr>
+          <w:rFonts w:ascii="Times New Roman" w:hAnsi="Times New Roman" w:cs="Times New Roman"/>
+        </w:rPr>
+        <w:fldChar w:fldCharType="begin"/>
+      </w:r>
+      <w:r>
+        <w:rPr>
+          <w:rFonts w:ascii="Times New Roman" w:hAnsi="Times New Roman" w:cs="Times New Roman"/>
+        </w:rPr>
+        <w:instrText xml:space="preserve"> STYLEREF 1 \s </w:instrText>
+      </w:r>
+      <w:r>
+        <w:rPr>
+          <w:rFonts w:ascii="Times New Roman" w:hAnsi="Times New Roman" w:cs="Times New Roman"/>
+        </w:rPr>
+        <w:fldChar w:fldCharType="separate"/>
+      </w:r>
+      <w:r>
+        <w:rPr>
+          <w:rFonts w:ascii="Times New Roman" w:hAnsi="Times New Roman" w:cs="Times New Roman"/>
+          <w:noProof/>
+        </w:rPr>
+        <w:t>0</w:t>
+      </w:r>
+      <w:r>
+        <w:rPr>
+          <w:rFonts w:ascii="Times New Roman" w:hAnsi="Times New Roman" w:cs="Times New Roman"/>
+        </w:rPr>
+        <w:fldChar w:fldCharType="end"/>
+      </w:r>
+      <w:r>
+        <w:rPr>
+          <w:rFonts w:ascii="Times New Roman" w:hAnsi="Times New Roman" w:cs="Times New Roman"/>
+        </w:rPr>
+        <w:noBreakHyphen/>
+      </w:r>
+      <w:r>
+        <w:rPr>
+          <w:rFonts w:ascii="Times New Roman" w:hAnsi="Times New Roman" w:cs="Times New Roman"/>
+        </w:rPr>
+        <w:fldChar w:fldCharType="begin"/>
+      </w:r>
+      <w:r>
+        <w:rPr>
+          <w:rFonts w:ascii="Times New Roman" w:hAnsi="Times New Roman" w:cs="Times New Roman"/>
+        </w:rPr>
+        <w:instrText xml:space="preserve"> SEQ Figure \* ARABIC \s 1 </w:instrText>
+      </w:r>
+      <w:r>
+        <w:rPr>
+          <w:rFonts w:ascii="Times New Roman" w:hAnsi="Times New Roman" w:cs="Times New Roman"/>
+        </w:rPr>
+        <w:fldChar w:fldCharType="separate"/>
+      </w:r>
+      <w:r>
+        <w:rPr>
+          <w:rFonts w:ascii="Times New Roman" w:hAnsi="Times New Roman" w:cs="Times New Roman"/>
+          <w:noProof/>
+        </w:rPr>
+        <w:t>3</w:t>
+      </w:r>
+      <w:r>
+        <w:rPr>
+          <w:rFonts w:ascii="Times New Roman" w:hAnsi="Times New Roman" w:cs="Times New Roman"/>
+        </w:rPr>
+        <w:fldChar w:fldCharType="end"/>
+      </w:r>
+      <w:r>
+        <w:rPr>
+          <w:rFonts w:ascii="Times New Roman" w:hAnsi="Times New Roman" w:cs="Times New Roman"/>
+        </w:rPr>
+        <w:t>:Users Order View</w:t>
+      </w:r>
       <w:bookmarkEnd w:id="39"/>
-      <w:bookmarkEnd w:id="40"/>
-    </w:p>
-    <w:p>
-      <w:pPr>
-        <w:pStyle w:val="Caption"/>
-        <w:rPr>
-          <w:rFonts w:ascii="Times New Roman" w:hAnsi="Times New Roman" w:cs="Times New Roman"/>
-        </w:rPr>
-      </w:pPr>
-      <w:bookmarkStart w:id="41" w:name="_Toc233333835"/>
-      <w:r>
-        <w:rPr>
-          <w:rFonts w:ascii="Times New Roman" w:hAnsi="Times New Roman" w:cs="Times New Roman"/>
-        </w:rPr>
-        <w:t xml:space="preserve">Figure </w:t>
-      </w:r>
-      <w:r>
-        <w:rPr>
-          <w:rFonts w:ascii="Times New Roman" w:hAnsi="Times New Roman" w:cs="Times New Roman"/>
-        </w:rPr>
-        <w:fldChar w:fldCharType="begin"/>
-      </w:r>
-      <w:r>
-        <w:rPr>
-          <w:rFonts w:ascii="Times New Roman" w:hAnsi="Times New Roman" w:cs="Times New Roman"/>
-        </w:rPr>
-        <w:instrText xml:space="preserve"> STYLEREF 1 \s </w:instrText>
-      </w:r>
-      <w:r>
-        <w:rPr>
-          <w:rFonts w:ascii="Times New Roman" w:hAnsi="Times New Roman" w:cs="Times New Roman"/>
-        </w:rPr>
-        <w:fldChar w:fldCharType="separate"/>
-      </w:r>
-      <w:r>
-        <w:rPr>
-          <w:rFonts w:ascii="Times New Roman" w:hAnsi="Times New Roman" w:cs="Times New Roman"/>
-          <w:noProof/>
-        </w:rPr>
-        <w:t>0</w:t>
-      </w:r>
-      <w:r>
-        <w:rPr>
-          <w:rFonts w:ascii="Times New Roman" w:hAnsi="Times New Roman" w:cs="Times New Roman"/>
-        </w:rPr>
-        <w:fldChar w:fldCharType="end"/>
-      </w:r>
-      <w:r>
-        <w:rPr>
-          <w:rFonts w:ascii="Times New Roman" w:hAnsi="Times New Roman" w:cs="Times New Roman"/>
-        </w:rPr>
-        <w:noBreakHyphen/>
-      </w:r>
-      <w:r>
-        <w:rPr>
-          <w:rFonts w:ascii="Times New Roman" w:hAnsi="Times New Roman" w:cs="Times New Roman"/>
-        </w:rPr>
-        <w:fldChar w:fldCharType="begin"/>
-      </w:r>
-      <w:r>
-        <w:rPr>
-          <w:rFonts w:ascii="Times New Roman" w:hAnsi="Times New Roman" w:cs="Times New Roman"/>
-        </w:rPr>
-        <w:instrText xml:space="preserve"> SEQ Figure \* ARABIC \s 1 </w:instrText>
-      </w:r>
-      <w:r>
-        <w:rPr>
-          <w:rFonts w:ascii="Times New Roman" w:hAnsi="Times New Roman" w:cs="Times New Roman"/>
-        </w:rPr>
-        <w:fldChar w:fldCharType="separate"/>
-      </w:r>
-      <w:r>
-        <w:rPr>
-          <w:rFonts w:ascii="Times New Roman" w:hAnsi="Times New Roman" w:cs="Times New Roman"/>
-          <w:noProof/>
-        </w:rPr>
-        <w:t>3</w:t>
-      </w:r>
-      <w:r>
-        <w:rPr>
-          <w:rFonts w:ascii="Times New Roman" w:hAnsi="Times New Roman" w:cs="Times New Roman"/>
-        </w:rPr>
-        <w:fldChar w:fldCharType="end"/>
-      </w:r>
-      <w:r>
-        <w:rPr>
-          <w:rFonts w:ascii="Times New Roman" w:hAnsi="Times New Roman" w:cs="Times New Roman"/>
-        </w:rPr>
-        <w:t>:Users Order View</w:t>
-      </w:r>
-      <w:bookmarkEnd w:id="41"/>
       <w:r>
         <w:rPr>
           <w:rFonts w:ascii="Times New Roman" w:eastAsia="Times New Roman" w:hAnsi="Times New Roman" w:cs="Times New Roman"/>
@@ -10018,7 +9996,7 @@
           <w:rFonts w:ascii="Times New Roman" w:hAnsi="Times New Roman" w:cs="Times New Roman"/>
         </w:rPr>
       </w:pPr>
-      <w:bookmarkStart w:id="42" w:name="_Toc233333836"/>
+      <w:bookmarkStart w:id="40" w:name="_Toc233333836"/>
       <w:r>
         <w:rPr>
           <w:rFonts w:ascii="Times New Roman" w:hAnsi="Times New Roman" w:cs="Times New Roman"/>
@@ -10099,7 +10077,7 @@
         </w:rPr>
         <w:t>:Login Page Design process</w:t>
       </w:r>
-      <w:bookmarkEnd w:id="42"/>
+      <w:bookmarkEnd w:id="40"/>
     </w:p>
     <w:p>
       <w:pPr>
@@ -10171,7 +10149,7 @@
           <w:rFonts w:ascii="Times New Roman" w:hAnsi="Times New Roman" w:cs="Times New Roman"/>
         </w:rPr>
       </w:pPr>
-      <w:bookmarkStart w:id="43" w:name="_Toc233333837"/>
+      <w:bookmarkStart w:id="41" w:name="_Toc233333837"/>
       <w:r>
         <w:rPr>
           <w:rFonts w:ascii="Times New Roman" w:hAnsi="Times New Roman" w:cs="Times New Roman"/>
@@ -10252,7 +10230,7 @@
         </w:rPr>
         <w:t>:Login Page Figma Design</w:t>
       </w:r>
-      <w:bookmarkEnd w:id="43"/>
+      <w:bookmarkEnd w:id="41"/>
     </w:p>
     <w:p>
       <w:pPr>
@@ -10444,7 +10422,7 @@
           <w:szCs w:val="24"/>
         </w:rPr>
       </w:pPr>
-      <w:bookmarkStart w:id="44" w:name="_Toc233333677"/>
+      <w:bookmarkStart w:id="42" w:name="_Toc233333677"/>
       <w:r>
         <w:rPr>
           <w:rFonts w:ascii="Times New Roman" w:eastAsia="Times New Roman" w:hAnsi="Times New Roman" w:cs="Times New Roman"/>
@@ -10546,7 +10524,7 @@
         </w:rPr>
         <w:t>. I’ve experienced multiple errors while translating the Figma design to code,currently working with a mockup.</w:t>
       </w:r>
-      <w:bookmarkEnd w:id="44"/>
+      <w:bookmarkEnd w:id="42"/>
       <w:r>
         <w:rPr>
           <w:rFonts w:ascii="Times New Roman" w:eastAsia="Times New Roman" w:hAnsi="Times New Roman" w:cs="Times New Roman"/>
@@ -10587,7 +10565,7 @@
           <w:u w:val="single"/>
         </w:rPr>
       </w:pPr>
-      <w:bookmarkStart w:id="45" w:name="_Toc233333678"/>
+      <w:bookmarkStart w:id="43" w:name="_Toc233333678"/>
       <w:r>
         <w:rPr>
           <w:rFonts w:ascii="Times New Roman" w:eastAsia="Times New Roman" w:hAnsi="Times New Roman" w:cs="Times New Roman"/>
@@ -10610,7 +10588,7 @@
         </w:rPr>
         <w:t>Basics</w:t>
       </w:r>
-      <w:bookmarkEnd w:id="45"/>
+      <w:bookmarkEnd w:id="43"/>
     </w:p>
     <w:p>
       <w:pPr>
@@ -10624,7 +10602,7 @@
           <w:u w:val="single"/>
         </w:rPr>
       </w:pPr>
-      <w:bookmarkStart w:id="46" w:name="_Toc233333679"/>
+      <w:bookmarkStart w:id="44" w:name="_Toc233333679"/>
       <w:r>
         <w:rPr>
           <w:rFonts w:ascii="Times New Roman" w:eastAsia="Times New Roman" w:hAnsi="Times New Roman" w:cs="Times New Roman"/>
@@ -10669,7 +10647,7 @@
         </w:rPr>
         <w:t>eraction and Backend Foundation</w:t>
       </w:r>
-      <w:bookmarkEnd w:id="46"/>
+      <w:bookmarkEnd w:id="44"/>
     </w:p>
     <w:p>
       <w:pPr>
@@ -10680,11 +10658,11 @@
           <w:rFonts w:ascii="Times New Roman" w:hAnsi="Times New Roman" w:cs="Times New Roman"/>
         </w:rPr>
       </w:pPr>
-      <w:bookmarkStart w:id="47" w:name="_Toc231513270"/>
-      <w:bookmarkStart w:id="48" w:name="_Toc231513619"/>
-      <w:bookmarkStart w:id="49" w:name="_Toc232161900"/>
-      <w:bookmarkStart w:id="50" w:name="_Toc232162134"/>
-      <w:bookmarkStart w:id="51" w:name="_Toc233333680"/>
+      <w:bookmarkStart w:id="45" w:name="_Toc231513270"/>
+      <w:bookmarkStart w:id="46" w:name="_Toc231513619"/>
+      <w:bookmarkStart w:id="47" w:name="_Toc232161900"/>
+      <w:bookmarkStart w:id="48" w:name="_Toc232162134"/>
+      <w:bookmarkStart w:id="49" w:name="_Toc233333680"/>
       <w:r>
         <w:rPr>
           <w:rFonts w:ascii="Times New Roman" w:eastAsia="Times New Roman" w:hAnsi="Times New Roman" w:cs="Times New Roman"/>
@@ -10730,11 +10708,11 @@
           </wp:inline>
         </w:drawing>
       </w:r>
+      <w:bookmarkEnd w:id="45"/>
+      <w:bookmarkEnd w:id="46"/>
       <w:bookmarkEnd w:id="47"/>
       <w:bookmarkEnd w:id="48"/>
       <w:bookmarkEnd w:id="49"/>
-      <w:bookmarkEnd w:id="50"/>
-      <w:bookmarkEnd w:id="51"/>
     </w:p>
     <w:p>
       <w:pPr>
@@ -10747,7 +10725,7 @@
           <w:szCs w:val="36"/>
         </w:rPr>
       </w:pPr>
-      <w:bookmarkStart w:id="52" w:name="_Toc233333838"/>
+      <w:bookmarkStart w:id="50" w:name="_Toc233333838"/>
       <w:r>
         <w:rPr>
           <w:rFonts w:ascii="Times New Roman" w:hAnsi="Times New Roman" w:cs="Times New Roman"/>
@@ -10828,7 +10806,7 @@
         </w:rPr>
         <w:t>:JavaScript Form Validation</w:t>
       </w:r>
-      <w:bookmarkEnd w:id="52"/>
+      <w:bookmarkEnd w:id="50"/>
     </w:p>
     <w:p>
       <w:pPr>
@@ -10906,7 +10884,7 @@
           <w:rFonts w:ascii="Times New Roman" w:hAnsi="Times New Roman" w:cs="Times New Roman"/>
         </w:rPr>
       </w:pPr>
-      <w:bookmarkStart w:id="53" w:name="_Toc233333839"/>
+      <w:bookmarkStart w:id="51" w:name="_Toc233333839"/>
       <w:r>
         <w:rPr>
           <w:rFonts w:ascii="Times New Roman" w:hAnsi="Times New Roman" w:cs="Times New Roman"/>
@@ -10993,7 +10971,7 @@
         </w:rPr>
         <w:t>validation.</w:t>
       </w:r>
-      <w:bookmarkEnd w:id="53"/>
+      <w:bookmarkEnd w:id="51"/>
     </w:p>
     <w:p>
       <w:pPr>
@@ -11051,11 +11029,11 @@
         </w:rPr>
         <w:br/>
       </w:r>
-      <w:bookmarkStart w:id="54" w:name="_Toc231513271"/>
-      <w:bookmarkStart w:id="55" w:name="_Toc231513620"/>
-      <w:bookmarkStart w:id="56" w:name="_Toc232161901"/>
-      <w:bookmarkStart w:id="57" w:name="_Toc232162135"/>
-      <w:bookmarkStart w:id="58" w:name="_Toc233333681"/>
+      <w:bookmarkStart w:id="52" w:name="_Toc231513271"/>
+      <w:bookmarkStart w:id="53" w:name="_Toc231513620"/>
+      <w:bookmarkStart w:id="54" w:name="_Toc232161901"/>
+      <w:bookmarkStart w:id="55" w:name="_Toc232162135"/>
+      <w:bookmarkStart w:id="56" w:name="_Toc233333681"/>
       <w:r>
         <w:rPr>
           <w:rFonts w:ascii="Times New Roman" w:eastAsia="Times New Roman" w:hAnsi="Times New Roman" w:cs="Times New Roman"/>
@@ -11101,101 +11079,101 @@
           </wp:inline>
         </w:drawing>
       </w:r>
+      <w:bookmarkEnd w:id="52"/>
+      <w:bookmarkEnd w:id="53"/>
       <w:bookmarkEnd w:id="54"/>
       <w:bookmarkEnd w:id="55"/>
       <w:bookmarkEnd w:id="56"/>
+    </w:p>
+    <w:p>
+      <w:pPr>
+        <w:pStyle w:val="Caption"/>
+        <w:rPr>
+          <w:rFonts w:ascii="Times New Roman" w:hAnsi="Times New Roman" w:cs="Times New Roman"/>
+        </w:rPr>
+      </w:pPr>
+      <w:bookmarkStart w:id="57" w:name="_Toc233333840"/>
+      <w:r>
+        <w:rPr>
+          <w:rFonts w:ascii="Times New Roman" w:hAnsi="Times New Roman" w:cs="Times New Roman"/>
+        </w:rPr>
+        <w:t xml:space="preserve">Figure </w:t>
+      </w:r>
+      <w:r>
+        <w:rPr>
+          <w:rFonts w:ascii="Times New Roman" w:hAnsi="Times New Roman" w:cs="Times New Roman"/>
+        </w:rPr>
+        <w:fldChar w:fldCharType="begin"/>
+      </w:r>
+      <w:r>
+        <w:rPr>
+          <w:rFonts w:ascii="Times New Roman" w:hAnsi="Times New Roman" w:cs="Times New Roman"/>
+        </w:rPr>
+        <w:instrText xml:space="preserve"> STYLEREF 1 \s </w:instrText>
+      </w:r>
+      <w:r>
+        <w:rPr>
+          <w:rFonts w:ascii="Times New Roman" w:hAnsi="Times New Roman" w:cs="Times New Roman"/>
+        </w:rPr>
+        <w:fldChar w:fldCharType="separate"/>
+      </w:r>
+      <w:r>
+        <w:rPr>
+          <w:rFonts w:ascii="Times New Roman" w:hAnsi="Times New Roman" w:cs="Times New Roman"/>
+          <w:noProof/>
+        </w:rPr>
+        <w:t>0</w:t>
+      </w:r>
+      <w:r>
+        <w:rPr>
+          <w:rFonts w:ascii="Times New Roman" w:hAnsi="Times New Roman" w:cs="Times New Roman"/>
+        </w:rPr>
+        <w:fldChar w:fldCharType="end"/>
+      </w:r>
+      <w:r>
+        <w:rPr>
+          <w:rFonts w:ascii="Times New Roman" w:hAnsi="Times New Roman" w:cs="Times New Roman"/>
+        </w:rPr>
+        <w:noBreakHyphen/>
+      </w:r>
+      <w:r>
+        <w:rPr>
+          <w:rFonts w:ascii="Times New Roman" w:hAnsi="Times New Roman" w:cs="Times New Roman"/>
+        </w:rPr>
+        <w:fldChar w:fldCharType="begin"/>
+      </w:r>
+      <w:r>
+        <w:rPr>
+          <w:rFonts w:ascii="Times New Roman" w:hAnsi="Times New Roman" w:cs="Times New Roman"/>
+        </w:rPr>
+        <w:instrText xml:space="preserve"> SEQ Figure \* ARABIC \s 1 </w:instrText>
+      </w:r>
+      <w:r>
+        <w:rPr>
+          <w:rFonts w:ascii="Times New Roman" w:hAnsi="Times New Roman" w:cs="Times New Roman"/>
+        </w:rPr>
+        <w:fldChar w:fldCharType="separate"/>
+      </w:r>
+      <w:r>
+        <w:rPr>
+          <w:rFonts w:ascii="Times New Roman" w:hAnsi="Times New Roman" w:cs="Times New Roman"/>
+          <w:noProof/>
+        </w:rPr>
+        <w:t>3</w:t>
+      </w:r>
+      <w:r>
+        <w:rPr>
+          <w:rFonts w:ascii="Times New Roman" w:hAnsi="Times New Roman" w:cs="Times New Roman"/>
+        </w:rPr>
+        <w:fldChar w:fldCharType="end"/>
+      </w:r>
+      <w:r>
+        <w:rPr>
+          <w:rFonts w:ascii="Times New Roman" w:hAnsi="Times New Roman" w:cs="Times New Roman"/>
+        </w:rPr>
+        <w:t>:Password checker code</w:t>
+      </w:r>
       <w:bookmarkEnd w:id="57"/>
-      <w:bookmarkEnd w:id="58"/>
-    </w:p>
-    <w:p>
-      <w:pPr>
-        <w:pStyle w:val="Caption"/>
-        <w:rPr>
-          <w:rFonts w:ascii="Times New Roman" w:hAnsi="Times New Roman" w:cs="Times New Roman"/>
-        </w:rPr>
-      </w:pPr>
-      <w:bookmarkStart w:id="59" w:name="_Toc233333840"/>
-      <w:r>
-        <w:rPr>
-          <w:rFonts w:ascii="Times New Roman" w:hAnsi="Times New Roman" w:cs="Times New Roman"/>
-        </w:rPr>
-        <w:t xml:space="preserve">Figure </w:t>
-      </w:r>
-      <w:r>
-        <w:rPr>
-          <w:rFonts w:ascii="Times New Roman" w:hAnsi="Times New Roman" w:cs="Times New Roman"/>
-        </w:rPr>
-        <w:fldChar w:fldCharType="begin"/>
-      </w:r>
-      <w:r>
-        <w:rPr>
-          <w:rFonts w:ascii="Times New Roman" w:hAnsi="Times New Roman" w:cs="Times New Roman"/>
-        </w:rPr>
-        <w:instrText xml:space="preserve"> STYLEREF 1 \s </w:instrText>
-      </w:r>
-      <w:r>
-        <w:rPr>
-          <w:rFonts w:ascii="Times New Roman" w:hAnsi="Times New Roman" w:cs="Times New Roman"/>
-        </w:rPr>
-        <w:fldChar w:fldCharType="separate"/>
-      </w:r>
-      <w:r>
-        <w:rPr>
-          <w:rFonts w:ascii="Times New Roman" w:hAnsi="Times New Roman" w:cs="Times New Roman"/>
-          <w:noProof/>
-        </w:rPr>
-        <w:t>0</w:t>
-      </w:r>
-      <w:r>
-        <w:rPr>
-          <w:rFonts w:ascii="Times New Roman" w:hAnsi="Times New Roman" w:cs="Times New Roman"/>
-        </w:rPr>
-        <w:fldChar w:fldCharType="end"/>
-      </w:r>
-      <w:r>
-        <w:rPr>
-          <w:rFonts w:ascii="Times New Roman" w:hAnsi="Times New Roman" w:cs="Times New Roman"/>
-        </w:rPr>
-        <w:noBreakHyphen/>
-      </w:r>
-      <w:r>
-        <w:rPr>
-          <w:rFonts w:ascii="Times New Roman" w:hAnsi="Times New Roman" w:cs="Times New Roman"/>
-        </w:rPr>
-        <w:fldChar w:fldCharType="begin"/>
-      </w:r>
-      <w:r>
-        <w:rPr>
-          <w:rFonts w:ascii="Times New Roman" w:hAnsi="Times New Roman" w:cs="Times New Roman"/>
-        </w:rPr>
-        <w:instrText xml:space="preserve"> SEQ Figure \* ARABIC \s 1 </w:instrText>
-      </w:r>
-      <w:r>
-        <w:rPr>
-          <w:rFonts w:ascii="Times New Roman" w:hAnsi="Times New Roman" w:cs="Times New Roman"/>
-        </w:rPr>
-        <w:fldChar w:fldCharType="separate"/>
-      </w:r>
-      <w:r>
-        <w:rPr>
-          <w:rFonts w:ascii="Times New Roman" w:hAnsi="Times New Roman" w:cs="Times New Roman"/>
-          <w:noProof/>
-        </w:rPr>
-        <w:t>3</w:t>
-      </w:r>
-      <w:r>
-        <w:rPr>
-          <w:rFonts w:ascii="Times New Roman" w:hAnsi="Times New Roman" w:cs="Times New Roman"/>
-        </w:rPr>
-        <w:fldChar w:fldCharType="end"/>
-      </w:r>
-      <w:r>
-        <w:rPr>
-          <w:rFonts w:ascii="Times New Roman" w:hAnsi="Times New Roman" w:cs="Times New Roman"/>
-        </w:rPr>
-        <w:t>:Password checker code</w:t>
-      </w:r>
-      <w:bookmarkEnd w:id="59"/>
     </w:p>
     <w:p>
       <w:pPr>
@@ -11217,11 +11195,11 @@
         <w:lastRenderedPageBreak/>
         <w:br/>
       </w:r>
-      <w:bookmarkStart w:id="60" w:name="_Toc231513272"/>
-      <w:bookmarkStart w:id="61" w:name="_Toc231513621"/>
-      <w:bookmarkStart w:id="62" w:name="_Toc232161902"/>
-      <w:bookmarkStart w:id="63" w:name="_Toc232162136"/>
-      <w:bookmarkStart w:id="64" w:name="_Toc233333682"/>
+      <w:bookmarkStart w:id="58" w:name="_Toc231513272"/>
+      <w:bookmarkStart w:id="59" w:name="_Toc231513621"/>
+      <w:bookmarkStart w:id="60" w:name="_Toc232161902"/>
+      <w:bookmarkStart w:id="61" w:name="_Toc232162136"/>
+      <w:bookmarkStart w:id="62" w:name="_Toc233333682"/>
       <w:r>
         <w:rPr>
           <w:rFonts w:ascii="Times New Roman" w:eastAsia="Times New Roman" w:hAnsi="Times New Roman" w:cs="Times New Roman"/>
@@ -11267,101 +11245,101 @@
           </wp:inline>
         </w:drawing>
       </w:r>
+      <w:bookmarkEnd w:id="58"/>
+      <w:bookmarkEnd w:id="59"/>
       <w:bookmarkEnd w:id="60"/>
       <w:bookmarkEnd w:id="61"/>
       <w:bookmarkEnd w:id="62"/>
+    </w:p>
+    <w:p>
+      <w:pPr>
+        <w:pStyle w:val="Caption"/>
+        <w:rPr>
+          <w:rFonts w:ascii="Times New Roman" w:hAnsi="Times New Roman" w:cs="Times New Roman"/>
+        </w:rPr>
+      </w:pPr>
+      <w:bookmarkStart w:id="63" w:name="_Toc233333841"/>
+      <w:r>
+        <w:rPr>
+          <w:rFonts w:ascii="Times New Roman" w:hAnsi="Times New Roman" w:cs="Times New Roman"/>
+        </w:rPr>
+        <w:t xml:space="preserve">Figure </w:t>
+      </w:r>
+      <w:r>
+        <w:rPr>
+          <w:rFonts w:ascii="Times New Roman" w:hAnsi="Times New Roman" w:cs="Times New Roman"/>
+        </w:rPr>
+        <w:fldChar w:fldCharType="begin"/>
+      </w:r>
+      <w:r>
+        <w:rPr>
+          <w:rFonts w:ascii="Times New Roman" w:hAnsi="Times New Roman" w:cs="Times New Roman"/>
+        </w:rPr>
+        <w:instrText xml:space="preserve"> STYLEREF 1 \s </w:instrText>
+      </w:r>
+      <w:r>
+        <w:rPr>
+          <w:rFonts w:ascii="Times New Roman" w:hAnsi="Times New Roman" w:cs="Times New Roman"/>
+        </w:rPr>
+        <w:fldChar w:fldCharType="separate"/>
+      </w:r>
+      <w:r>
+        <w:rPr>
+          <w:rFonts w:ascii="Times New Roman" w:hAnsi="Times New Roman" w:cs="Times New Roman"/>
+          <w:noProof/>
+        </w:rPr>
+        <w:t>0</w:t>
+      </w:r>
+      <w:r>
+        <w:rPr>
+          <w:rFonts w:ascii="Times New Roman" w:hAnsi="Times New Roman" w:cs="Times New Roman"/>
+        </w:rPr>
+        <w:fldChar w:fldCharType="end"/>
+      </w:r>
+      <w:r>
+        <w:rPr>
+          <w:rFonts w:ascii="Times New Roman" w:hAnsi="Times New Roman" w:cs="Times New Roman"/>
+        </w:rPr>
+        <w:noBreakHyphen/>
+      </w:r>
+      <w:r>
+        <w:rPr>
+          <w:rFonts w:ascii="Times New Roman" w:hAnsi="Times New Roman" w:cs="Times New Roman"/>
+        </w:rPr>
+        <w:fldChar w:fldCharType="begin"/>
+      </w:r>
+      <w:r>
+        <w:rPr>
+          <w:rFonts w:ascii="Times New Roman" w:hAnsi="Times New Roman" w:cs="Times New Roman"/>
+        </w:rPr>
+        <w:instrText xml:space="preserve"> SEQ Figure \* ARABIC \s 1 </w:instrText>
+      </w:r>
+      <w:r>
+        <w:rPr>
+          <w:rFonts w:ascii="Times New Roman" w:hAnsi="Times New Roman" w:cs="Times New Roman"/>
+        </w:rPr>
+        <w:fldChar w:fldCharType="separate"/>
+      </w:r>
+      <w:r>
+        <w:rPr>
+          <w:rFonts w:ascii="Times New Roman" w:hAnsi="Times New Roman" w:cs="Times New Roman"/>
+          <w:noProof/>
+        </w:rPr>
+        <w:t>4</w:t>
+      </w:r>
+      <w:r>
+        <w:rPr>
+          <w:rFonts w:ascii="Times New Roman" w:hAnsi="Times New Roman" w:cs="Times New Roman"/>
+        </w:rPr>
+        <w:fldChar w:fldCharType="end"/>
+      </w:r>
+      <w:r>
+        <w:rPr>
+          <w:rFonts w:ascii="Times New Roman" w:hAnsi="Times New Roman" w:cs="Times New Roman"/>
+        </w:rPr>
+        <w:t>:Successful login</w:t>
+      </w:r>
       <w:bookmarkEnd w:id="63"/>
-      <w:bookmarkEnd w:id="64"/>
-    </w:p>
-    <w:p>
-      <w:pPr>
-        <w:pStyle w:val="Caption"/>
-        <w:rPr>
-          <w:rFonts w:ascii="Times New Roman" w:hAnsi="Times New Roman" w:cs="Times New Roman"/>
-        </w:rPr>
-      </w:pPr>
-      <w:bookmarkStart w:id="65" w:name="_Toc233333841"/>
-      <w:r>
-        <w:rPr>
-          <w:rFonts w:ascii="Times New Roman" w:hAnsi="Times New Roman" w:cs="Times New Roman"/>
-        </w:rPr>
-        <w:t xml:space="preserve">Figure </w:t>
-      </w:r>
-      <w:r>
-        <w:rPr>
-          <w:rFonts w:ascii="Times New Roman" w:hAnsi="Times New Roman" w:cs="Times New Roman"/>
-        </w:rPr>
-        <w:fldChar w:fldCharType="begin"/>
-      </w:r>
-      <w:r>
-        <w:rPr>
-          <w:rFonts w:ascii="Times New Roman" w:hAnsi="Times New Roman" w:cs="Times New Roman"/>
-        </w:rPr>
-        <w:instrText xml:space="preserve"> STYLEREF 1 \s </w:instrText>
-      </w:r>
-      <w:r>
-        <w:rPr>
-          <w:rFonts w:ascii="Times New Roman" w:hAnsi="Times New Roman" w:cs="Times New Roman"/>
-        </w:rPr>
-        <w:fldChar w:fldCharType="separate"/>
-      </w:r>
-      <w:r>
-        <w:rPr>
-          <w:rFonts w:ascii="Times New Roman" w:hAnsi="Times New Roman" w:cs="Times New Roman"/>
-          <w:noProof/>
-        </w:rPr>
-        <w:t>0</w:t>
-      </w:r>
-      <w:r>
-        <w:rPr>
-          <w:rFonts w:ascii="Times New Roman" w:hAnsi="Times New Roman" w:cs="Times New Roman"/>
-        </w:rPr>
-        <w:fldChar w:fldCharType="end"/>
-      </w:r>
-      <w:r>
-        <w:rPr>
-          <w:rFonts w:ascii="Times New Roman" w:hAnsi="Times New Roman" w:cs="Times New Roman"/>
-        </w:rPr>
-        <w:noBreakHyphen/>
-      </w:r>
-      <w:r>
-        <w:rPr>
-          <w:rFonts w:ascii="Times New Roman" w:hAnsi="Times New Roman" w:cs="Times New Roman"/>
-        </w:rPr>
-        <w:fldChar w:fldCharType="begin"/>
-      </w:r>
-      <w:r>
-        <w:rPr>
-          <w:rFonts w:ascii="Times New Roman" w:hAnsi="Times New Roman" w:cs="Times New Roman"/>
-        </w:rPr>
-        <w:instrText xml:space="preserve"> SEQ Figure \* ARABIC \s 1 </w:instrText>
-      </w:r>
-      <w:r>
-        <w:rPr>
-          <w:rFonts w:ascii="Times New Roman" w:hAnsi="Times New Roman" w:cs="Times New Roman"/>
-        </w:rPr>
-        <w:fldChar w:fldCharType="separate"/>
-      </w:r>
-      <w:r>
-        <w:rPr>
-          <w:rFonts w:ascii="Times New Roman" w:hAnsi="Times New Roman" w:cs="Times New Roman"/>
-          <w:noProof/>
-        </w:rPr>
-        <w:t>4</w:t>
-      </w:r>
-      <w:r>
-        <w:rPr>
-          <w:rFonts w:ascii="Times New Roman" w:hAnsi="Times New Roman" w:cs="Times New Roman"/>
-        </w:rPr>
-        <w:fldChar w:fldCharType="end"/>
-      </w:r>
-      <w:r>
-        <w:rPr>
-          <w:rFonts w:ascii="Times New Roman" w:hAnsi="Times New Roman" w:cs="Times New Roman"/>
-        </w:rPr>
-        <w:t>:Successful login</w:t>
-      </w:r>
-      <w:bookmarkEnd w:id="65"/>
     </w:p>
     <w:p>
       <w:pPr>
@@ -11372,11 +11350,11 @@
           <w:rFonts w:ascii="Times New Roman" w:hAnsi="Times New Roman" w:cs="Times New Roman"/>
         </w:rPr>
       </w:pPr>
-      <w:bookmarkStart w:id="66" w:name="_Toc231513273"/>
-      <w:bookmarkStart w:id="67" w:name="_Toc231513622"/>
-      <w:bookmarkStart w:id="68" w:name="_Toc232161903"/>
-      <w:bookmarkStart w:id="69" w:name="_Toc232162137"/>
-      <w:bookmarkStart w:id="70" w:name="_Toc233333683"/>
+      <w:bookmarkStart w:id="64" w:name="_Toc231513273"/>
+      <w:bookmarkStart w:id="65" w:name="_Toc231513622"/>
+      <w:bookmarkStart w:id="66" w:name="_Toc232161903"/>
+      <w:bookmarkStart w:id="67" w:name="_Toc232162137"/>
+      <w:bookmarkStart w:id="68" w:name="_Toc233333683"/>
       <w:r>
         <w:rPr>
           <w:rFonts w:ascii="Times New Roman" w:eastAsia="Times New Roman" w:hAnsi="Times New Roman" w:cs="Times New Roman"/>
@@ -11479,11 +11457,11 @@
           </wp:inline>
         </w:drawing>
       </w:r>
+      <w:bookmarkEnd w:id="64"/>
+      <w:bookmarkEnd w:id="65"/>
       <w:bookmarkEnd w:id="66"/>
       <w:bookmarkEnd w:id="67"/>
       <w:bookmarkEnd w:id="68"/>
-      <w:bookmarkEnd w:id="69"/>
-      <w:bookmarkEnd w:id="70"/>
     </w:p>
     <w:p>
       <w:pPr>
@@ -11496,7 +11474,7 @@
           <w:szCs w:val="27"/>
         </w:rPr>
       </w:pPr>
-      <w:bookmarkStart w:id="71" w:name="_Toc233333842"/>
+      <w:bookmarkStart w:id="69" w:name="_Toc233333842"/>
       <w:r>
         <w:rPr>
           <w:rFonts w:ascii="Times New Roman" w:hAnsi="Times New Roman" w:cs="Times New Roman"/>
@@ -11577,7 +11555,7 @@
         </w:rPr>
         <w:t>:Successful Database Connection</w:t>
       </w:r>
-      <w:bookmarkEnd w:id="71"/>
+      <w:bookmarkEnd w:id="69"/>
     </w:p>
     <w:p>
       <w:pPr>
@@ -11588,9 +11566,9 @@
           <w:rFonts w:ascii="Times New Roman" w:hAnsi="Times New Roman" w:cs="Times New Roman"/>
         </w:rPr>
       </w:pPr>
-      <w:bookmarkStart w:id="72" w:name="_Toc232161904"/>
-      <w:bookmarkStart w:id="73" w:name="_Toc232162138"/>
-      <w:bookmarkStart w:id="74" w:name="_Toc233333684"/>
+      <w:bookmarkStart w:id="70" w:name="_Toc232161904"/>
+      <w:bookmarkStart w:id="71" w:name="_Toc232162138"/>
+      <w:bookmarkStart w:id="72" w:name="_Toc233333684"/>
       <w:r>
         <w:rPr>
           <w:rFonts w:ascii="Times New Roman" w:eastAsia="Times New Roman" w:hAnsi="Times New Roman" w:cs="Times New Roman"/>
@@ -11636,9 +11614,9 @@
           </wp:inline>
         </w:drawing>
       </w:r>
+      <w:bookmarkEnd w:id="70"/>
+      <w:bookmarkEnd w:id="71"/>
       <w:bookmarkEnd w:id="72"/>
-      <w:bookmarkEnd w:id="73"/>
-      <w:bookmarkEnd w:id="74"/>
     </w:p>
     <w:p>
       <w:pPr>
@@ -11651,7 +11629,7 @@
           <w:szCs w:val="27"/>
         </w:rPr>
       </w:pPr>
-      <w:bookmarkStart w:id="75" w:name="_Toc233333843"/>
+      <w:bookmarkStart w:id="73" w:name="_Toc233333843"/>
       <w:r>
         <w:rPr>
           <w:rFonts w:ascii="Times New Roman" w:hAnsi="Times New Roman" w:cs="Times New Roman"/>
@@ -11732,7 +11710,7 @@
         </w:rPr>
         <w:t>: Successful login Into Decorum Bookshop</w:t>
       </w:r>
-      <w:bookmarkEnd w:id="75"/>
+      <w:bookmarkEnd w:id="73"/>
     </w:p>
     <w:p>
       <w:pPr>
@@ -11802,7 +11780,7 @@
           <w:rFonts w:ascii="Times New Roman" w:hAnsi="Times New Roman" w:cs="Times New Roman"/>
         </w:rPr>
       </w:pPr>
-      <w:bookmarkStart w:id="76" w:name="_Toc233333844"/>
+      <w:bookmarkStart w:id="74" w:name="_Toc233333844"/>
       <w:r>
         <w:rPr>
           <w:rFonts w:ascii="Times New Roman" w:hAnsi="Times New Roman" w:cs="Times New Roman"/>
@@ -11895,7 +11873,7 @@
         </w:rPr>
         <w:t>Hidden Sidebar</w:t>
       </w:r>
-      <w:bookmarkEnd w:id="76"/>
+      <w:bookmarkEnd w:id="74"/>
     </w:p>
     <w:p>
       <w:pPr>
@@ -12000,7 +11978,7 @@
           <w:szCs w:val="36"/>
         </w:rPr>
       </w:pPr>
-      <w:bookmarkStart w:id="77" w:name="_Toc233333685"/>
+      <w:bookmarkStart w:id="75" w:name="_Toc233333685"/>
       <w:r>
         <w:rPr>
           <w:rFonts w:ascii="Times New Roman" w:eastAsia="Times New Roman" w:hAnsi="Times New Roman" w:cs="Times New Roman"/>
@@ -12010,7 +11988,7 @@
         </w:rPr>
         <w:t>REFLECTION</w:t>
       </w:r>
-      <w:bookmarkEnd w:id="77"/>
+      <w:bookmarkEnd w:id="75"/>
     </w:p>
     <w:p>
       <w:pPr>
@@ -12188,7 +12166,7 @@
           <w:u w:val="single"/>
         </w:rPr>
       </w:pPr>
-      <w:bookmarkStart w:id="78" w:name="_Toc233333686"/>
+      <w:bookmarkStart w:id="76" w:name="_Toc233333686"/>
       <w:r>
         <w:rPr>
           <w:rFonts w:ascii="Times New Roman" w:eastAsia="Times New Roman" w:hAnsi="Times New Roman" w:cs="Times New Roman"/>
@@ -12212,7 +12190,7 @@
         </w:rPr>
         <w:t xml:space="preserve"> Server-Side Components and Backend Development Foundations</w:t>
       </w:r>
-      <w:bookmarkEnd w:id="78"/>
+      <w:bookmarkEnd w:id="76"/>
     </w:p>
     <w:p>
       <w:pPr>
@@ -12288,7 +12266,7 @@
           <w:rFonts w:ascii="Times New Roman" w:hAnsi="Times New Roman" w:cs="Times New Roman"/>
         </w:rPr>
       </w:pPr>
-      <w:bookmarkStart w:id="79" w:name="_Toc233333845"/>
+      <w:bookmarkStart w:id="77" w:name="_Toc233333845"/>
       <w:r>
         <w:rPr>
           <w:rFonts w:ascii="Times New Roman" w:hAnsi="Times New Roman" w:cs="Times New Roman"/>
@@ -12369,7 +12347,7 @@
         </w:rPr>
         <w:t>:Server-Side authentication Handling</w:t>
       </w:r>
-      <w:bookmarkEnd w:id="79"/>
+      <w:bookmarkEnd w:id="77"/>
     </w:p>
     <w:p>
       <w:pPr>
@@ -12433,7 +12411,7 @@
           <w:rFonts w:ascii="Times New Roman" w:hAnsi="Times New Roman" w:cs="Times New Roman"/>
         </w:rPr>
       </w:pPr>
-      <w:bookmarkStart w:id="80" w:name="_Toc233333846"/>
+      <w:bookmarkStart w:id="78" w:name="_Toc233333846"/>
       <w:r>
         <w:rPr>
           <w:rFonts w:ascii="Times New Roman" w:hAnsi="Times New Roman" w:cs="Times New Roman"/>
@@ -12514,7 +12492,7 @@
         </w:rPr>
         <w:t>:Account Bloced after 5 failed attempts</w:t>
       </w:r>
-      <w:bookmarkEnd w:id="80"/>
+      <w:bookmarkEnd w:id="78"/>
     </w:p>
     <w:p>
       <w:pPr>
@@ -12573,7 +12551,7 @@
           <w:rFonts w:ascii="Times New Roman" w:hAnsi="Times New Roman" w:cs="Times New Roman"/>
         </w:rPr>
       </w:pPr>
-      <w:bookmarkStart w:id="81" w:name="_Toc233333847"/>
+      <w:bookmarkStart w:id="79" w:name="_Toc233333847"/>
       <w:r>
         <w:rPr>
           <w:rFonts w:ascii="Times New Roman" w:hAnsi="Times New Roman" w:cs="Times New Roman"/>
@@ -12654,7 +12632,7 @@
         </w:rPr>
         <w:t>RBAC- Administrator Dashboard</w:t>
       </w:r>
-      <w:bookmarkEnd w:id="81"/>
+      <w:bookmarkEnd w:id="79"/>
     </w:p>
     <w:p>
       <w:pPr>
@@ -12719,7 +12697,7 @@
           <w:rFonts w:ascii="Times New Roman" w:eastAsia="Times New Roman" w:hAnsi="Times New Roman" w:cs="Times New Roman"/>
         </w:rPr>
       </w:pPr>
-      <w:bookmarkStart w:id="82" w:name="_Toc233333848"/>
+      <w:bookmarkStart w:id="80" w:name="_Toc233333848"/>
       <w:r>
         <w:rPr>
           <w:rFonts w:ascii="Times New Roman" w:hAnsi="Times New Roman" w:cs="Times New Roman"/>
@@ -12800,7 +12778,7 @@
         </w:rPr>
         <w:t>: The Managers view.</w:t>
       </w:r>
-      <w:bookmarkEnd w:id="82"/>
+      <w:bookmarkEnd w:id="80"/>
       <w:r>
         <w:rPr>
           <w:rFonts w:ascii="Times New Roman" w:eastAsia="Times New Roman" w:hAnsi="Times New Roman" w:cs="Times New Roman"/>
@@ -12833,9 +12811,9 @@
           <w:rFonts w:ascii="Times New Roman" w:hAnsi="Times New Roman" w:cs="Times New Roman"/>
         </w:rPr>
       </w:pPr>
-      <w:bookmarkStart w:id="83" w:name="_Toc232161907"/>
-      <w:bookmarkStart w:id="84" w:name="_Toc232162141"/>
-      <w:bookmarkStart w:id="85" w:name="_Toc233333687"/>
+      <w:bookmarkStart w:id="81" w:name="_Toc232161907"/>
+      <w:bookmarkStart w:id="82" w:name="_Toc232162141"/>
+      <w:bookmarkStart w:id="83" w:name="_Toc233333687"/>
       <w:r>
         <w:rPr>
           <w:rFonts w:ascii="Times New Roman" w:hAnsi="Times New Roman" w:cs="Times New Roman"/>
@@ -12878,99 +12856,99 @@
           </wp:inline>
         </w:drawing>
       </w:r>
+      <w:bookmarkEnd w:id="81"/>
+      <w:bookmarkEnd w:id="82"/>
       <w:bookmarkEnd w:id="83"/>
+    </w:p>
+    <w:p>
+      <w:pPr>
+        <w:pStyle w:val="Caption"/>
+        <w:rPr>
+          <w:rFonts w:ascii="Times New Roman" w:hAnsi="Times New Roman" w:cs="Times New Roman"/>
+        </w:rPr>
+      </w:pPr>
+      <w:bookmarkStart w:id="84" w:name="_Toc233333849"/>
+      <w:r>
+        <w:rPr>
+          <w:rFonts w:ascii="Times New Roman" w:hAnsi="Times New Roman" w:cs="Times New Roman"/>
+        </w:rPr>
+        <w:t xml:space="preserve">Figure </w:t>
+      </w:r>
+      <w:r>
+        <w:rPr>
+          <w:rFonts w:ascii="Times New Roman" w:hAnsi="Times New Roman" w:cs="Times New Roman"/>
+        </w:rPr>
+        <w:fldChar w:fldCharType="begin"/>
+      </w:r>
+      <w:r>
+        <w:rPr>
+          <w:rFonts w:ascii="Times New Roman" w:hAnsi="Times New Roman" w:cs="Times New Roman"/>
+        </w:rPr>
+        <w:instrText xml:space="preserve"> STYLEREF 1 \s </w:instrText>
+      </w:r>
+      <w:r>
+        <w:rPr>
+          <w:rFonts w:ascii="Times New Roman" w:hAnsi="Times New Roman" w:cs="Times New Roman"/>
+        </w:rPr>
+        <w:fldChar w:fldCharType="separate"/>
+      </w:r>
+      <w:r>
+        <w:rPr>
+          <w:rFonts w:ascii="Times New Roman" w:hAnsi="Times New Roman" w:cs="Times New Roman"/>
+          <w:noProof/>
+        </w:rPr>
+        <w:t>0</w:t>
+      </w:r>
+      <w:r>
+        <w:rPr>
+          <w:rFonts w:ascii="Times New Roman" w:hAnsi="Times New Roman" w:cs="Times New Roman"/>
+        </w:rPr>
+        <w:fldChar w:fldCharType="end"/>
+      </w:r>
+      <w:r>
+        <w:rPr>
+          <w:rFonts w:ascii="Times New Roman" w:hAnsi="Times New Roman" w:cs="Times New Roman"/>
+        </w:rPr>
+        <w:noBreakHyphen/>
+      </w:r>
+      <w:r>
+        <w:rPr>
+          <w:rFonts w:ascii="Times New Roman" w:hAnsi="Times New Roman" w:cs="Times New Roman"/>
+        </w:rPr>
+        <w:fldChar w:fldCharType="begin"/>
+      </w:r>
+      <w:r>
+        <w:rPr>
+          <w:rFonts w:ascii="Times New Roman" w:hAnsi="Times New Roman" w:cs="Times New Roman"/>
+        </w:rPr>
+        <w:instrText xml:space="preserve"> SEQ Figure \* ARABIC \s 1 </w:instrText>
+      </w:r>
+      <w:r>
+        <w:rPr>
+          <w:rFonts w:ascii="Times New Roman" w:hAnsi="Times New Roman" w:cs="Times New Roman"/>
+        </w:rPr>
+        <w:fldChar w:fldCharType="separate"/>
+      </w:r>
+      <w:r>
+        <w:rPr>
+          <w:rFonts w:ascii="Times New Roman" w:hAnsi="Times New Roman" w:cs="Times New Roman"/>
+          <w:noProof/>
+        </w:rPr>
+        <w:t>5</w:t>
+      </w:r>
+      <w:r>
+        <w:rPr>
+          <w:rFonts w:ascii="Times New Roman" w:hAnsi="Times New Roman" w:cs="Times New Roman"/>
+        </w:rPr>
+        <w:fldChar w:fldCharType="end"/>
+      </w:r>
+      <w:r>
+        <w:rPr>
+          <w:rFonts w:ascii="Times New Roman" w:hAnsi="Times New Roman" w:cs="Times New Roman"/>
+        </w:rPr>
+        <w:t>: Backened Database schema- Users Table</w:t>
+      </w:r>
       <w:bookmarkEnd w:id="84"/>
-      <w:bookmarkEnd w:id="85"/>
-    </w:p>
-    <w:p>
-      <w:pPr>
-        <w:pStyle w:val="Caption"/>
-        <w:rPr>
-          <w:rFonts w:ascii="Times New Roman" w:hAnsi="Times New Roman" w:cs="Times New Roman"/>
-        </w:rPr>
-      </w:pPr>
-      <w:bookmarkStart w:id="86" w:name="_Toc233333849"/>
-      <w:r>
-        <w:rPr>
-          <w:rFonts w:ascii="Times New Roman" w:hAnsi="Times New Roman" w:cs="Times New Roman"/>
-        </w:rPr>
-        <w:t xml:space="preserve">Figure </w:t>
-      </w:r>
-      <w:r>
-        <w:rPr>
-          <w:rFonts w:ascii="Times New Roman" w:hAnsi="Times New Roman" w:cs="Times New Roman"/>
-        </w:rPr>
-        <w:fldChar w:fldCharType="begin"/>
-      </w:r>
-      <w:r>
-        <w:rPr>
-          <w:rFonts w:ascii="Times New Roman" w:hAnsi="Times New Roman" w:cs="Times New Roman"/>
-        </w:rPr>
-        <w:instrText xml:space="preserve"> STYLEREF 1 \s </w:instrText>
-      </w:r>
-      <w:r>
-        <w:rPr>
-          <w:rFonts w:ascii="Times New Roman" w:hAnsi="Times New Roman" w:cs="Times New Roman"/>
-        </w:rPr>
-        <w:fldChar w:fldCharType="separate"/>
-      </w:r>
-      <w:r>
-        <w:rPr>
-          <w:rFonts w:ascii="Times New Roman" w:hAnsi="Times New Roman" w:cs="Times New Roman"/>
-          <w:noProof/>
-        </w:rPr>
-        <w:t>0</w:t>
-      </w:r>
-      <w:r>
-        <w:rPr>
-          <w:rFonts w:ascii="Times New Roman" w:hAnsi="Times New Roman" w:cs="Times New Roman"/>
-        </w:rPr>
-        <w:fldChar w:fldCharType="end"/>
-      </w:r>
-      <w:r>
-        <w:rPr>
-          <w:rFonts w:ascii="Times New Roman" w:hAnsi="Times New Roman" w:cs="Times New Roman"/>
-        </w:rPr>
-        <w:noBreakHyphen/>
-      </w:r>
-      <w:r>
-        <w:rPr>
-          <w:rFonts w:ascii="Times New Roman" w:hAnsi="Times New Roman" w:cs="Times New Roman"/>
-        </w:rPr>
-        <w:fldChar w:fldCharType="begin"/>
-      </w:r>
-      <w:r>
-        <w:rPr>
-          <w:rFonts w:ascii="Times New Roman" w:hAnsi="Times New Roman" w:cs="Times New Roman"/>
-        </w:rPr>
-        <w:instrText xml:space="preserve"> SEQ Figure \* ARABIC \s 1 </w:instrText>
-      </w:r>
-      <w:r>
-        <w:rPr>
-          <w:rFonts w:ascii="Times New Roman" w:hAnsi="Times New Roman" w:cs="Times New Roman"/>
-        </w:rPr>
-        <w:fldChar w:fldCharType="separate"/>
-      </w:r>
-      <w:r>
-        <w:rPr>
-          <w:rFonts w:ascii="Times New Roman" w:hAnsi="Times New Roman" w:cs="Times New Roman"/>
-          <w:noProof/>
-        </w:rPr>
-        <w:t>5</w:t>
-      </w:r>
-      <w:r>
-        <w:rPr>
-          <w:rFonts w:ascii="Times New Roman" w:hAnsi="Times New Roman" w:cs="Times New Roman"/>
-        </w:rPr>
-        <w:fldChar w:fldCharType="end"/>
-      </w:r>
-      <w:r>
-        <w:rPr>
-          <w:rFonts w:ascii="Times New Roman" w:hAnsi="Times New Roman" w:cs="Times New Roman"/>
-        </w:rPr>
-        <w:t>: Backened Database schema- Users Table</w:t>
-      </w:r>
-      <w:bookmarkEnd w:id="86"/>
       <w:r>
         <w:rPr>
           <w:rFonts w:ascii="Times New Roman" w:hAnsi="Times New Roman" w:cs="Times New Roman"/>
@@ -13040,7 +13018,7 @@
           <w:rFonts w:ascii="Times New Roman" w:hAnsi="Times New Roman" w:cs="Times New Roman"/>
         </w:rPr>
       </w:pPr>
-      <w:bookmarkStart w:id="87" w:name="_Toc233333850"/>
+      <w:bookmarkStart w:id="85" w:name="_Toc233333850"/>
       <w:r>
         <w:rPr>
           <w:rFonts w:ascii="Times New Roman" w:hAnsi="Times New Roman" w:cs="Times New Roman"/>
@@ -13121,7 +13099,7 @@
         </w:rPr>
         <w:t>: Backend Folder Structure</w:t>
       </w:r>
-      <w:bookmarkEnd w:id="87"/>
+      <w:bookmarkEnd w:id="85"/>
     </w:p>
     <w:p>
       <w:pPr>
@@ -13159,9 +13137,9 @@
         <w:lastRenderedPageBreak/>
         <w:br/>
       </w:r>
-      <w:bookmarkStart w:id="88" w:name="_Toc232161908"/>
-      <w:bookmarkStart w:id="89" w:name="_Toc232162142"/>
-      <w:bookmarkStart w:id="90" w:name="_Toc233333688"/>
+      <w:bookmarkStart w:id="86" w:name="_Toc232161908"/>
+      <w:bookmarkStart w:id="87" w:name="_Toc232162142"/>
+      <w:bookmarkStart w:id="88" w:name="_Toc233333688"/>
       <w:r>
         <w:rPr>
           <w:rFonts w:ascii="Times New Roman" w:hAnsi="Times New Roman" w:cs="Times New Roman"/>
@@ -13203,9 +13181,9 @@
           </wp:inline>
         </w:drawing>
       </w:r>
+      <w:bookmarkEnd w:id="86"/>
+      <w:bookmarkEnd w:id="87"/>
       <w:bookmarkEnd w:id="88"/>
-      <w:bookmarkEnd w:id="89"/>
-      <w:bookmarkEnd w:id="90"/>
     </w:p>
     <w:p>
       <w:pPr>
@@ -13217,7 +13195,7 @@
           <w:u w:val="single"/>
         </w:rPr>
       </w:pPr>
-      <w:bookmarkStart w:id="91" w:name="_Toc233333851"/>
+      <w:bookmarkStart w:id="89" w:name="_Toc233333851"/>
       <w:r>
         <w:rPr>
           <w:rFonts w:ascii="Times New Roman" w:hAnsi="Times New Roman" w:cs="Times New Roman"/>
@@ -13298,7 +13276,7 @@
         </w:rPr>
         <w:t>: Dtabase Connection Script</w:t>
       </w:r>
-      <w:bookmarkEnd w:id="91"/>
+      <w:bookmarkEnd w:id="89"/>
     </w:p>
     <w:p>
       <w:pPr>
@@ -13323,7 +13301,7 @@
           <w:u w:val="single"/>
         </w:rPr>
       </w:pPr>
-      <w:bookmarkStart w:id="92" w:name="_Toc233333689"/>
+      <w:bookmarkStart w:id="90" w:name="_Toc233333689"/>
       <w:r>
         <w:rPr>
           <w:rFonts w:ascii="Times New Roman" w:eastAsia="Times New Roman" w:hAnsi="Times New Roman" w:cs="Times New Roman"/>
@@ -13333,7 +13311,7 @@
         </w:rPr>
         <w:t>REFLECTION</w:t>
       </w:r>
-      <w:bookmarkEnd w:id="92"/>
+      <w:bookmarkEnd w:id="90"/>
     </w:p>
     <w:p>
       <w:pPr>
@@ -13349,8 +13327,8 @@
           <w:u w:val="single"/>
         </w:rPr>
       </w:pPr>
-      <w:bookmarkStart w:id="93" w:name="_Toc232162144"/>
-      <w:bookmarkStart w:id="94" w:name="_Toc233333690"/>
+      <w:bookmarkStart w:id="91" w:name="_Toc232162144"/>
+      <w:bookmarkStart w:id="92" w:name="_Toc233333690"/>
       <w:r>
         <w:rPr>
           <w:rFonts w:ascii="Times New Roman" w:eastAsia="Times New Roman" w:hAnsi="Times New Roman" w:cs="Times New Roman"/>
@@ -13372,8 +13350,8 @@
         </w:rPr>
         <w:t>ing the platform more secure with less effort . I’ve learnt that it is Database agnostic , yet to prove but may test the feature in the future. Worked with a try-catch block in db_connect.php to connect to the database. It is well suited to handle exceptions that If…Else statement.</w:t>
       </w:r>
-      <w:bookmarkEnd w:id="93"/>
-      <w:bookmarkEnd w:id="94"/>
+      <w:bookmarkEnd w:id="91"/>
+      <w:bookmarkEnd w:id="92"/>
       <w:r>
         <w:rPr>
           <w:rFonts w:ascii="Times New Roman" w:eastAsia="Times New Roman" w:hAnsi="Times New Roman" w:cs="Times New Roman"/>
@@ -13439,7 +13417,7 @@
           <w:u w:val="single"/>
         </w:rPr>
       </w:pPr>
-      <w:bookmarkStart w:id="95" w:name="_Toc233333691"/>
+      <w:bookmarkStart w:id="93" w:name="_Toc233333691"/>
       <w:r>
         <w:rPr>
           <w:rFonts w:ascii="Times New Roman" w:eastAsia="Times New Roman" w:hAnsi="Times New Roman" w:cs="Times New Roman"/>
@@ -13452,7 +13430,7 @@
         <w:lastRenderedPageBreak/>
         <w:t>WEEK 5</w:t>
       </w:r>
-      <w:bookmarkEnd w:id="95"/>
+      <w:bookmarkEnd w:id="93"/>
       <w:r>
         <w:rPr>
           <w:rFonts w:ascii="Times New Roman" w:eastAsia="Times New Roman" w:hAnsi="Times New Roman" w:cs="Times New Roman"/>
@@ -13479,7 +13457,7 @@
           <w:u w:val="single"/>
         </w:rPr>
       </w:pPr>
-      <w:bookmarkStart w:id="96" w:name="_Toc233333692"/>
+      <w:bookmarkStart w:id="94" w:name="_Toc233333692"/>
       <w:r>
         <w:rPr>
           <w:rStyle w:val="Heading2Char"/>
@@ -13528,7 +13506,7 @@
         </w:rPr>
         <w:t>perations</w:t>
       </w:r>
-      <w:bookmarkEnd w:id="96"/>
+      <w:bookmarkEnd w:id="94"/>
     </w:p>
     <w:p>
       <w:pPr>
@@ -13539,8 +13517,8 @@
           <w:rFonts w:ascii="Times New Roman" w:hAnsi="Times New Roman" w:cs="Times New Roman"/>
         </w:rPr>
       </w:pPr>
-      <w:bookmarkStart w:id="97" w:name="_Toc232162147"/>
-      <w:bookmarkStart w:id="98" w:name="_Toc233333693"/>
+      <w:bookmarkStart w:id="95" w:name="_Toc232162147"/>
+      <w:bookmarkStart w:id="96" w:name="_Toc233333693"/>
       <w:r>
         <w:rPr>
           <w:rFonts w:ascii="Times New Roman" w:eastAsia="Times New Roman" w:hAnsi="Times New Roman" w:cs="Times New Roman"/>
@@ -13582,98 +13560,98 @@
           </wp:inline>
         </w:drawing>
       </w:r>
+      <w:bookmarkEnd w:id="95"/>
+      <w:bookmarkEnd w:id="96"/>
+    </w:p>
+    <w:p>
+      <w:pPr>
+        <w:pStyle w:val="Caption"/>
+        <w:rPr>
+          <w:rFonts w:ascii="Times New Roman" w:hAnsi="Times New Roman" w:cs="Times New Roman"/>
+        </w:rPr>
+      </w:pPr>
+      <w:bookmarkStart w:id="97" w:name="_Toc233333852"/>
+      <w:r>
+        <w:rPr>
+          <w:rFonts w:ascii="Times New Roman" w:hAnsi="Times New Roman" w:cs="Times New Roman"/>
+        </w:rPr>
+        <w:t xml:space="preserve">Figure </w:t>
+      </w:r>
+      <w:r>
+        <w:rPr>
+          <w:rFonts w:ascii="Times New Roman" w:hAnsi="Times New Roman" w:cs="Times New Roman"/>
+        </w:rPr>
+        <w:fldChar w:fldCharType="begin"/>
+      </w:r>
+      <w:r>
+        <w:rPr>
+          <w:rFonts w:ascii="Times New Roman" w:hAnsi="Times New Roman" w:cs="Times New Roman"/>
+        </w:rPr>
+        <w:instrText xml:space="preserve"> STYLEREF 1 \s </w:instrText>
+      </w:r>
+      <w:r>
+        <w:rPr>
+          <w:rFonts w:ascii="Times New Roman" w:hAnsi="Times New Roman" w:cs="Times New Roman"/>
+        </w:rPr>
+        <w:fldChar w:fldCharType="separate"/>
+      </w:r>
+      <w:r>
+        <w:rPr>
+          <w:rFonts w:ascii="Times New Roman" w:hAnsi="Times New Roman" w:cs="Times New Roman"/>
+          <w:noProof/>
+        </w:rPr>
+        <w:t>0</w:t>
+      </w:r>
+      <w:r>
+        <w:rPr>
+          <w:rFonts w:ascii="Times New Roman" w:hAnsi="Times New Roman" w:cs="Times New Roman"/>
+        </w:rPr>
+        <w:fldChar w:fldCharType="end"/>
+      </w:r>
+      <w:r>
+        <w:rPr>
+          <w:rFonts w:ascii="Times New Roman" w:hAnsi="Times New Roman" w:cs="Times New Roman"/>
+        </w:rPr>
+        <w:noBreakHyphen/>
+      </w:r>
+      <w:r>
+        <w:rPr>
+          <w:rFonts w:ascii="Times New Roman" w:hAnsi="Times New Roman" w:cs="Times New Roman"/>
+        </w:rPr>
+        <w:fldChar w:fldCharType="begin"/>
+      </w:r>
+      <w:r>
+        <w:rPr>
+          <w:rFonts w:ascii="Times New Roman" w:hAnsi="Times New Roman" w:cs="Times New Roman"/>
+        </w:rPr>
+        <w:instrText xml:space="preserve"> SEQ Figure \* ARABIC \s 1 </w:instrText>
+      </w:r>
+      <w:r>
+        <w:rPr>
+          <w:rFonts w:ascii="Times New Roman" w:hAnsi="Times New Roman" w:cs="Times New Roman"/>
+        </w:rPr>
+        <w:fldChar w:fldCharType="separate"/>
+      </w:r>
+      <w:r>
+        <w:rPr>
+          <w:rFonts w:ascii="Times New Roman" w:hAnsi="Times New Roman" w:cs="Times New Roman"/>
+          <w:noProof/>
+        </w:rPr>
+        <w:t>1</w:t>
+      </w:r>
+      <w:r>
+        <w:rPr>
+          <w:rFonts w:ascii="Times New Roman" w:hAnsi="Times New Roman" w:cs="Times New Roman"/>
+        </w:rPr>
+        <w:fldChar w:fldCharType="end"/>
+      </w:r>
+      <w:r>
+        <w:rPr>
+          <w:rFonts w:ascii="Times New Roman" w:hAnsi="Times New Roman" w:cs="Times New Roman"/>
+        </w:rPr>
+        <w:t>:GitHub repository</w:t>
+      </w:r>
       <w:bookmarkEnd w:id="97"/>
-      <w:bookmarkEnd w:id="98"/>
-    </w:p>
-    <w:p>
-      <w:pPr>
-        <w:pStyle w:val="Caption"/>
-        <w:rPr>
-          <w:rFonts w:ascii="Times New Roman" w:hAnsi="Times New Roman" w:cs="Times New Roman"/>
-        </w:rPr>
-      </w:pPr>
-      <w:bookmarkStart w:id="99" w:name="_Toc233333852"/>
-      <w:r>
-        <w:rPr>
-          <w:rFonts w:ascii="Times New Roman" w:hAnsi="Times New Roman" w:cs="Times New Roman"/>
-        </w:rPr>
-        <w:t xml:space="preserve">Figure </w:t>
-      </w:r>
-      <w:r>
-        <w:rPr>
-          <w:rFonts w:ascii="Times New Roman" w:hAnsi="Times New Roman" w:cs="Times New Roman"/>
-        </w:rPr>
-        <w:fldChar w:fldCharType="begin"/>
-      </w:r>
-      <w:r>
-        <w:rPr>
-          <w:rFonts w:ascii="Times New Roman" w:hAnsi="Times New Roman" w:cs="Times New Roman"/>
-        </w:rPr>
-        <w:instrText xml:space="preserve"> STYLEREF 1 \s </w:instrText>
-      </w:r>
-      <w:r>
-        <w:rPr>
-          <w:rFonts w:ascii="Times New Roman" w:hAnsi="Times New Roman" w:cs="Times New Roman"/>
-        </w:rPr>
-        <w:fldChar w:fldCharType="separate"/>
-      </w:r>
-      <w:r>
-        <w:rPr>
-          <w:rFonts w:ascii="Times New Roman" w:hAnsi="Times New Roman" w:cs="Times New Roman"/>
-          <w:noProof/>
-        </w:rPr>
-        <w:t>0</w:t>
-      </w:r>
-      <w:r>
-        <w:rPr>
-          <w:rFonts w:ascii="Times New Roman" w:hAnsi="Times New Roman" w:cs="Times New Roman"/>
-        </w:rPr>
-        <w:fldChar w:fldCharType="end"/>
-      </w:r>
-      <w:r>
-        <w:rPr>
-          <w:rFonts w:ascii="Times New Roman" w:hAnsi="Times New Roman" w:cs="Times New Roman"/>
-        </w:rPr>
-        <w:noBreakHyphen/>
-      </w:r>
-      <w:r>
-        <w:rPr>
-          <w:rFonts w:ascii="Times New Roman" w:hAnsi="Times New Roman" w:cs="Times New Roman"/>
-        </w:rPr>
-        <w:fldChar w:fldCharType="begin"/>
-      </w:r>
-      <w:r>
-        <w:rPr>
-          <w:rFonts w:ascii="Times New Roman" w:hAnsi="Times New Roman" w:cs="Times New Roman"/>
-        </w:rPr>
-        <w:instrText xml:space="preserve"> SEQ Figure \* ARABIC \s 1 </w:instrText>
-      </w:r>
-      <w:r>
-        <w:rPr>
-          <w:rFonts w:ascii="Times New Roman" w:hAnsi="Times New Roman" w:cs="Times New Roman"/>
-        </w:rPr>
-        <w:fldChar w:fldCharType="separate"/>
-      </w:r>
-      <w:r>
-        <w:rPr>
-          <w:rFonts w:ascii="Times New Roman" w:hAnsi="Times New Roman" w:cs="Times New Roman"/>
-          <w:noProof/>
-        </w:rPr>
-        <w:t>1</w:t>
-      </w:r>
-      <w:r>
-        <w:rPr>
-          <w:rFonts w:ascii="Times New Roman" w:hAnsi="Times New Roman" w:cs="Times New Roman"/>
-        </w:rPr>
-        <w:fldChar w:fldCharType="end"/>
-      </w:r>
-      <w:r>
-        <w:rPr>
-          <w:rFonts w:ascii="Times New Roman" w:hAnsi="Times New Roman" w:cs="Times New Roman"/>
-        </w:rPr>
-        <w:t>:GitHub repository</w:t>
-      </w:r>
-      <w:bookmarkEnd w:id="99"/>
     </w:p>
     <w:p/>
     <w:p>
@@ -13728,49 +13706,29 @@
           <w:noProof/>
         </w:rPr>
       </w:pPr>
-      <w:bookmarkStart w:id="100" w:name="_Toc233333853"/>
+      <w:bookmarkStart w:id="98" w:name="_Toc233333853"/>
       <w:r>
         <w:t xml:space="preserve">Figure </w:t>
       </w:r>
-      <w:r>
-        <w:fldChar w:fldCharType="begin"/>
-      </w:r>
-      <w:r>
-        <w:instrText xml:space="preserve"> STYLEREF 1 \s </w:instrText>
-      </w:r>
-      <w:r>
-        <w:fldChar w:fldCharType="separate"/>
-      </w:r>
-      <w:r>
-        <w:rPr>
-          <w:noProof/>
-        </w:rPr>
-        <w:t>0</w:t>
-      </w:r>
-      <w:r>
-        <w:fldChar w:fldCharType="end"/>
-      </w:r>
+      <w:fldSimple w:instr=" STYLEREF 1 \s ">
+        <w:r>
+          <w:rPr>
+            <w:noProof/>
+          </w:rPr>
+          <w:t>0</w:t>
+        </w:r>
+      </w:fldSimple>
       <w:r>
         <w:noBreakHyphen/>
       </w:r>
-      <w:r>
-        <w:fldChar w:fldCharType="begin"/>
-      </w:r>
-      <w:r>
-        <w:instrText xml:space="preserve"> SEQ Figure \* ARABIC \s 1 </w:instrText>
-      </w:r>
-      <w:r>
-        <w:fldChar w:fldCharType="separate"/>
-      </w:r>
-      <w:r>
-        <w:rPr>
-          <w:noProof/>
-        </w:rPr>
-        <w:t>2</w:t>
-      </w:r>
-      <w:r>
-        <w:fldChar w:fldCharType="end"/>
-      </w:r>
+      <w:fldSimple w:instr=" SEQ Figure \* ARABIC \s 1 ">
+        <w:r>
+          <w:rPr>
+            <w:noProof/>
+          </w:rPr>
+          <w:t>2</w:t>
+        </w:r>
+      </w:fldSimple>
       <w:r>
         <w:t>:SQL Script CREATE Books Table and Insert</w:t>
       </w:r>
@@ -13780,7 +13738,7 @@
         </w:rPr>
         <w:t xml:space="preserve"> sample book records</w:t>
       </w:r>
-      <w:bookmarkEnd w:id="100"/>
+      <w:bookmarkEnd w:id="98"/>
     </w:p>
     <w:p>
       <w:pPr>
@@ -13832,53 +13790,33 @@
       <w:pPr>
         <w:pStyle w:val="Caption"/>
       </w:pPr>
-      <w:bookmarkStart w:id="101" w:name="_Toc233333854"/>
+      <w:bookmarkStart w:id="99" w:name="_Toc233333854"/>
       <w:r>
         <w:t xml:space="preserve">Figure </w:t>
       </w:r>
-      <w:r>
-        <w:fldChar w:fldCharType="begin"/>
-      </w:r>
-      <w:r>
-        <w:instrText xml:space="preserve"> STYLEREF 1 \s </w:instrText>
-      </w:r>
-      <w:r>
-        <w:fldChar w:fldCharType="separate"/>
-      </w:r>
-      <w:r>
-        <w:rPr>
-          <w:noProof/>
-        </w:rPr>
-        <w:t>0</w:t>
-      </w:r>
-      <w:r>
-        <w:fldChar w:fldCharType="end"/>
-      </w:r>
+      <w:fldSimple w:instr=" STYLEREF 1 \s ">
+        <w:r>
+          <w:rPr>
+            <w:noProof/>
+          </w:rPr>
+          <w:t>0</w:t>
+        </w:r>
+      </w:fldSimple>
       <w:r>
         <w:noBreakHyphen/>
       </w:r>
-      <w:r>
-        <w:fldChar w:fldCharType="begin"/>
-      </w:r>
-      <w:r>
-        <w:instrText xml:space="preserve"> SEQ Figure \* ARABIC \s 1 </w:instrText>
-      </w:r>
-      <w:r>
-        <w:fldChar w:fldCharType="separate"/>
-      </w:r>
-      <w:r>
-        <w:rPr>
-          <w:noProof/>
-        </w:rPr>
-        <w:t>3</w:t>
-      </w:r>
-      <w:r>
-        <w:fldChar w:fldCharType="end"/>
-      </w:r>
+      <w:fldSimple w:instr=" SEQ Figure \* ARABIC \s 1 ">
+        <w:r>
+          <w:rPr>
+            <w:noProof/>
+          </w:rPr>
+          <w:t>3</w:t>
+        </w:r>
+      </w:fldSimple>
       <w:r>
         <w:t>: Books Table with Sample book records</w:t>
       </w:r>
-      <w:bookmarkEnd w:id="101"/>
+      <w:bookmarkEnd w:id="99"/>
     </w:p>
     <w:p/>
     <w:p>
@@ -13954,7 +13892,7 @@
           <w:u w:val="single"/>
         </w:rPr>
       </w:pPr>
-      <w:bookmarkStart w:id="102" w:name="_Toc233333855"/>
+      <w:bookmarkStart w:id="100" w:name="_Toc233333855"/>
       <w:r>
         <w:rPr>
           <w:rFonts w:ascii="Times New Roman" w:hAnsi="Times New Roman" w:cs="Times New Roman"/>
@@ -14035,7 +13973,7 @@
         </w:rPr>
         <w:t>: decorum_bookshop databse structure</w:t>
       </w:r>
-      <w:bookmarkEnd w:id="102"/>
+      <w:bookmarkEnd w:id="100"/>
     </w:p>
     <w:p>
       <w:pPr>
@@ -14117,7 +14055,7 @@
           <w:rFonts w:ascii="Times New Roman" w:hAnsi="Times New Roman" w:cs="Times New Roman"/>
         </w:rPr>
       </w:pPr>
-      <w:bookmarkStart w:id="103" w:name="_Toc233333856"/>
+      <w:bookmarkStart w:id="101" w:name="_Toc233333856"/>
       <w:r>
         <w:rPr>
           <w:rFonts w:ascii="Times New Roman" w:hAnsi="Times New Roman" w:cs="Times New Roman"/>
@@ -14198,7 +14136,7 @@
         </w:rPr>
         <w:t>: Week 5 File structure</w:t>
       </w:r>
-      <w:bookmarkEnd w:id="103"/>
+      <w:bookmarkEnd w:id="101"/>
     </w:p>
     <w:p>
       <w:pPr>
@@ -14256,7 +14194,7 @@
           <w:rFonts w:ascii="Times New Roman" w:hAnsi="Times New Roman" w:cs="Times New Roman"/>
         </w:rPr>
       </w:pPr>
-      <w:bookmarkStart w:id="104" w:name="_Toc233333857"/>
+      <w:bookmarkStart w:id="102" w:name="_Toc233333857"/>
       <w:r>
         <w:rPr>
           <w:rFonts w:ascii="Times New Roman" w:hAnsi="Times New Roman" w:cs="Times New Roman"/>
@@ -14343,7 +14281,7 @@
         </w:rPr>
         <w:t xml:space="preserve"> for the Top Cards</w:t>
       </w:r>
-      <w:bookmarkEnd w:id="104"/>
+      <w:bookmarkEnd w:id="102"/>
     </w:p>
     <w:p/>
     <w:p>
@@ -14395,53 +14333,33 @@
       <w:pPr>
         <w:pStyle w:val="Caption"/>
       </w:pPr>
-      <w:bookmarkStart w:id="105" w:name="_Toc233333858"/>
+      <w:bookmarkStart w:id="103" w:name="_Toc233333858"/>
       <w:r>
         <w:t xml:space="preserve">Figure </w:t>
       </w:r>
-      <w:r>
-        <w:fldChar w:fldCharType="begin"/>
-      </w:r>
-      <w:r>
-        <w:instrText xml:space="preserve"> STYLEREF 1 \s </w:instrText>
-      </w:r>
-      <w:r>
-        <w:fldChar w:fldCharType="separate"/>
-      </w:r>
-      <w:r>
-        <w:rPr>
-          <w:noProof/>
-        </w:rPr>
-        <w:t>0</w:t>
-      </w:r>
-      <w:r>
-        <w:fldChar w:fldCharType="end"/>
-      </w:r>
+      <w:fldSimple w:instr=" STYLEREF 1 \s ">
+        <w:r>
+          <w:rPr>
+            <w:noProof/>
+          </w:rPr>
+          <w:t>0</w:t>
+        </w:r>
+      </w:fldSimple>
       <w:r>
         <w:noBreakHyphen/>
       </w:r>
-      <w:r>
-        <w:fldChar w:fldCharType="begin"/>
-      </w:r>
-      <w:r>
-        <w:instrText xml:space="preserve"> SEQ Figure \* ARABIC \s 1 </w:instrText>
-      </w:r>
-      <w:r>
-        <w:fldChar w:fldCharType="separate"/>
-      </w:r>
-      <w:r>
-        <w:rPr>
-          <w:noProof/>
-        </w:rPr>
-        <w:t>7</w:t>
-      </w:r>
-      <w:r>
-        <w:fldChar w:fldCharType="end"/>
-      </w:r>
+      <w:fldSimple w:instr=" SEQ Figure \* ARABIC \s 1 ">
+        <w:r>
+          <w:rPr>
+            <w:noProof/>
+          </w:rPr>
+          <w:t>7</w:t>
+        </w:r>
+      </w:fldSimple>
       <w:r>
         <w:t>; Top Cards</w:t>
       </w:r>
-      <w:bookmarkEnd w:id="105"/>
+      <w:bookmarkEnd w:id="103"/>
     </w:p>
     <w:p>
       <w:pPr>
@@ -14493,53 +14411,33 @@
       <w:pPr>
         <w:pStyle w:val="Caption"/>
       </w:pPr>
-      <w:bookmarkStart w:id="106" w:name="_Toc233333859"/>
+      <w:bookmarkStart w:id="104" w:name="_Toc233333859"/>
       <w:r>
         <w:t xml:space="preserve">Figure </w:t>
       </w:r>
-      <w:r>
-        <w:fldChar w:fldCharType="begin"/>
-      </w:r>
-      <w:r>
-        <w:instrText xml:space="preserve"> STYLEREF 1 \s </w:instrText>
-      </w:r>
-      <w:r>
-        <w:fldChar w:fldCharType="separate"/>
-      </w:r>
-      <w:r>
-        <w:rPr>
-          <w:noProof/>
-        </w:rPr>
-        <w:t>0</w:t>
-      </w:r>
-      <w:r>
-        <w:fldChar w:fldCharType="end"/>
-      </w:r>
+      <w:fldSimple w:instr=" STYLEREF 1 \s ">
+        <w:r>
+          <w:rPr>
+            <w:noProof/>
+          </w:rPr>
+          <w:t>0</w:t>
+        </w:r>
+      </w:fldSimple>
       <w:r>
         <w:noBreakHyphen/>
       </w:r>
-      <w:r>
-        <w:fldChar w:fldCharType="begin"/>
-      </w:r>
-      <w:r>
-        <w:instrText xml:space="preserve"> SEQ Figure \* ARABIC \s 1 </w:instrText>
-      </w:r>
-      <w:r>
-        <w:fldChar w:fldCharType="separate"/>
-      </w:r>
-      <w:r>
-        <w:rPr>
-          <w:noProof/>
-        </w:rPr>
-        <w:t>8</w:t>
-      </w:r>
-      <w:r>
-        <w:fldChar w:fldCharType="end"/>
-      </w:r>
+      <w:fldSimple w:instr=" SEQ Figure \* ARABIC \s 1 ">
+        <w:r>
+          <w:rPr>
+            <w:noProof/>
+          </w:rPr>
+          <w:t>8</w:t>
+        </w:r>
+      </w:fldSimple>
       <w:r>
         <w:t>:Edit Book records Form</w:t>
       </w:r>
-      <w:bookmarkEnd w:id="106"/>
+      <w:bookmarkEnd w:id="104"/>
     </w:p>
     <w:p/>
     <w:p>
@@ -14600,7 +14498,7 @@
           <w:u w:val="single"/>
         </w:rPr>
       </w:pPr>
-      <w:bookmarkStart w:id="107" w:name="_Toc233333860"/>
+      <w:bookmarkStart w:id="105" w:name="_Toc233333860"/>
       <w:r>
         <w:rPr>
           <w:rFonts w:ascii="Times New Roman" w:hAnsi="Times New Roman" w:cs="Times New Roman"/>
@@ -14715,7 +14613,7 @@
         </w:rPr>
         <w:t xml:space="preserve"> that fetches the Book record to fill the edit Form.</w:t>
       </w:r>
-      <w:bookmarkEnd w:id="107"/>
+      <w:bookmarkEnd w:id="105"/>
     </w:p>
     <w:p>
       <w:pPr>
@@ -14775,7 +14673,7 @@
           <w:rFonts w:ascii="Times New Roman" w:hAnsi="Times New Roman" w:cs="Times New Roman"/>
         </w:rPr>
       </w:pPr>
-      <w:bookmarkStart w:id="108" w:name="_Toc233333861"/>
+      <w:bookmarkStart w:id="106" w:name="_Toc233333861"/>
       <w:r>
         <w:rPr>
           <w:rFonts w:ascii="Times New Roman" w:hAnsi="Times New Roman" w:cs="Times New Roman"/>
@@ -14856,7 +14754,7 @@
         </w:rPr>
         <w:t>: edit_record.php ; UPDATE records prepared statements.</w:t>
       </w:r>
-      <w:bookmarkEnd w:id="108"/>
+      <w:bookmarkEnd w:id="106"/>
     </w:p>
     <w:p>
       <w:pPr>
@@ -14907,53 +14805,33 @@
       <w:pPr>
         <w:pStyle w:val="Caption"/>
       </w:pPr>
-      <w:bookmarkStart w:id="109" w:name="_Toc233333862"/>
+      <w:bookmarkStart w:id="107" w:name="_Toc233333862"/>
       <w:r>
         <w:t xml:space="preserve">Figure </w:t>
       </w:r>
-      <w:r>
-        <w:fldChar w:fldCharType="begin"/>
-      </w:r>
-      <w:r>
-        <w:instrText xml:space="preserve"> STYLEREF 1 \s </w:instrText>
-      </w:r>
-      <w:r>
-        <w:fldChar w:fldCharType="separate"/>
-      </w:r>
-      <w:r>
-        <w:rPr>
-          <w:noProof/>
-        </w:rPr>
-        <w:t>0</w:t>
-      </w:r>
-      <w:r>
-        <w:fldChar w:fldCharType="end"/>
-      </w:r>
+      <w:fldSimple w:instr=" STYLEREF 1 \s ">
+        <w:r>
+          <w:rPr>
+            <w:noProof/>
+          </w:rPr>
+          <w:t>0</w:t>
+        </w:r>
+      </w:fldSimple>
       <w:r>
         <w:noBreakHyphen/>
       </w:r>
-      <w:r>
-        <w:fldChar w:fldCharType="begin"/>
-      </w:r>
-      <w:r>
-        <w:instrText xml:space="preserve"> SEQ Figure \* ARABIC \s 1 </w:instrText>
-      </w:r>
-      <w:r>
-        <w:fldChar w:fldCharType="separate"/>
-      </w:r>
-      <w:r>
-        <w:rPr>
-          <w:noProof/>
-        </w:rPr>
-        <w:t>11</w:t>
-      </w:r>
-      <w:r>
-        <w:fldChar w:fldCharType="end"/>
-      </w:r>
+      <w:fldSimple w:instr=" SEQ Figure \* ARABIC \s 1 ">
+        <w:r>
+          <w:rPr>
+            <w:noProof/>
+          </w:rPr>
+          <w:t>11</w:t>
+        </w:r>
+      </w:fldSimple>
       <w:r>
         <w:t>; Flash message showing Successful Update</w:t>
       </w:r>
-      <w:bookmarkEnd w:id="109"/>
+      <w:bookmarkEnd w:id="107"/>
     </w:p>
     <w:p>
       <w:pPr>
@@ -14992,7 +14870,7 @@
           <w:u w:val="single"/>
         </w:rPr>
       </w:pPr>
-      <w:bookmarkStart w:id="110" w:name="_Toc233333694"/>
+      <w:bookmarkStart w:id="108" w:name="_Toc233333694"/>
       <w:r>
         <w:rPr>
           <w:rFonts w:ascii="Times New Roman" w:hAnsi="Times New Roman" w:cs="Times New Roman"/>
@@ -15002,7 +14880,7 @@
         </w:rPr>
         <w:t>REFLECTION</w:t>
       </w:r>
-      <w:bookmarkEnd w:id="110"/>
+      <w:bookmarkEnd w:id="108"/>
       <w:r>
         <w:rPr>
           <w:rFonts w:ascii="Times New Roman" w:hAnsi="Times New Roman" w:cs="Times New Roman"/>
@@ -15113,7 +14991,7 @@
           <w:u w:val="single"/>
         </w:rPr>
       </w:pPr>
-      <w:bookmarkStart w:id="111" w:name="_Toc233333695"/>
+      <w:bookmarkStart w:id="109" w:name="_Toc233333695"/>
       <w:r>
         <w:rPr>
           <w:rFonts w:ascii="Times New Roman" w:hAnsi="Times New Roman" w:cs="Times New Roman"/>
@@ -15126,7 +15004,7 @@
         <w:lastRenderedPageBreak/>
         <w:t>WEEK 6</w:t>
       </w:r>
-      <w:bookmarkEnd w:id="111"/>
+      <w:bookmarkEnd w:id="109"/>
     </w:p>
     <w:p>
       <w:pPr>
@@ -15151,7 +15029,7 @@
         </w:rPr>
         <w:t xml:space="preserve">  </w:t>
       </w:r>
-      <w:bookmarkStart w:id="112" w:name="_Toc233333696"/>
+      <w:bookmarkStart w:id="110" w:name="_Toc233333696"/>
       <w:r>
         <w:rPr>
           <w:rFonts w:ascii="Times New Roman" w:eastAsia="Times New Roman" w:hAnsi="Times New Roman" w:cs="Times New Roman"/>
@@ -15163,7 +15041,7 @@
         </w:rPr>
         <w:t>Database Integration and CRUD Operations</w:t>
       </w:r>
-      <w:bookmarkEnd w:id="112"/>
+      <w:bookmarkEnd w:id="110"/>
     </w:p>
     <w:p/>
     <w:p>
@@ -15222,49 +15100,29 @@
       <w:pPr>
         <w:pStyle w:val="Caption"/>
       </w:pPr>
-      <w:bookmarkStart w:id="113" w:name="_Toc233333863"/>
+      <w:bookmarkStart w:id="111" w:name="_Toc233333863"/>
       <w:r>
         <w:t xml:space="preserve">Figure </w:t>
       </w:r>
-      <w:r>
-        <w:fldChar w:fldCharType="begin"/>
-      </w:r>
-      <w:r>
-        <w:instrText xml:space="preserve"> STYLEREF 1 \s </w:instrText>
-      </w:r>
-      <w:r>
-        <w:fldChar w:fldCharType="separate"/>
-      </w:r>
-      <w:r>
-        <w:rPr>
-          <w:noProof/>
-        </w:rPr>
-        <w:t>0</w:t>
-      </w:r>
-      <w:r>
-        <w:fldChar w:fldCharType="end"/>
-      </w:r>
+      <w:fldSimple w:instr=" STYLEREF 1 \s ">
+        <w:r>
+          <w:rPr>
+            <w:noProof/>
+          </w:rPr>
+          <w:t>0</w:t>
+        </w:r>
+      </w:fldSimple>
       <w:r>
         <w:noBreakHyphen/>
       </w:r>
-      <w:r>
-        <w:fldChar w:fldCharType="begin"/>
-      </w:r>
-      <w:r>
-        <w:instrText xml:space="preserve"> SEQ Figure \* ARABIC \s 1 </w:instrText>
-      </w:r>
-      <w:r>
-        <w:fldChar w:fldCharType="separate"/>
-      </w:r>
-      <w:r>
-        <w:rPr>
-          <w:noProof/>
-        </w:rPr>
-        <w:t>1</w:t>
-      </w:r>
-      <w:r>
-        <w:fldChar w:fldCharType="end"/>
-      </w:r>
+      <w:fldSimple w:instr=" SEQ Figure \* ARABIC \s 1 ">
+        <w:r>
+          <w:rPr>
+            <w:noProof/>
+          </w:rPr>
+          <w:t>1</w:t>
+        </w:r>
+      </w:fldSimple>
       <w:r>
         <w:t>:Datab</w:t>
       </w:r>
@@ -15274,7 +15132,7 @@
       <w:r>
         <w:t>se Connection Script</w:t>
       </w:r>
-      <w:bookmarkEnd w:id="113"/>
+      <w:bookmarkEnd w:id="111"/>
     </w:p>
     <w:p/>
     <w:p>
@@ -15326,53 +15184,33 @@
       <w:pPr>
         <w:pStyle w:val="Caption"/>
       </w:pPr>
-      <w:bookmarkStart w:id="114" w:name="_Toc233333864"/>
+      <w:bookmarkStart w:id="112" w:name="_Toc233333864"/>
       <w:r>
         <w:t xml:space="preserve">Figure </w:t>
       </w:r>
-      <w:r>
-        <w:fldChar w:fldCharType="begin"/>
-      </w:r>
-      <w:r>
-        <w:instrText xml:space="preserve"> STYLEREF 1 \s </w:instrText>
-      </w:r>
-      <w:r>
-        <w:fldChar w:fldCharType="separate"/>
-      </w:r>
-      <w:r>
-        <w:rPr>
-          <w:noProof/>
-        </w:rPr>
-        <w:t>0</w:t>
-      </w:r>
-      <w:r>
-        <w:fldChar w:fldCharType="end"/>
-      </w:r>
+      <w:fldSimple w:instr=" STYLEREF 1 \s ">
+        <w:r>
+          <w:rPr>
+            <w:noProof/>
+          </w:rPr>
+          <w:t>0</w:t>
+        </w:r>
+      </w:fldSimple>
       <w:r>
         <w:noBreakHyphen/>
       </w:r>
-      <w:r>
-        <w:fldChar w:fldCharType="begin"/>
-      </w:r>
-      <w:r>
-        <w:instrText xml:space="preserve"> SEQ Figure \* ARABIC \s 1 </w:instrText>
-      </w:r>
-      <w:r>
-        <w:fldChar w:fldCharType="separate"/>
-      </w:r>
-      <w:r>
-        <w:rPr>
-          <w:noProof/>
-        </w:rPr>
-        <w:t>2</w:t>
-      </w:r>
-      <w:r>
-        <w:fldChar w:fldCharType="end"/>
-      </w:r>
+      <w:fldSimple w:instr=" SEQ Figure \* ARABIC \s 1 ">
+        <w:r>
+          <w:rPr>
+            <w:noProof/>
+          </w:rPr>
+          <w:t>2</w:t>
+        </w:r>
+      </w:fldSimple>
       <w:r>
         <w:t>: Connection script file inclusion</w:t>
       </w:r>
-      <w:bookmarkEnd w:id="114"/>
+      <w:bookmarkEnd w:id="112"/>
     </w:p>
     <w:p>
       <w:pPr>
@@ -15430,7 +15268,7 @@
           <w:rFonts w:ascii="Times New Roman" w:hAnsi="Times New Roman" w:cs="Times New Roman"/>
         </w:rPr>
       </w:pPr>
-      <w:bookmarkStart w:id="115" w:name="_Toc233333865"/>
+      <w:bookmarkStart w:id="113" w:name="_Toc233333865"/>
       <w:r>
         <w:rPr>
           <w:rFonts w:ascii="Times New Roman" w:hAnsi="Times New Roman" w:cs="Times New Roman"/>
@@ -15511,7 +15349,7 @@
         </w:rPr>
         <w:t>: AddNew Book Form</w:t>
       </w:r>
-      <w:bookmarkEnd w:id="115"/>
+      <w:bookmarkEnd w:id="113"/>
     </w:p>
     <w:p>
       <w:pPr>
@@ -15562,49 +15400,29 @@
       <w:pPr>
         <w:pStyle w:val="Caption"/>
       </w:pPr>
-      <w:bookmarkStart w:id="116" w:name="_Toc233333866"/>
+      <w:bookmarkStart w:id="114" w:name="_Toc233333866"/>
       <w:r>
         <w:t xml:space="preserve">Figure </w:t>
       </w:r>
-      <w:r>
-        <w:fldChar w:fldCharType="begin"/>
-      </w:r>
-      <w:r>
-        <w:instrText xml:space="preserve"> STYLEREF 1 \s </w:instrText>
-      </w:r>
-      <w:r>
-        <w:fldChar w:fldCharType="separate"/>
-      </w:r>
-      <w:r>
-        <w:rPr>
-          <w:noProof/>
-        </w:rPr>
-        <w:t>0</w:t>
-      </w:r>
-      <w:r>
-        <w:fldChar w:fldCharType="end"/>
-      </w:r>
+      <w:fldSimple w:instr=" STYLEREF 1 \s ">
+        <w:r>
+          <w:rPr>
+            <w:noProof/>
+          </w:rPr>
+          <w:t>0</w:t>
+        </w:r>
+      </w:fldSimple>
       <w:r>
         <w:noBreakHyphen/>
       </w:r>
-      <w:r>
-        <w:fldChar w:fldCharType="begin"/>
-      </w:r>
-      <w:r>
-        <w:instrText xml:space="preserve"> SEQ Figure \* ARABIC \s 1 </w:instrText>
-      </w:r>
-      <w:r>
-        <w:fldChar w:fldCharType="separate"/>
-      </w:r>
-      <w:r>
-        <w:rPr>
-          <w:noProof/>
-        </w:rPr>
-        <w:t>4</w:t>
-      </w:r>
-      <w:r>
-        <w:fldChar w:fldCharType="end"/>
-      </w:r>
+      <w:fldSimple w:instr=" SEQ Figure \* ARABIC \s 1 ">
+        <w:r>
+          <w:rPr>
+            <w:noProof/>
+          </w:rPr>
+          <w:t>4</w:t>
+        </w:r>
+      </w:fldSimple>
       <w:r>
         <w:t xml:space="preserve">;AddBook </w:t>
       </w:r>
@@ -15614,7 +15432,7 @@
       <w:r>
         <w:t>PHP script(add_product.php)</w:t>
       </w:r>
-      <w:bookmarkEnd w:id="116"/>
+      <w:bookmarkEnd w:id="114"/>
     </w:p>
     <w:p>
       <w:pPr>
@@ -15666,49 +15484,29 @@
       <w:pPr>
         <w:pStyle w:val="Caption"/>
       </w:pPr>
-      <w:bookmarkStart w:id="117" w:name="_Toc233333867"/>
+      <w:bookmarkStart w:id="115" w:name="_Toc233333867"/>
       <w:r>
         <w:t xml:space="preserve">Figure </w:t>
       </w:r>
-      <w:r>
-        <w:fldChar w:fldCharType="begin"/>
-      </w:r>
-      <w:r>
-        <w:instrText xml:space="preserve"> STYLEREF 1 \s </w:instrText>
-      </w:r>
-      <w:r>
-        <w:fldChar w:fldCharType="separate"/>
-      </w:r>
-      <w:r>
-        <w:rPr>
-          <w:noProof/>
-        </w:rPr>
-        <w:t>0</w:t>
-      </w:r>
-      <w:r>
-        <w:fldChar w:fldCharType="end"/>
-      </w:r>
+      <w:fldSimple w:instr=" STYLEREF 1 \s ">
+        <w:r>
+          <w:rPr>
+            <w:noProof/>
+          </w:rPr>
+          <w:t>0</w:t>
+        </w:r>
+      </w:fldSimple>
       <w:r>
         <w:noBreakHyphen/>
       </w:r>
-      <w:r>
-        <w:fldChar w:fldCharType="begin"/>
-      </w:r>
-      <w:r>
-        <w:instrText xml:space="preserve"> SEQ Figure \* ARABIC \s 1 </w:instrText>
-      </w:r>
-      <w:r>
-        <w:fldChar w:fldCharType="separate"/>
-      </w:r>
-      <w:r>
-        <w:rPr>
-          <w:noProof/>
-        </w:rPr>
-        <w:t>5</w:t>
-      </w:r>
-      <w:r>
-        <w:fldChar w:fldCharType="end"/>
-      </w:r>
+      <w:fldSimple w:instr=" SEQ Figure \* ARABIC \s 1 ">
+        <w:r>
+          <w:rPr>
+            <w:noProof/>
+          </w:rPr>
+          <w:t>5</w:t>
+        </w:r>
+      </w:fldSimple>
       <w:r>
         <w:t xml:space="preserve">; Error </w:t>
       </w:r>
@@ -15718,13 +15516,13 @@
       <w:r>
         <w:t>(Book unique identifier) is enetered</w:t>
       </w:r>
-      <w:bookmarkEnd w:id="117"/>
+      <w:bookmarkEnd w:id="115"/>
     </w:p>
     <w:p>
       <w:pPr>
         <w:pStyle w:val="Caption"/>
       </w:pPr>
-      <w:bookmarkStart w:id="118" w:name="_Toc233333868"/>
+      <w:bookmarkStart w:id="116" w:name="_Toc233333868"/>
       <w:r>
         <w:rPr>
           <w:noProof/>
@@ -15768,52 +15566,32 @@
       <w:r>
         <w:t xml:space="preserve">Figure </w:t>
       </w:r>
-      <w:r>
-        <w:fldChar w:fldCharType="begin"/>
-      </w:r>
-      <w:r>
-        <w:instrText xml:space="preserve"> STYLEREF 1 \s </w:instrText>
-      </w:r>
-      <w:r>
-        <w:fldChar w:fldCharType="separate"/>
-      </w:r>
-      <w:r>
-        <w:rPr>
-          <w:noProof/>
-        </w:rPr>
-        <w:t>0</w:t>
-      </w:r>
-      <w:r>
-        <w:fldChar w:fldCharType="end"/>
-      </w:r>
+      <w:fldSimple w:instr=" STYLEREF 1 \s ">
+        <w:r>
+          <w:rPr>
+            <w:noProof/>
+          </w:rPr>
+          <w:t>0</w:t>
+        </w:r>
+      </w:fldSimple>
       <w:r>
         <w:noBreakHyphen/>
       </w:r>
-      <w:r>
-        <w:fldChar w:fldCharType="begin"/>
-      </w:r>
-      <w:r>
-        <w:instrText xml:space="preserve"> SEQ Figure \* ARABIC \s 1 </w:instrText>
-      </w:r>
-      <w:r>
-        <w:fldChar w:fldCharType="separate"/>
-      </w:r>
-      <w:r>
-        <w:rPr>
-          <w:noProof/>
-        </w:rPr>
-        <w:t>6</w:t>
-      </w:r>
-      <w:r>
-        <w:fldChar w:fldCharType="end"/>
-      </w:r>
+      <w:fldSimple w:instr=" SEQ Figure \* ARABIC \s 1 ">
+        <w:r>
+          <w:rPr>
+            <w:noProof/>
+          </w:rPr>
+          <w:t>6</w:t>
+        </w:r>
+      </w:fldSimple>
       <w:r>
         <w:t>: New Book Record added(Happy Ever After)</w:t>
       </w:r>
       <w:r>
         <w:t>, after using an usaved ISBN</w:t>
       </w:r>
-      <w:bookmarkEnd w:id="118"/>
+      <w:bookmarkEnd w:id="116"/>
     </w:p>
     <w:p>
       <w:pPr>
@@ -15878,53 +15656,33 @@
       <w:pPr>
         <w:pStyle w:val="Caption"/>
       </w:pPr>
-      <w:bookmarkStart w:id="119" w:name="_Toc233333869"/>
+      <w:bookmarkStart w:id="117" w:name="_Toc233333869"/>
       <w:r>
         <w:t xml:space="preserve">Figure </w:t>
       </w:r>
-      <w:r>
-        <w:fldChar w:fldCharType="begin"/>
-      </w:r>
-      <w:r>
-        <w:instrText xml:space="preserve"> STYLEREF 1 \s </w:instrText>
-      </w:r>
-      <w:r>
-        <w:fldChar w:fldCharType="separate"/>
-      </w:r>
-      <w:r>
-        <w:rPr>
-          <w:noProof/>
-        </w:rPr>
-        <w:t>0</w:t>
-      </w:r>
-      <w:r>
-        <w:fldChar w:fldCharType="end"/>
-      </w:r>
+      <w:fldSimple w:instr=" STYLEREF 1 \s ">
+        <w:r>
+          <w:rPr>
+            <w:noProof/>
+          </w:rPr>
+          <w:t>0</w:t>
+        </w:r>
+      </w:fldSimple>
       <w:r>
         <w:noBreakHyphen/>
       </w:r>
-      <w:r>
-        <w:fldChar w:fldCharType="begin"/>
-      </w:r>
-      <w:r>
-        <w:instrText xml:space="preserve"> SEQ Figure \* ARABIC \s 1 </w:instrText>
-      </w:r>
-      <w:r>
-        <w:fldChar w:fldCharType="separate"/>
-      </w:r>
-      <w:r>
-        <w:rPr>
-          <w:noProof/>
-        </w:rPr>
-        <w:t>7</w:t>
-      </w:r>
-      <w:r>
-        <w:fldChar w:fldCharType="end"/>
-      </w:r>
+      <w:fldSimple w:instr=" SEQ Figure \* ARABIC \s 1 ">
+        <w:r>
+          <w:rPr>
+            <w:noProof/>
+          </w:rPr>
+          <w:t>7</w:t>
+        </w:r>
+      </w:fldSimple>
       <w:r>
         <w:t>:Delete Button flash message</w:t>
       </w:r>
-      <w:bookmarkEnd w:id="119"/>
+      <w:bookmarkEnd w:id="117"/>
     </w:p>
     <w:p/>
     <w:p>
@@ -15976,53 +15734,33 @@
       <w:pPr>
         <w:pStyle w:val="Caption"/>
       </w:pPr>
-      <w:bookmarkStart w:id="120" w:name="_Toc233333870"/>
+      <w:bookmarkStart w:id="118" w:name="_Toc233333870"/>
       <w:r>
         <w:t xml:space="preserve">Figure </w:t>
       </w:r>
-      <w:r>
-        <w:fldChar w:fldCharType="begin"/>
-      </w:r>
-      <w:r>
-        <w:instrText xml:space="preserve"> STYLEREF 1 \s </w:instrText>
-      </w:r>
-      <w:r>
-        <w:fldChar w:fldCharType="separate"/>
-      </w:r>
-      <w:r>
-        <w:rPr>
-          <w:noProof/>
-        </w:rPr>
-        <w:t>0</w:t>
-      </w:r>
-      <w:r>
-        <w:fldChar w:fldCharType="end"/>
-      </w:r>
+      <w:fldSimple w:instr=" STYLEREF 1 \s ">
+        <w:r>
+          <w:rPr>
+            <w:noProof/>
+          </w:rPr>
+          <w:t>0</w:t>
+        </w:r>
+      </w:fldSimple>
       <w:r>
         <w:noBreakHyphen/>
       </w:r>
-      <w:r>
-        <w:fldChar w:fldCharType="begin"/>
-      </w:r>
-      <w:r>
-        <w:instrText xml:space="preserve"> SEQ Figure \* ARABIC \s 1 </w:instrText>
-      </w:r>
-      <w:r>
-        <w:fldChar w:fldCharType="separate"/>
-      </w:r>
-      <w:r>
-        <w:rPr>
-          <w:noProof/>
-        </w:rPr>
-        <w:t>8</w:t>
-      </w:r>
-      <w:r>
-        <w:fldChar w:fldCharType="end"/>
-      </w:r>
+      <w:fldSimple w:instr=" SEQ Figure \* ARABIC \s 1 ">
+        <w:r>
+          <w:rPr>
+            <w:noProof/>
+          </w:rPr>
+          <w:t>8</w:t>
+        </w:r>
+      </w:fldSimple>
       <w:r>
         <w:t>;Deleted record(Four Figure Mathematical Tables)</w:t>
       </w:r>
-      <w:bookmarkEnd w:id="120"/>
+      <w:bookmarkEnd w:id="118"/>
     </w:p>
     <w:p>
       <w:pPr>
@@ -16082,53 +15820,33 @@
       <w:pPr>
         <w:pStyle w:val="Caption"/>
       </w:pPr>
-      <w:bookmarkStart w:id="121" w:name="_Toc233333871"/>
+      <w:bookmarkStart w:id="119" w:name="_Toc233333871"/>
       <w:r>
         <w:t xml:space="preserve">Figure </w:t>
       </w:r>
-      <w:r>
-        <w:fldChar w:fldCharType="begin"/>
-      </w:r>
-      <w:r>
-        <w:instrText xml:space="preserve"> STYLEREF 1 \s </w:instrText>
-      </w:r>
-      <w:r>
-        <w:fldChar w:fldCharType="separate"/>
-      </w:r>
-      <w:r>
-        <w:rPr>
-          <w:noProof/>
-        </w:rPr>
-        <w:t>0</w:t>
-      </w:r>
-      <w:r>
-        <w:fldChar w:fldCharType="end"/>
-      </w:r>
+      <w:fldSimple w:instr=" STYLEREF 1 \s ">
+        <w:r>
+          <w:rPr>
+            <w:noProof/>
+          </w:rPr>
+          <w:t>0</w:t>
+        </w:r>
+      </w:fldSimple>
       <w:r>
         <w:noBreakHyphen/>
       </w:r>
-      <w:r>
-        <w:fldChar w:fldCharType="begin"/>
-      </w:r>
-      <w:r>
-        <w:instrText xml:space="preserve"> SEQ Figure \* ARABIC \s 1 </w:instrText>
-      </w:r>
-      <w:r>
-        <w:fldChar w:fldCharType="separate"/>
-      </w:r>
-      <w:r>
-        <w:rPr>
-          <w:noProof/>
-        </w:rPr>
-        <w:t>9</w:t>
-      </w:r>
-      <w:r>
-        <w:fldChar w:fldCharType="end"/>
-      </w:r>
+      <w:fldSimple w:instr=" SEQ Figure \* ARABIC \s 1 ">
+        <w:r>
+          <w:rPr>
+            <w:noProof/>
+          </w:rPr>
+          <w:t>9</w:t>
+        </w:r>
+      </w:fldSimple>
       <w:r>
         <w:t>:Delete_product script</w:t>
       </w:r>
-      <w:bookmarkEnd w:id="121"/>
+      <w:bookmarkEnd w:id="119"/>
     </w:p>
     <w:p>
       <w:pPr>
@@ -16179,53 +15897,33 @@
       <w:pPr>
         <w:pStyle w:val="Caption"/>
       </w:pPr>
-      <w:bookmarkStart w:id="122" w:name="_Toc233333872"/>
+      <w:bookmarkStart w:id="120" w:name="_Toc233333872"/>
       <w:r>
         <w:t xml:space="preserve">Figure </w:t>
       </w:r>
-      <w:r>
-        <w:fldChar w:fldCharType="begin"/>
-      </w:r>
-      <w:r>
-        <w:instrText xml:space="preserve"> STYLEREF 1 \s </w:instrText>
-      </w:r>
-      <w:r>
-        <w:fldChar w:fldCharType="separate"/>
-      </w:r>
-      <w:r>
-        <w:rPr>
-          <w:noProof/>
-        </w:rPr>
-        <w:t>0</w:t>
-      </w:r>
-      <w:r>
-        <w:fldChar w:fldCharType="end"/>
-      </w:r>
+      <w:fldSimple w:instr=" STYLEREF 1 \s ">
+        <w:r>
+          <w:rPr>
+            <w:noProof/>
+          </w:rPr>
+          <w:t>0</w:t>
+        </w:r>
+      </w:fldSimple>
       <w:r>
         <w:noBreakHyphen/>
       </w:r>
-      <w:r>
-        <w:fldChar w:fldCharType="begin"/>
-      </w:r>
-      <w:r>
-        <w:instrText xml:space="preserve"> SEQ Figure \* ARABIC \s 1 </w:instrText>
-      </w:r>
-      <w:r>
-        <w:fldChar w:fldCharType="separate"/>
-      </w:r>
-      <w:r>
-        <w:rPr>
-          <w:noProof/>
-        </w:rPr>
-        <w:t>10</w:t>
-      </w:r>
-      <w:r>
-        <w:fldChar w:fldCharType="end"/>
-      </w:r>
+      <w:fldSimple w:instr=" SEQ Figure \* ARABIC \s 1 ">
+        <w:r>
+          <w:rPr>
+            <w:noProof/>
+          </w:rPr>
+          <w:t>10</w:t>
+        </w:r>
+      </w:fldSimple>
       <w:r>
         <w:t>; delete book prepared statements</w:t>
       </w:r>
-      <w:bookmarkEnd w:id="122"/>
+      <w:bookmarkEnd w:id="120"/>
     </w:p>
     <w:p>
       <w:pPr>
@@ -16255,7 +15953,7 @@
           <w:u w:val="single"/>
         </w:rPr>
       </w:pPr>
-      <w:bookmarkStart w:id="123" w:name="_Toc233333697"/>
+      <w:bookmarkStart w:id="121" w:name="_Toc233333697"/>
       <w:r>
         <w:rPr>
           <w:b/>
@@ -16264,7 +15962,7 @@
         </w:rPr>
         <w:t>REFLECTION</w:t>
       </w:r>
-      <w:bookmarkEnd w:id="123"/>
+      <w:bookmarkEnd w:id="121"/>
     </w:p>
     <w:p>
       <w:pPr>
@@ -16399,7 +16097,7 @@
           <w:u w:val="single"/>
         </w:rPr>
       </w:pPr>
-      <w:bookmarkStart w:id="124" w:name="_Toc233333698"/>
+      <w:bookmarkStart w:id="122" w:name="_Toc233333698"/>
       <w:r>
         <w:rPr>
           <w:rFonts w:ascii="Times New Roman" w:hAnsi="Times New Roman" w:cs="Times New Roman"/>
@@ -16412,7 +16110,7 @@
         <w:lastRenderedPageBreak/>
         <w:t>WEEK 7</w:t>
       </w:r>
-      <w:bookmarkEnd w:id="124"/>
+      <w:bookmarkEnd w:id="122"/>
     </w:p>
     <w:p>
       <w:pPr>
@@ -16428,7 +16126,7 @@
           <w:u w:val="single"/>
         </w:rPr>
       </w:pPr>
-      <w:bookmarkStart w:id="125" w:name="_Toc233333699"/>
+      <w:bookmarkStart w:id="123" w:name="_Toc233333699"/>
       <w:r>
         <w:rPr>
           <w:rFonts w:ascii="Times New Roman" w:eastAsia="Times New Roman" w:hAnsi="Times New Roman" w:cs="Times New Roman"/>
@@ -16442,13 +16140,13 @@
         </w:rPr>
         <w:t>User Authentication and Session Management</w:t>
       </w:r>
-      <w:bookmarkEnd w:id="125"/>
+      <w:bookmarkEnd w:id="123"/>
     </w:p>
     <w:p>
       <w:pPr>
         <w:pStyle w:val="Heading1"/>
       </w:pPr>
-      <w:bookmarkStart w:id="126" w:name="_Toc233333700"/>
+      <w:bookmarkStart w:id="124" w:name="_Toc233333700"/>
       <w:r>
         <w:rPr>
           <w:rFonts w:ascii="Times New Roman" w:hAnsi="Times New Roman" w:cs="Times New Roman"/>
@@ -16494,59 +16192,39 @@
           </wp:inline>
         </w:drawing>
       </w:r>
-      <w:bookmarkEnd w:id="126"/>
+      <w:bookmarkEnd w:id="124"/>
     </w:p>
     <w:p>
       <w:pPr>
         <w:pStyle w:val="Caption"/>
       </w:pPr>
-      <w:bookmarkStart w:id="127" w:name="_Toc233333873"/>
+      <w:bookmarkStart w:id="125" w:name="_Toc233333873"/>
       <w:r>
         <w:t xml:space="preserve">Figure </w:t>
       </w:r>
-      <w:r>
-        <w:fldChar w:fldCharType="begin"/>
-      </w:r>
-      <w:r>
-        <w:instrText xml:space="preserve"> STYLEREF 1 \s </w:instrText>
-      </w:r>
-      <w:r>
-        <w:fldChar w:fldCharType="separate"/>
-      </w:r>
-      <w:r>
-        <w:rPr>
-          <w:noProof/>
-        </w:rPr>
-        <w:t>0</w:t>
-      </w:r>
-      <w:r>
-        <w:fldChar w:fldCharType="end"/>
-      </w:r>
+      <w:fldSimple w:instr=" STYLEREF 1 \s ">
+        <w:r>
+          <w:rPr>
+            <w:noProof/>
+          </w:rPr>
+          <w:t>0</w:t>
+        </w:r>
+      </w:fldSimple>
       <w:r>
         <w:noBreakHyphen/>
       </w:r>
-      <w:r>
-        <w:fldChar w:fldCharType="begin"/>
-      </w:r>
-      <w:r>
-        <w:instrText xml:space="preserve"> SEQ Figure \* ARABIC \s 1 </w:instrText>
-      </w:r>
-      <w:r>
-        <w:fldChar w:fldCharType="separate"/>
-      </w:r>
-      <w:r>
-        <w:rPr>
-          <w:noProof/>
-        </w:rPr>
-        <w:t>1</w:t>
-      </w:r>
-      <w:r>
-        <w:fldChar w:fldCharType="end"/>
-      </w:r>
+      <w:fldSimple w:instr=" SEQ Figure \* ARABIC \s 1 ">
+        <w:r>
+          <w:rPr>
+            <w:noProof/>
+          </w:rPr>
+          <w:t>1</w:t>
+        </w:r>
+      </w:fldSimple>
       <w:r>
         <w:t>:Admin Role View(Role Based Login)</w:t>
       </w:r>
-      <w:bookmarkEnd w:id="127"/>
+      <w:bookmarkEnd w:id="125"/>
     </w:p>
     <w:p>
       <w:pPr>
@@ -16597,53 +16275,33 @@
       <w:pPr>
         <w:pStyle w:val="Caption"/>
       </w:pPr>
-      <w:bookmarkStart w:id="128" w:name="_Toc233333874"/>
+      <w:bookmarkStart w:id="126" w:name="_Toc233333874"/>
       <w:r>
         <w:t xml:space="preserve">Figure </w:t>
       </w:r>
-      <w:r>
-        <w:fldChar w:fldCharType="begin"/>
-      </w:r>
-      <w:r>
-        <w:instrText xml:space="preserve"> STYLEREF 1 \s </w:instrText>
-      </w:r>
-      <w:r>
-        <w:fldChar w:fldCharType="separate"/>
-      </w:r>
-      <w:r>
-        <w:rPr>
-          <w:noProof/>
-        </w:rPr>
-        <w:t>0</w:t>
-      </w:r>
-      <w:r>
-        <w:fldChar w:fldCharType="end"/>
-      </w:r>
+      <w:fldSimple w:instr=" STYLEREF 1 \s ">
+        <w:r>
+          <w:rPr>
+            <w:noProof/>
+          </w:rPr>
+          <w:t>0</w:t>
+        </w:r>
+      </w:fldSimple>
       <w:r>
         <w:noBreakHyphen/>
       </w:r>
-      <w:r>
-        <w:fldChar w:fldCharType="begin"/>
-      </w:r>
-      <w:r>
-        <w:instrText xml:space="preserve"> SEQ Figure \* ARABIC \s 1 </w:instrText>
-      </w:r>
-      <w:r>
-        <w:fldChar w:fldCharType="separate"/>
-      </w:r>
-      <w:r>
-        <w:rPr>
-          <w:noProof/>
-        </w:rPr>
-        <w:t>2</w:t>
-      </w:r>
-      <w:r>
-        <w:fldChar w:fldCharType="end"/>
-      </w:r>
+      <w:fldSimple w:instr=" SEQ Figure \* ARABIC \s 1 ">
+        <w:r>
+          <w:rPr>
+            <w:noProof/>
+          </w:rPr>
+          <w:t>2</w:t>
+        </w:r>
+      </w:fldSimple>
       <w:r>
         <w:t>; Manager role view</w:t>
       </w:r>
-      <w:bookmarkEnd w:id="128"/>
+      <w:bookmarkEnd w:id="126"/>
     </w:p>
     <w:p>
       <w:pPr>
@@ -16695,62 +16353,42 @@
       <w:pPr>
         <w:pStyle w:val="Caption"/>
       </w:pPr>
-      <w:bookmarkStart w:id="129" w:name="_Toc233333875"/>
+      <w:bookmarkStart w:id="127" w:name="_Toc233333875"/>
       <w:r>
         <w:t xml:space="preserve">Figure </w:t>
       </w:r>
-      <w:r>
-        <w:fldChar w:fldCharType="begin"/>
-      </w:r>
-      <w:r>
-        <w:instrText xml:space="preserve"> STYLEREF 1 \s </w:instrText>
-      </w:r>
-      <w:r>
-        <w:fldChar w:fldCharType="separate"/>
-      </w:r>
-      <w:r>
-        <w:rPr>
-          <w:noProof/>
-        </w:rPr>
-        <w:t>0</w:t>
-      </w:r>
-      <w:r>
-        <w:fldChar w:fldCharType="end"/>
-      </w:r>
+      <w:fldSimple w:instr=" STYLEREF 1 \s ">
+        <w:r>
+          <w:rPr>
+            <w:noProof/>
+          </w:rPr>
+          <w:t>0</w:t>
+        </w:r>
+      </w:fldSimple>
       <w:r>
         <w:noBreakHyphen/>
       </w:r>
-      <w:r>
-        <w:fldChar w:fldCharType="begin"/>
-      </w:r>
-      <w:r>
-        <w:instrText xml:space="preserve"> SEQ Figure \* ARABIC \s 1 </w:instrText>
-      </w:r>
-      <w:r>
-        <w:fldChar w:fldCharType="separate"/>
-      </w:r>
-      <w:r>
-        <w:rPr>
-          <w:noProof/>
-        </w:rPr>
-        <w:t>3</w:t>
-      </w:r>
-      <w:r>
-        <w:fldChar w:fldCharType="end"/>
-      </w:r>
+      <w:fldSimple w:instr=" SEQ Figure \* ARABIC \s 1 ">
+        <w:r>
+          <w:rPr>
+            <w:noProof/>
+          </w:rPr>
+          <w:t>3</w:t>
+        </w:r>
+      </w:fldSimple>
       <w:r>
         <w:t>:Script tha</w:t>
       </w:r>
       <w:r>
         <w:t>t directs user to dashboard or index according to Role</w:t>
       </w:r>
-      <w:bookmarkEnd w:id="129"/>
+      <w:bookmarkEnd w:id="127"/>
     </w:p>
     <w:p>
       <w:pPr>
         <w:pStyle w:val="Heading1"/>
       </w:pPr>
-      <w:bookmarkStart w:id="130" w:name="_Toc233333701"/>
+      <w:bookmarkStart w:id="128" w:name="_Toc233333701"/>
       <w:r>
         <w:rPr>
           <w:rFonts w:ascii="Times New Roman" w:hAnsi="Times New Roman" w:cs="Times New Roman"/>
@@ -16796,59 +16434,39 @@
           </wp:inline>
         </w:drawing>
       </w:r>
-      <w:bookmarkEnd w:id="130"/>
+      <w:bookmarkEnd w:id="128"/>
     </w:p>
     <w:p>
       <w:pPr>
         <w:pStyle w:val="Caption"/>
       </w:pPr>
-      <w:bookmarkStart w:id="131" w:name="_Toc233333876"/>
+      <w:bookmarkStart w:id="129" w:name="_Toc233333876"/>
       <w:r>
         <w:t xml:space="preserve">Figure </w:t>
       </w:r>
-      <w:r>
-        <w:fldChar w:fldCharType="begin"/>
-      </w:r>
-      <w:r>
-        <w:instrText xml:space="preserve"> STYLEREF 1 \s </w:instrText>
-      </w:r>
-      <w:r>
-        <w:fldChar w:fldCharType="separate"/>
-      </w:r>
-      <w:r>
-        <w:rPr>
-          <w:noProof/>
-        </w:rPr>
-        <w:t>0</w:t>
-      </w:r>
-      <w:r>
-        <w:fldChar w:fldCharType="end"/>
-      </w:r>
+      <w:fldSimple w:instr=" STYLEREF 1 \s ">
+        <w:r>
+          <w:rPr>
+            <w:noProof/>
+          </w:rPr>
+          <w:t>0</w:t>
+        </w:r>
+      </w:fldSimple>
       <w:r>
         <w:noBreakHyphen/>
       </w:r>
-      <w:r>
-        <w:fldChar w:fldCharType="begin"/>
-      </w:r>
-      <w:r>
-        <w:instrText xml:space="preserve"> SEQ Figure \* ARABIC \s 1 </w:instrText>
-      </w:r>
-      <w:r>
-        <w:fldChar w:fldCharType="separate"/>
-      </w:r>
-      <w:r>
-        <w:rPr>
-          <w:noProof/>
-        </w:rPr>
-        <w:t>1</w:t>
-      </w:r>
-      <w:r>
-        <w:fldChar w:fldCharType="end"/>
-      </w:r>
+      <w:fldSimple w:instr=" SEQ Figure \* ARABIC \s 1 ">
+        <w:r>
+          <w:rPr>
+            <w:noProof/>
+          </w:rPr>
+          <w:t>1</w:t>
+        </w:r>
+      </w:fldSimple>
       <w:r>
         <w:t>:add new users form</w:t>
       </w:r>
-      <w:bookmarkEnd w:id="131"/>
+      <w:bookmarkEnd w:id="129"/>
     </w:p>
     <w:p>
       <w:pPr>
@@ -16899,62 +16517,42 @@
       <w:pPr>
         <w:pStyle w:val="Caption"/>
       </w:pPr>
-      <w:bookmarkStart w:id="132" w:name="_Toc233333877"/>
+      <w:bookmarkStart w:id="130" w:name="_Toc233333877"/>
       <w:r>
         <w:t xml:space="preserve">Figure </w:t>
       </w:r>
-      <w:r>
-        <w:fldChar w:fldCharType="begin"/>
-      </w:r>
-      <w:r>
-        <w:instrText xml:space="preserve"> STYLEREF 1 \s </w:instrText>
-      </w:r>
-      <w:r>
-        <w:fldChar w:fldCharType="separate"/>
-      </w:r>
-      <w:r>
-        <w:rPr>
-          <w:noProof/>
-        </w:rPr>
-        <w:t>0</w:t>
-      </w:r>
-      <w:r>
-        <w:fldChar w:fldCharType="end"/>
-      </w:r>
+      <w:fldSimple w:instr=" STYLEREF 1 \s ">
+        <w:r>
+          <w:rPr>
+            <w:noProof/>
+          </w:rPr>
+          <w:t>0</w:t>
+        </w:r>
+      </w:fldSimple>
       <w:r>
         <w:noBreakHyphen/>
       </w:r>
-      <w:r>
-        <w:fldChar w:fldCharType="begin"/>
-      </w:r>
-      <w:r>
-        <w:instrText xml:space="preserve"> SEQ Figure \* ARABIC \s 1 </w:instrText>
-      </w:r>
-      <w:r>
-        <w:fldChar w:fldCharType="separate"/>
-      </w:r>
-      <w:r>
-        <w:rPr>
-          <w:noProof/>
-        </w:rPr>
-        <w:t>2</w:t>
-      </w:r>
-      <w:r>
-        <w:fldChar w:fldCharType="end"/>
-      </w:r>
+      <w:fldSimple w:instr=" SEQ Figure \* ARABIC \s 1 ">
+        <w:r>
+          <w:rPr>
+            <w:noProof/>
+          </w:rPr>
+          <w:t>2</w:t>
+        </w:r>
+      </w:fldSimple>
       <w:r>
         <w:t>;</w:t>
       </w:r>
       <w:r>
         <w:t>Secure User Registration Module. In this B2B architecture, public registration is disabled; users are securely provisioned by the Administrator to ensure system integrity.</w:t>
       </w:r>
-      <w:bookmarkEnd w:id="132"/>
+      <w:bookmarkEnd w:id="130"/>
     </w:p>
     <w:p>
       <w:pPr>
         <w:pStyle w:val="Heading1"/>
       </w:pPr>
-      <w:bookmarkStart w:id="133" w:name="_Toc233333702"/>
+      <w:bookmarkStart w:id="131" w:name="_Toc233333702"/>
       <w:r>
         <w:rPr>
           <w:rFonts w:ascii="Times New Roman" w:hAnsi="Times New Roman" w:cs="Times New Roman"/>
@@ -17001,56 +16599,36 @@
           </wp:inline>
         </w:drawing>
       </w:r>
-      <w:bookmarkEnd w:id="133"/>
+      <w:bookmarkEnd w:id="131"/>
     </w:p>
     <w:p>
       <w:pPr>
         <w:pStyle w:val="Caption"/>
         <w:keepNext/>
       </w:pPr>
-      <w:bookmarkStart w:id="134" w:name="_Toc233333878"/>
+      <w:bookmarkStart w:id="132" w:name="_Toc233333878"/>
       <w:r>
         <w:t xml:space="preserve">Figure </w:t>
       </w:r>
-      <w:r>
-        <w:fldChar w:fldCharType="begin"/>
-      </w:r>
-      <w:r>
-        <w:instrText xml:space="preserve"> STYLEREF 1 \s </w:instrText>
-      </w:r>
-      <w:r>
-        <w:fldChar w:fldCharType="separate"/>
-      </w:r>
-      <w:r>
-        <w:rPr>
-          <w:noProof/>
-        </w:rPr>
-        <w:t>0</w:t>
-      </w:r>
-      <w:r>
-        <w:fldChar w:fldCharType="end"/>
-      </w:r>
+      <w:fldSimple w:instr=" STYLEREF 1 \s ">
+        <w:r>
+          <w:rPr>
+            <w:noProof/>
+          </w:rPr>
+          <w:t>0</w:t>
+        </w:r>
+      </w:fldSimple>
       <w:r>
         <w:noBreakHyphen/>
       </w:r>
-      <w:r>
-        <w:fldChar w:fldCharType="begin"/>
-      </w:r>
-      <w:r>
-        <w:instrText xml:space="preserve"> SEQ Figure \* ARABIC \s 1 </w:instrText>
-      </w:r>
-      <w:r>
-        <w:fldChar w:fldCharType="separate"/>
-      </w:r>
-      <w:r>
-        <w:rPr>
-          <w:noProof/>
-        </w:rPr>
-        <w:t>1</w:t>
-      </w:r>
-      <w:r>
-        <w:fldChar w:fldCharType="end"/>
-      </w:r>
+      <w:fldSimple w:instr=" SEQ Figure \* ARABIC \s 1 ">
+        <w:r>
+          <w:rPr>
+            <w:noProof/>
+          </w:rPr>
+          <w:t>1</w:t>
+        </w:r>
+      </w:fldSimple>
       <w:r>
         <w:t xml:space="preserve">: </w:t>
       </w:r>
@@ -17066,7 +16644,7 @@
       <w:r>
         <w:t>implementation. Passwords are never stored in plain text, mitigating the risk of database breaches.</w:t>
       </w:r>
-      <w:bookmarkEnd w:id="134"/>
+      <w:bookmarkEnd w:id="132"/>
     </w:p>
     <w:p>
       <w:pPr>
@@ -17121,53 +16699,33 @@
       <w:pPr>
         <w:pStyle w:val="Caption"/>
       </w:pPr>
-      <w:bookmarkStart w:id="135" w:name="_Toc233333879"/>
+      <w:bookmarkStart w:id="133" w:name="_Toc233333879"/>
       <w:r>
         <w:t xml:space="preserve">Figure </w:t>
       </w:r>
-      <w:r>
-        <w:fldChar w:fldCharType="begin"/>
-      </w:r>
-      <w:r>
-        <w:instrText xml:space="preserve"> STYLEREF 1 \s </w:instrText>
-      </w:r>
-      <w:r>
-        <w:fldChar w:fldCharType="separate"/>
-      </w:r>
-      <w:r>
-        <w:rPr>
-          <w:noProof/>
-        </w:rPr>
-        <w:t>0</w:t>
-      </w:r>
-      <w:r>
-        <w:fldChar w:fldCharType="end"/>
-      </w:r>
+      <w:fldSimple w:instr=" STYLEREF 1 \s ">
+        <w:r>
+          <w:rPr>
+            <w:noProof/>
+          </w:rPr>
+          <w:t>0</w:t>
+        </w:r>
+      </w:fldSimple>
       <w:r>
         <w:noBreakHyphen/>
       </w:r>
-      <w:r>
-        <w:fldChar w:fldCharType="begin"/>
-      </w:r>
-      <w:r>
-        <w:instrText xml:space="preserve"> SEQ Figure \* ARABIC \s 1 </w:instrText>
-      </w:r>
-      <w:r>
-        <w:fldChar w:fldCharType="separate"/>
-      </w:r>
-      <w:r>
-        <w:rPr>
-          <w:noProof/>
-        </w:rPr>
-        <w:t>2</w:t>
-      </w:r>
-      <w:r>
-        <w:fldChar w:fldCharType="end"/>
-      </w:r>
+      <w:fldSimple w:instr=" SEQ Figure \* ARABIC \s 1 ">
+        <w:r>
+          <w:rPr>
+            <w:noProof/>
+          </w:rPr>
+          <w:t>2</w:t>
+        </w:r>
+      </w:fldSimple>
       <w:r>
         <w:t>; register_user_form.php file -  script of the password_hash implementation</w:t>
       </w:r>
-      <w:bookmarkEnd w:id="135"/>
+      <w:bookmarkEnd w:id="133"/>
     </w:p>
     <w:p/>
     <w:p>
@@ -17219,49 +16777,29 @@
       <w:pPr>
         <w:pStyle w:val="Caption"/>
       </w:pPr>
-      <w:bookmarkStart w:id="136" w:name="_Toc233333880"/>
+      <w:bookmarkStart w:id="134" w:name="_Toc233333880"/>
       <w:r>
         <w:t xml:space="preserve">Figure </w:t>
       </w:r>
-      <w:r>
-        <w:fldChar w:fldCharType="begin"/>
-      </w:r>
-      <w:r>
-        <w:instrText xml:space="preserve"> STYLEREF 1 \s </w:instrText>
-      </w:r>
-      <w:r>
-        <w:fldChar w:fldCharType="separate"/>
-      </w:r>
-      <w:r>
-        <w:rPr>
-          <w:noProof/>
-        </w:rPr>
-        <w:t>0</w:t>
-      </w:r>
-      <w:r>
-        <w:fldChar w:fldCharType="end"/>
-      </w:r>
+      <w:fldSimple w:instr=" STYLEREF 1 \s ">
+        <w:r>
+          <w:rPr>
+            <w:noProof/>
+          </w:rPr>
+          <w:t>0</w:t>
+        </w:r>
+      </w:fldSimple>
       <w:r>
         <w:noBreakHyphen/>
       </w:r>
-      <w:r>
-        <w:fldChar w:fldCharType="begin"/>
-      </w:r>
-      <w:r>
-        <w:instrText xml:space="preserve"> SEQ Figure \* ARABIC \s 1 </w:instrText>
-      </w:r>
-      <w:r>
-        <w:fldChar w:fldCharType="separate"/>
-      </w:r>
-      <w:r>
-        <w:rPr>
-          <w:noProof/>
-        </w:rPr>
-        <w:t>3</w:t>
-      </w:r>
-      <w:r>
-        <w:fldChar w:fldCharType="end"/>
-      </w:r>
+      <w:fldSimple w:instr=" SEQ Figure \* ARABIC \s 1 ">
+        <w:r>
+          <w:rPr>
+            <w:noProof/>
+          </w:rPr>
+          <w:t>3</w:t>
+        </w:r>
+      </w:fldSimple>
       <w:r>
         <w:t xml:space="preserve">; </w:t>
       </w:r>
@@ -17274,7 +16812,7 @@
       <w:r>
         <w:t>Restricts acces of register_users_form.php to only Admins</w:t>
       </w:r>
-      <w:bookmarkEnd w:id="136"/>
+      <w:bookmarkEnd w:id="134"/>
     </w:p>
     <w:p>
       <w:pPr>
@@ -17309,7 +16847,7 @@
         <w:lastRenderedPageBreak/>
         <w:br/>
       </w:r>
-      <w:bookmarkStart w:id="137" w:name="_Toc233333703"/>
+      <w:bookmarkStart w:id="135" w:name="_Toc233333703"/>
       <w:r>
         <w:rPr>
           <w:rFonts w:ascii="Times New Roman" w:hAnsi="Times New Roman" w:cs="Times New Roman"/>
@@ -17355,7 +16893,7 @@
           </wp:inline>
         </w:drawing>
       </w:r>
-      <w:bookmarkEnd w:id="137"/>
+      <w:bookmarkEnd w:id="135"/>
     </w:p>
     <w:p>
       <w:pPr>
@@ -17371,49 +16909,29 @@
           <w:u w:val="single"/>
         </w:rPr>
       </w:pPr>
-      <w:bookmarkStart w:id="138" w:name="_Toc233333881"/>
+      <w:bookmarkStart w:id="136" w:name="_Toc233333881"/>
       <w:r>
         <w:t xml:space="preserve">Figure </w:t>
       </w:r>
-      <w:r>
-        <w:fldChar w:fldCharType="begin"/>
-      </w:r>
-      <w:r>
-        <w:instrText xml:space="preserve"> STYLEREF 1 \s </w:instrText>
-      </w:r>
-      <w:r>
-        <w:fldChar w:fldCharType="separate"/>
-      </w:r>
-      <w:r>
-        <w:rPr>
-          <w:noProof/>
-        </w:rPr>
-        <w:t>0</w:t>
-      </w:r>
-      <w:r>
-        <w:fldChar w:fldCharType="end"/>
-      </w:r>
+      <w:fldSimple w:instr=" STYLEREF 1 \s ">
+        <w:r>
+          <w:rPr>
+            <w:noProof/>
+          </w:rPr>
+          <w:t>0</w:t>
+        </w:r>
+      </w:fldSimple>
       <w:r>
         <w:noBreakHyphen/>
       </w:r>
-      <w:r>
-        <w:fldChar w:fldCharType="begin"/>
-      </w:r>
-      <w:r>
-        <w:instrText xml:space="preserve"> SEQ Figure \* ARABIC \s 1 </w:instrText>
-      </w:r>
-      <w:r>
-        <w:fldChar w:fldCharType="separate"/>
-      </w:r>
-      <w:r>
-        <w:rPr>
-          <w:noProof/>
-        </w:rPr>
-        <w:t>1</w:t>
-      </w:r>
-      <w:r>
-        <w:fldChar w:fldCharType="end"/>
-      </w:r>
+      <w:fldSimple w:instr=" SEQ Figure \* ARABIC \s 1 ">
+        <w:r>
+          <w:rPr>
+            <w:noProof/>
+          </w:rPr>
+          <w:t>1</w:t>
+        </w:r>
+      </w:fldSimple>
       <w:r>
         <w:t>:</w:t>
       </w:r>
@@ -17423,7 +16941,7 @@
       <w:r>
         <w:t xml:space="preserve"> page, every time a user log in</w:t>
       </w:r>
-      <w:bookmarkEnd w:id="138"/>
+      <w:bookmarkEnd w:id="136"/>
     </w:p>
     <w:p>
       <w:pPr>
@@ -17488,56 +17006,36 @@
       <w:pPr>
         <w:pStyle w:val="Caption"/>
       </w:pPr>
-      <w:bookmarkStart w:id="139" w:name="_Toc233333882"/>
+      <w:bookmarkStart w:id="137" w:name="_Toc233333882"/>
       <w:r>
         <w:t xml:space="preserve">Figure </w:t>
       </w:r>
-      <w:r>
-        <w:fldChar w:fldCharType="begin"/>
-      </w:r>
-      <w:r>
-        <w:instrText xml:space="preserve"> STYLEREF 1 \s </w:instrText>
-      </w:r>
-      <w:r>
-        <w:fldChar w:fldCharType="separate"/>
-      </w:r>
-      <w:r>
-        <w:rPr>
-          <w:noProof/>
-        </w:rPr>
-        <w:t>0</w:t>
-      </w:r>
-      <w:r>
-        <w:fldChar w:fldCharType="end"/>
-      </w:r>
+      <w:fldSimple w:instr=" STYLEREF 1 \s ">
+        <w:r>
+          <w:rPr>
+            <w:noProof/>
+          </w:rPr>
+          <w:t>0</w:t>
+        </w:r>
+      </w:fldSimple>
       <w:r>
         <w:noBreakHyphen/>
       </w:r>
-      <w:r>
-        <w:fldChar w:fldCharType="begin"/>
-      </w:r>
-      <w:r>
-        <w:instrText xml:space="preserve"> SEQ Figure \* ARABIC \s 1 </w:instrText>
-      </w:r>
-      <w:r>
-        <w:fldChar w:fldCharType="separate"/>
-      </w:r>
-      <w:r>
-        <w:rPr>
-          <w:noProof/>
-        </w:rPr>
-        <w:t>2</w:t>
-      </w:r>
-      <w:r>
-        <w:fldChar w:fldCharType="end"/>
-      </w:r>
+      <w:fldSimple w:instr=" SEQ Figure \* ARABIC \s 1 ">
+        <w:r>
+          <w:rPr>
+            <w:noProof/>
+          </w:rPr>
+          <w:t>2</w:t>
+        </w:r>
+      </w:fldSimple>
       <w:r>
         <w:t>;</w:t>
       </w:r>
       <w:r>
         <w:t>Backend logic demonstrating the initialization of secure session variables upon successful cryptographic password verification.</w:t>
       </w:r>
-      <w:bookmarkEnd w:id="139"/>
+      <w:bookmarkEnd w:id="137"/>
     </w:p>
     <w:p>
       <w:pPr>
@@ -17589,56 +17087,36 @@
       <w:pPr>
         <w:pStyle w:val="Caption"/>
       </w:pPr>
-      <w:bookmarkStart w:id="140" w:name="_Toc233333883"/>
+      <w:bookmarkStart w:id="138" w:name="_Toc233333883"/>
       <w:r>
         <w:t xml:space="preserve">Figure </w:t>
       </w:r>
-      <w:r>
-        <w:fldChar w:fldCharType="begin"/>
-      </w:r>
-      <w:r>
-        <w:instrText xml:space="preserve"> STYLEREF 1 \s </w:instrText>
-      </w:r>
-      <w:r>
-        <w:fldChar w:fldCharType="separate"/>
-      </w:r>
-      <w:r>
-        <w:rPr>
-          <w:noProof/>
-        </w:rPr>
-        <w:t>0</w:t>
-      </w:r>
-      <w:r>
-        <w:fldChar w:fldCharType="end"/>
-      </w:r>
+      <w:fldSimple w:instr=" STYLEREF 1 \s ">
+        <w:r>
+          <w:rPr>
+            <w:noProof/>
+          </w:rPr>
+          <w:t>0</w:t>
+        </w:r>
+      </w:fldSimple>
       <w:r>
         <w:noBreakHyphen/>
       </w:r>
-      <w:r>
-        <w:fldChar w:fldCharType="begin"/>
-      </w:r>
-      <w:r>
-        <w:instrText xml:space="preserve"> SEQ Figure \* ARABIC \s 1 </w:instrText>
-      </w:r>
-      <w:r>
-        <w:fldChar w:fldCharType="separate"/>
-      </w:r>
-      <w:r>
-        <w:rPr>
-          <w:noProof/>
-        </w:rPr>
-        <w:t>3</w:t>
-      </w:r>
-      <w:r>
-        <w:fldChar w:fldCharType="end"/>
-      </w:r>
+      <w:fldSimple w:instr=" SEQ Figure \* ARABIC \s 1 ">
+        <w:r>
+          <w:rPr>
+            <w:noProof/>
+          </w:rPr>
+          <w:t>3</w:t>
+        </w:r>
+      </w:fldSimple>
       <w:r>
         <w:t>;</w:t>
       </w:r>
       <w:r>
         <w:t>Session Management and Route Protection. Unauthenticated users attempting to bypass the login screen are intercepted by auth_guard.php and redirected, proving active session validation.</w:t>
       </w:r>
-      <w:bookmarkEnd w:id="140"/>
+      <w:bookmarkEnd w:id="138"/>
     </w:p>
     <w:p>
       <w:pPr>
@@ -17689,53 +17167,33 @@
       <w:pPr>
         <w:pStyle w:val="Caption"/>
       </w:pPr>
-      <w:bookmarkStart w:id="141" w:name="_Toc233333884"/>
+      <w:bookmarkStart w:id="139" w:name="_Toc233333884"/>
       <w:r>
         <w:t xml:space="preserve">Figure </w:t>
       </w:r>
-      <w:r>
-        <w:fldChar w:fldCharType="begin"/>
-      </w:r>
-      <w:r>
-        <w:instrText xml:space="preserve"> STYLEREF 1 \s </w:instrText>
-      </w:r>
-      <w:r>
-        <w:fldChar w:fldCharType="separate"/>
-      </w:r>
-      <w:r>
-        <w:rPr>
-          <w:noProof/>
-        </w:rPr>
-        <w:t>0</w:t>
-      </w:r>
-      <w:r>
-        <w:fldChar w:fldCharType="end"/>
-      </w:r>
+      <w:fldSimple w:instr=" STYLEREF 1 \s ">
+        <w:r>
+          <w:rPr>
+            <w:noProof/>
+          </w:rPr>
+          <w:t>0</w:t>
+        </w:r>
+      </w:fldSimple>
       <w:r>
         <w:noBreakHyphen/>
       </w:r>
-      <w:r>
-        <w:fldChar w:fldCharType="begin"/>
-      </w:r>
-      <w:r>
-        <w:instrText xml:space="preserve"> SEQ Figure \* ARABIC \s 1 </w:instrText>
-      </w:r>
-      <w:r>
-        <w:fldChar w:fldCharType="separate"/>
-      </w:r>
-      <w:r>
-        <w:rPr>
-          <w:noProof/>
-        </w:rPr>
-        <w:t>4</w:t>
-      </w:r>
-      <w:r>
-        <w:fldChar w:fldCharType="end"/>
-      </w:r>
+      <w:fldSimple w:instr=" SEQ Figure \* ARABIC \s 1 ">
+        <w:r>
+          <w:rPr>
+            <w:noProof/>
+          </w:rPr>
+          <w:t>4</w:t>
+        </w:r>
+      </w:fldSimple>
       <w:r>
         <w:t>:auth_guard.php- Session Management and Routing</w:t>
       </w:r>
-      <w:bookmarkEnd w:id="141"/>
+      <w:bookmarkEnd w:id="139"/>
     </w:p>
     <w:p/>
     <w:p>
@@ -17788,53 +17246,33 @@
       <w:pPr>
         <w:pStyle w:val="Caption"/>
       </w:pPr>
-      <w:bookmarkStart w:id="142" w:name="_Toc233333885"/>
+      <w:bookmarkStart w:id="140" w:name="_Toc233333885"/>
       <w:r>
         <w:t xml:space="preserve">Figure </w:t>
       </w:r>
-      <w:r>
-        <w:fldChar w:fldCharType="begin"/>
-      </w:r>
-      <w:r>
-        <w:instrText xml:space="preserve"> STYLEREF 1 \s </w:instrText>
-      </w:r>
-      <w:r>
-        <w:fldChar w:fldCharType="separate"/>
-      </w:r>
-      <w:r>
-        <w:rPr>
-          <w:noProof/>
-        </w:rPr>
-        <w:t>0</w:t>
-      </w:r>
-      <w:r>
-        <w:fldChar w:fldCharType="end"/>
-      </w:r>
+      <w:fldSimple w:instr=" STYLEREF 1 \s ">
+        <w:r>
+          <w:rPr>
+            <w:noProof/>
+          </w:rPr>
+          <w:t>0</w:t>
+        </w:r>
+      </w:fldSimple>
       <w:r>
         <w:noBreakHyphen/>
       </w:r>
-      <w:r>
-        <w:fldChar w:fldCharType="begin"/>
-      </w:r>
-      <w:r>
-        <w:instrText xml:space="preserve"> SEQ Figure \* ARABIC \s 1 </w:instrText>
-      </w:r>
-      <w:r>
-        <w:fldChar w:fldCharType="separate"/>
-      </w:r>
-      <w:r>
-        <w:rPr>
-          <w:noProof/>
-        </w:rPr>
-        <w:t>5</w:t>
-      </w:r>
-      <w:r>
-        <w:fldChar w:fldCharType="end"/>
-      </w:r>
+      <w:fldSimple w:instr=" SEQ Figure \* ARABIC \s 1 ">
+        <w:r>
+          <w:rPr>
+            <w:noProof/>
+          </w:rPr>
+          <w:t>5</w:t>
+        </w:r>
+      </w:fldSimple>
       <w:r>
         <w:t>:auth_guard.php - Destroy session and log out user script when logout button is clicked</w:t>
       </w:r>
-      <w:bookmarkEnd w:id="142"/>
+      <w:bookmarkEnd w:id="140"/>
     </w:p>
     <w:p>
       <w:r>
@@ -17883,56 +17321,36 @@
                             <w:pPr>
                               <w:pStyle w:val="Caption"/>
                             </w:pPr>
-                            <w:bookmarkStart w:id="143" w:name="_Toc233333886"/>
+                            <w:bookmarkStart w:id="141" w:name="_Toc233333886"/>
                             <w:r>
                               <w:t xml:space="preserve">Figure </w:t>
                             </w:r>
-                            <w:r>
-                              <w:fldChar w:fldCharType="begin"/>
-                            </w:r>
-                            <w:r>
-                              <w:instrText xml:space="preserve"> STYLEREF 1 \s </w:instrText>
-                            </w:r>
-                            <w:r>
-                              <w:fldChar w:fldCharType="separate"/>
-                            </w:r>
-                            <w:r>
-                              <w:rPr>
-                                <w:noProof/>
-                              </w:rPr>
-                              <w:t>0</w:t>
-                            </w:r>
-                            <w:r>
-                              <w:fldChar w:fldCharType="end"/>
-                            </w:r>
+                            <w:fldSimple w:instr=" STYLEREF 1 \s ">
+                              <w:r>
+                                <w:rPr>
+                                  <w:noProof/>
+                                </w:rPr>
+                                <w:t>0</w:t>
+                              </w:r>
+                            </w:fldSimple>
                             <w:r>
                               <w:noBreakHyphen/>
                             </w:r>
-                            <w:r>
-                              <w:fldChar w:fldCharType="begin"/>
-                            </w:r>
-                            <w:r>
-                              <w:instrText xml:space="preserve"> SEQ Figure \* ARABIC \s 1 </w:instrText>
-                            </w:r>
-                            <w:r>
-                              <w:fldChar w:fldCharType="separate"/>
-                            </w:r>
-                            <w:r>
-                              <w:rPr>
-                                <w:noProof/>
-                              </w:rPr>
-                              <w:t>6</w:t>
-                            </w:r>
-                            <w:r>
-                              <w:fldChar w:fldCharType="end"/>
-                            </w:r>
+                            <w:fldSimple w:instr=" SEQ Figure \* ARABIC \s 1 ">
+                              <w:r>
+                                <w:rPr>
+                                  <w:noProof/>
+                                </w:rPr>
+                                <w:t>6</w:t>
+                              </w:r>
+                            </w:fldSimple>
                             <w:r>
                               <w:t>: Acess to index.php denied with an Admin Role session without going through login page.</w:t>
                             </w:r>
                             <w:r>
                               <w:t>Script in Figre0-4, (//logged in, wrong Role )</w:t>
                             </w:r>
-                            <w:bookmarkEnd w:id="143"/>
+                            <w:bookmarkEnd w:id="141"/>
                           </w:p>
                           <w:p/>
                         </w:txbxContent>
@@ -18085,7 +17503,7 @@
           <w:u w:val="single"/>
         </w:rPr>
       </w:pPr>
-      <w:bookmarkStart w:id="145" w:name="_Toc233333704"/>
+      <w:bookmarkStart w:id="142" w:name="_Toc233333704"/>
       <w:r>
         <w:rPr>
           <w:b/>
@@ -18094,7 +17512,7 @@
         </w:rPr>
         <w:t>REFLECTION</w:t>
       </w:r>
-      <w:bookmarkEnd w:id="145"/>
+      <w:bookmarkEnd w:id="142"/>
       <w:r>
         <w:rPr>
           <w:b/>
@@ -18126,7 +17544,7 @@
           <w:u w:val="single"/>
         </w:rPr>
       </w:pPr>
-      <w:bookmarkStart w:id="146" w:name="_Toc233333705"/>
+      <w:bookmarkStart w:id="143" w:name="_Toc233333705"/>
       <w:r>
         <w:rPr>
           <w:b/>
@@ -18138,7 +17556,7 @@
         <w:lastRenderedPageBreak/>
         <w:t>WEEK 8</w:t>
       </w:r>
-      <w:bookmarkEnd w:id="146"/>
+      <w:bookmarkEnd w:id="143"/>
       <w:r>
         <w:rPr>
           <w:b/>
@@ -18161,7 +17579,7 @@
           <w:u w:val="single"/>
         </w:rPr>
       </w:pPr>
-      <w:bookmarkStart w:id="147" w:name="_Toc233333706"/>
+      <w:bookmarkStart w:id="144" w:name="_Toc233333706"/>
       <w:r>
         <w:rPr>
           <w:b/>
@@ -18173,25 +17591,18 @@
         </w:rPr>
         <w:t>Responsive Web Design and Mobile-First Development</w:t>
       </w:r>
-      <w:bookmarkEnd w:id="147"/>
+      <w:bookmarkEnd w:id="144"/>
     </w:p>
     <w:p>
       <w:pPr>
         <w:pStyle w:val="Heading1"/>
       </w:pPr>
-      <w:bookmarkStart w:id="148" w:name="_Toc233333707"/>
-      <w:r>
-        <w:rPr>
-          <w:b/>
-          <w:sz w:val="52"/>
-          <w:szCs w:val="52"/>
-          <w:u w:val="single"/>
-        </w:rPr>
+      <w:r>
         <w:drawing>
-          <wp:inline distT="0" distB="0" distL="0" distR="0" wp14:anchorId="2FCF9B96" wp14:editId="74841D17">
-            <wp:extent cx="4125853" cy="3259248"/>
-            <wp:effectExtent l="0" t="0" r="8255" b="0"/>
-            <wp:docPr id="28" name="Picture 28"/>
+          <wp:inline distT="0" distB="0" distL="0" distR="0" wp14:anchorId="7A7E1AB8" wp14:editId="2BF4C1F9">
+            <wp:extent cx="1883121" cy="2985175"/>
+            <wp:effectExtent l="0" t="0" r="3175" b="5715"/>
+            <wp:docPr id="62" name="Picture 62"/>
             <wp:cNvGraphicFramePr>
               <a:graphicFrameLocks xmlns:a="http://schemas.openxmlformats.org/drawingml/2006/main" noChangeAspect="1"/>
             </wp:cNvGraphicFramePr>
@@ -18211,7 +17622,7 @@
                   <pic:spPr>
                     <a:xfrm>
                       <a:off x="0" y="0"/>
-                      <a:ext cx="4133482" cy="3265275"/>
+                      <a:ext cx="1893389" cy="3001452"/>
                     </a:xfrm>
                     <a:prstGeom prst="rect">
                       <a:avLst/>
@@ -18223,59 +17634,38 @@
           </wp:inline>
         </w:drawing>
       </w:r>
-      <w:bookmarkEnd w:id="148"/>
     </w:p>
     <w:p>
       <w:pPr>
         <w:pStyle w:val="Caption"/>
       </w:pPr>
-      <w:bookmarkStart w:id="149" w:name="_Toc233333887"/>
+      <w:bookmarkStart w:id="145" w:name="_Toc233333887"/>
       <w:r>
         <w:t xml:space="preserve">Figure </w:t>
       </w:r>
-      <w:r>
-        <w:fldChar w:fldCharType="begin"/>
-      </w:r>
-      <w:r>
-        <w:instrText xml:space="preserve"> STYLEREF 1 \s </w:instrText>
-      </w:r>
-      <w:r>
-        <w:fldChar w:fldCharType="separate"/>
-      </w:r>
-      <w:r>
-        <w:rPr>
-          <w:noProof/>
-        </w:rPr>
-        <w:t>0</w:t>
-      </w:r>
-      <w:r>
-        <w:fldChar w:fldCharType="end"/>
-      </w:r>
+      <w:fldSimple w:instr=" STYLEREF 1 \s ">
+        <w:r>
+          <w:rPr>
+            <w:noProof/>
+          </w:rPr>
+          <w:t>0</w:t>
+        </w:r>
+      </w:fldSimple>
       <w:r>
         <w:noBreakHyphen/>
       </w:r>
-      <w:r>
-        <w:fldChar w:fldCharType="begin"/>
-      </w:r>
-      <w:r>
-        <w:instrText xml:space="preserve"> SEQ Figure \* ARABIC \s 1 </w:instrText>
-      </w:r>
-      <w:r>
-        <w:fldChar w:fldCharType="separate"/>
-      </w:r>
-      <w:r>
-        <w:rPr>
-          <w:noProof/>
-        </w:rPr>
-        <w:t>1</w:t>
-      </w:r>
-      <w:r>
-        <w:fldChar w:fldCharType="end"/>
-      </w:r>
+      <w:fldSimple w:instr=" SEQ Figure \* ARABIC \s 1 ">
+        <w:r>
+          <w:rPr>
+            <w:noProof/>
+          </w:rPr>
+          <w:t>1</w:t>
+        </w:r>
+      </w:fldSimple>
       <w:r>
         <w:t>:Book Stacked in Mobile view instead of table</w:t>
       </w:r>
-      <w:bookmarkEnd w:id="149"/>
+      <w:bookmarkEnd w:id="145"/>
     </w:p>
     <w:p>
       <w:pPr>
@@ -18283,10 +17673,10 @@
       </w:pPr>
       <w:r>
         <w:drawing>
-          <wp:inline distT="0" distB="0" distL="0" distR="0" wp14:anchorId="78989F4C" wp14:editId="5A1F8272">
-            <wp:extent cx="3485584" cy="3263639"/>
-            <wp:effectExtent l="0" t="0" r="635" b="0"/>
-            <wp:docPr id="1364310533" name="Picture 1364310533"/>
+          <wp:inline distT="0" distB="0" distL="0" distR="0" wp14:anchorId="49D9D6AA" wp14:editId="29BD2472">
+            <wp:extent cx="3784349" cy="3473838"/>
+            <wp:effectExtent l="0" t="0" r="6985" b="0"/>
+            <wp:docPr id="1364310537" name="Picture 1364310537"/>
             <wp:cNvGraphicFramePr>
               <a:graphicFrameLocks xmlns:a="http://schemas.openxmlformats.org/drawingml/2006/main" noChangeAspect="1"/>
             </wp:cNvGraphicFramePr>
@@ -18306,7 +17696,7 @@
                   <pic:spPr>
                     <a:xfrm>
                       <a:off x="0" y="0"/>
-                      <a:ext cx="3492779" cy="3270376"/>
+                      <a:ext cx="3790865" cy="3479820"/>
                     </a:xfrm>
                     <a:prstGeom prst="rect">
                       <a:avLst/>
@@ -18323,53 +17713,33 @@
       <w:pPr>
         <w:pStyle w:val="Caption"/>
       </w:pPr>
-      <w:bookmarkStart w:id="150" w:name="_Toc233333888"/>
+      <w:bookmarkStart w:id="146" w:name="_Toc233333888"/>
       <w:r>
         <w:t xml:space="preserve">Figure </w:t>
       </w:r>
-      <w:r>
-        <w:fldChar w:fldCharType="begin"/>
-      </w:r>
-      <w:r>
-        <w:instrText xml:space="preserve"> STYLEREF 1 \s </w:instrText>
-      </w:r>
-      <w:r>
-        <w:fldChar w:fldCharType="separate"/>
-      </w:r>
-      <w:r>
-        <w:rPr>
-          <w:noProof/>
-        </w:rPr>
-        <w:t>0</w:t>
-      </w:r>
-      <w:r>
-        <w:fldChar w:fldCharType="end"/>
-      </w:r>
+      <w:fldSimple w:instr=" STYLEREF 1 \s ">
+        <w:r>
+          <w:rPr>
+            <w:noProof/>
+          </w:rPr>
+          <w:t>0</w:t>
+        </w:r>
+      </w:fldSimple>
       <w:r>
         <w:noBreakHyphen/>
       </w:r>
-      <w:r>
-        <w:fldChar w:fldCharType="begin"/>
-      </w:r>
-      <w:r>
-        <w:instrText xml:space="preserve"> SEQ Figure \* ARABIC \s 1 </w:instrText>
-      </w:r>
-      <w:r>
-        <w:fldChar w:fldCharType="separate"/>
-      </w:r>
-      <w:r>
-        <w:rPr>
-          <w:noProof/>
-        </w:rPr>
-        <w:t>2</w:t>
-      </w:r>
-      <w:r>
-        <w:fldChar w:fldCharType="end"/>
-      </w:r>
+      <w:fldSimple w:instr=" SEQ Figure \* ARABIC \s 1 ">
+        <w:r>
+          <w:rPr>
+            <w:noProof/>
+          </w:rPr>
+          <w:t>2</w:t>
+        </w:r>
+      </w:fldSimple>
       <w:r>
         <w:t>; Product catalog web view</w:t>
       </w:r>
-      <w:bookmarkEnd w:id="150"/>
+      <w:bookmarkEnd w:id="146"/>
     </w:p>
     <w:p/>
     <w:p>
@@ -18378,10 +17748,10 @@
       </w:pPr>
       <w:r>
         <w:drawing>
-          <wp:inline distT="0" distB="0" distL="0" distR="0" wp14:anchorId="23DB1E80" wp14:editId="282DD4F1">
-            <wp:extent cx="3222403" cy="2544024"/>
-            <wp:effectExtent l="0" t="0" r="0" b="8890"/>
-            <wp:docPr id="1364310531" name="Picture 1364310531"/>
+          <wp:inline distT="0" distB="0" distL="0" distR="0" wp14:anchorId="71C01974" wp14:editId="189779D5">
+            <wp:extent cx="3186820" cy="2947128"/>
+            <wp:effectExtent l="0" t="0" r="0" b="5715"/>
+            <wp:docPr id="1364310538" name="Picture 1364310538"/>
             <wp:cNvGraphicFramePr>
               <a:graphicFrameLocks xmlns:a="http://schemas.openxmlformats.org/drawingml/2006/main" noChangeAspect="1"/>
             </wp:cNvGraphicFramePr>
@@ -18401,7 +17771,7 @@
                   <pic:spPr>
                     <a:xfrm>
                       <a:off x="0" y="0"/>
-                      <a:ext cx="3277752" cy="2587721"/>
+                      <a:ext cx="3199391" cy="2958753"/>
                     </a:xfrm>
                     <a:prstGeom prst="rect">
                       <a:avLst/>
@@ -18418,56 +17788,39 @@
       <w:pPr>
         <w:pStyle w:val="Caption"/>
       </w:pPr>
-      <w:bookmarkStart w:id="151" w:name="_Toc233333889"/>
+      <w:bookmarkStart w:id="147" w:name="_Toc233333889"/>
       <w:r>
         <w:t xml:space="preserve">Figure </w:t>
       </w:r>
-      <w:r>
-        <w:fldChar w:fldCharType="begin"/>
-      </w:r>
-      <w:r>
-        <w:instrText xml:space="preserve"> STYLEREF 1 \s </w:instrText>
-      </w:r>
-      <w:r>
-        <w:fldChar w:fldCharType="separate"/>
-      </w:r>
-      <w:r>
-        <w:rPr>
-          <w:noProof/>
-        </w:rPr>
-        <w:t>0</w:t>
-      </w:r>
-      <w:r>
-        <w:fldChar w:fldCharType="end"/>
-      </w:r>
+      <w:fldSimple w:instr=" STYLEREF 1 \s ">
+        <w:r>
+          <w:rPr>
+            <w:noProof/>
+          </w:rPr>
+          <w:t>0</w:t>
+        </w:r>
+      </w:fldSimple>
       <w:r>
         <w:noBreakHyphen/>
       </w:r>
-      <w:r>
-        <w:fldChar w:fldCharType="begin"/>
-      </w:r>
-      <w:r>
-        <w:instrText xml:space="preserve"> SEQ Figure \* ARABIC \s 1 </w:instrText>
-      </w:r>
-      <w:r>
-        <w:fldChar w:fldCharType="separate"/>
-      </w:r>
-      <w:r>
-        <w:rPr>
-          <w:noProof/>
-        </w:rPr>
-        <w:t>3</w:t>
-      </w:r>
-      <w:r>
-        <w:fldChar w:fldCharType="end"/>
-      </w:r>
+      <w:fldSimple w:instr=" SEQ Figure \* ARABIC \s 1 ">
+        <w:r>
+          <w:rPr>
+            <w:noProof/>
+          </w:rPr>
+          <w:t>3</w:t>
+        </w:r>
+      </w:fldSimple>
       <w:r>
         <w:t>; Hidden Sidebar</w:t>
       </w:r>
       <w:r>
-        <w:t>(Users Mobile View)</w:t>
-      </w:r>
-      <w:bookmarkEnd w:id="151"/>
+        <w:t xml:space="preserve">(Admin Web </w:t>
+      </w:r>
+      <w:r>
+        <w:t>View)</w:t>
+      </w:r>
+      <w:bookmarkEnd w:id="147"/>
     </w:p>
     <w:p>
       <w:pPr>
@@ -18475,10 +17828,10 @@
       </w:pPr>
       <w:r>
         <w:drawing>
-          <wp:inline distT="0" distB="0" distL="0" distR="0" wp14:anchorId="110D7D44" wp14:editId="4D8B4935">
-            <wp:extent cx="2408222" cy="3465196"/>
-            <wp:effectExtent l="0" t="0" r="0" b="1905"/>
-            <wp:docPr id="1364310530" name="Picture 1364310530"/>
+          <wp:inline distT="0" distB="0" distL="0" distR="0" wp14:anchorId="11D5FE38" wp14:editId="28850699">
+            <wp:extent cx="2335794" cy="3872680"/>
+            <wp:effectExtent l="0" t="0" r="7620" b="0"/>
+            <wp:docPr id="1364310539" name="Picture 1364310539"/>
             <wp:cNvGraphicFramePr>
               <a:graphicFrameLocks xmlns:a="http://schemas.openxmlformats.org/drawingml/2006/main" noChangeAspect="1"/>
             </wp:cNvGraphicFramePr>
@@ -18498,7 +17851,7 @@
                   <pic:spPr>
                     <a:xfrm>
                       <a:off x="0" y="0"/>
-                      <a:ext cx="2425039" cy="3489394"/>
+                      <a:ext cx="2360561" cy="3913744"/>
                     </a:xfrm>
                     <a:prstGeom prst="rect">
                       <a:avLst/>
@@ -18515,53 +17868,33 @@
       <w:pPr>
         <w:pStyle w:val="Caption"/>
       </w:pPr>
-      <w:bookmarkStart w:id="152" w:name="_Toc233333890"/>
+      <w:bookmarkStart w:id="148" w:name="_Toc233333890"/>
       <w:r>
         <w:t xml:space="preserve">Figure </w:t>
       </w:r>
-      <w:r>
-        <w:fldChar w:fldCharType="begin"/>
-      </w:r>
-      <w:r>
-        <w:instrText xml:space="preserve"> STYLEREF 1 \s </w:instrText>
-      </w:r>
-      <w:r>
-        <w:fldChar w:fldCharType="separate"/>
-      </w:r>
-      <w:r>
-        <w:rPr>
-          <w:noProof/>
-        </w:rPr>
-        <w:t>0</w:t>
-      </w:r>
-      <w:r>
-        <w:fldChar w:fldCharType="end"/>
-      </w:r>
+      <w:fldSimple w:instr=" STYLEREF 1 \s ">
+        <w:r>
+          <w:rPr>
+            <w:noProof/>
+          </w:rPr>
+          <w:t>0</w:t>
+        </w:r>
+      </w:fldSimple>
       <w:r>
         <w:noBreakHyphen/>
       </w:r>
-      <w:r>
-        <w:fldChar w:fldCharType="begin"/>
-      </w:r>
-      <w:r>
-        <w:instrText xml:space="preserve"> SEQ Figure \* ARABIC \s 1 </w:instrText>
-      </w:r>
-      <w:r>
-        <w:fldChar w:fldCharType="separate"/>
-      </w:r>
-      <w:r>
-        <w:rPr>
-          <w:noProof/>
-        </w:rPr>
-        <w:t>4</w:t>
-      </w:r>
-      <w:r>
-        <w:fldChar w:fldCharType="end"/>
-      </w:r>
+      <w:fldSimple w:instr=" SEQ Figure \* ARABIC \s 1 ">
+        <w:r>
+          <w:rPr>
+            <w:noProof/>
+          </w:rPr>
+          <w:t>4</w:t>
+        </w:r>
+      </w:fldSimple>
       <w:r>
         <w:t>; Exposed sidebar, System Users Mobile View</w:t>
       </w:r>
-      <w:bookmarkEnd w:id="152"/>
+      <w:bookmarkEnd w:id="148"/>
     </w:p>
     <w:p>
       <w:pPr>
@@ -18570,10 +17903,10 @@
       <w:r>
         <w:lastRenderedPageBreak/>
         <w:drawing>
-          <wp:inline distT="0" distB="0" distL="0" distR="0" wp14:anchorId="340E518A" wp14:editId="245AE6E3">
-            <wp:extent cx="4626321" cy="4200264"/>
-            <wp:effectExtent l="0" t="0" r="3175" b="0"/>
-            <wp:docPr id="1364310532" name="Picture 1364310532"/>
+          <wp:inline distT="0" distB="0" distL="0" distR="0" wp14:anchorId="62B5CC0D" wp14:editId="71AD8511">
+            <wp:extent cx="3762152" cy="3331675"/>
+            <wp:effectExtent l="0" t="0" r="0" b="2540"/>
+            <wp:docPr id="1364310541" name="Picture 1364310541"/>
             <wp:cNvGraphicFramePr>
               <a:graphicFrameLocks xmlns:a="http://schemas.openxmlformats.org/drawingml/2006/main" noChangeAspect="1"/>
             </wp:cNvGraphicFramePr>
@@ -18593,7 +17926,7 @@
                   <pic:spPr>
                     <a:xfrm>
                       <a:off x="0" y="0"/>
-                      <a:ext cx="4641888" cy="4214397"/>
+                      <a:ext cx="3773808" cy="3341997"/>
                     </a:xfrm>
                     <a:prstGeom prst="rect">
                       <a:avLst/>
@@ -18613,53 +17946,33 @@
           <w:tab w:val="left" w:pos="3807"/>
         </w:tabs>
       </w:pPr>
-      <w:bookmarkStart w:id="153" w:name="_Toc233333891"/>
+      <w:bookmarkStart w:id="149" w:name="_Toc233333891"/>
       <w:r>
         <w:t xml:space="preserve">Figure </w:t>
       </w:r>
-      <w:r>
-        <w:fldChar w:fldCharType="begin"/>
-      </w:r>
-      <w:r>
-        <w:instrText xml:space="preserve"> STYLEREF 1 \s </w:instrText>
-      </w:r>
-      <w:r>
-        <w:fldChar w:fldCharType="separate"/>
-      </w:r>
-      <w:r>
-        <w:rPr>
-          <w:noProof/>
-        </w:rPr>
-        <w:t>0</w:t>
-      </w:r>
-      <w:r>
-        <w:fldChar w:fldCharType="end"/>
-      </w:r>
+      <w:fldSimple w:instr=" STYLEREF 1 \s ">
+        <w:r>
+          <w:rPr>
+            <w:noProof/>
+          </w:rPr>
+          <w:t>0</w:t>
+        </w:r>
+      </w:fldSimple>
       <w:r>
         <w:noBreakHyphen/>
       </w:r>
-      <w:r>
-        <w:fldChar w:fldCharType="begin"/>
-      </w:r>
-      <w:r>
-        <w:instrText xml:space="preserve"> SEQ Figure \* ARABIC \s 1 </w:instrText>
-      </w:r>
-      <w:r>
-        <w:fldChar w:fldCharType="separate"/>
-      </w:r>
-      <w:r>
-        <w:rPr>
-          <w:noProof/>
-        </w:rPr>
-        <w:t>5</w:t>
-      </w:r>
-      <w:r>
-        <w:fldChar w:fldCharType="end"/>
-      </w:r>
+      <w:fldSimple w:instr=" SEQ Figure \* ARABIC \s 1 ">
+        <w:r>
+          <w:rPr>
+            <w:noProof/>
+          </w:rPr>
+          <w:t>5</w:t>
+        </w:r>
+      </w:fldSimple>
       <w:r>
         <w:t>: System User Webpage view</w:t>
       </w:r>
-      <w:bookmarkEnd w:id="153"/>
+      <w:bookmarkEnd w:id="149"/>
       <w:r>
         <w:tab/>
       </w:r>
@@ -18670,6 +17983,9 @@
         <w:keepNext/>
       </w:pPr>
       <w:r>
+        <w:rPr>
+          <w:noProof/>
+        </w:rPr>
         <w:drawing>
           <wp:inline distT="0" distB="0" distL="0" distR="0" wp14:anchorId="3C7A10F3" wp14:editId="527C99B0">
             <wp:extent cx="5810529" cy="2353901"/>
@@ -18711,59 +18027,42 @@
       <w:pPr>
         <w:pStyle w:val="Caption"/>
       </w:pPr>
-      <w:bookmarkStart w:id="154" w:name="_Toc233333892"/>
+      <w:bookmarkStart w:id="150" w:name="_Toc233333892"/>
       <w:r>
         <w:t xml:space="preserve">Figure </w:t>
       </w:r>
-      <w:r>
-        <w:fldChar w:fldCharType="begin"/>
-      </w:r>
-      <w:r>
-        <w:instrText xml:space="preserve"> STYLEREF 1 \s </w:instrText>
-      </w:r>
-      <w:r>
-        <w:fldChar w:fldCharType="separate"/>
-      </w:r>
-      <w:r>
-        <w:rPr>
-          <w:noProof/>
-        </w:rPr>
-        <w:t>0</w:t>
-      </w:r>
-      <w:r>
-        <w:fldChar w:fldCharType="end"/>
-      </w:r>
+      <w:fldSimple w:instr=" STYLEREF 1 \s ">
+        <w:r>
+          <w:rPr>
+            <w:noProof/>
+          </w:rPr>
+          <w:t>0</w:t>
+        </w:r>
+      </w:fldSimple>
       <w:r>
         <w:noBreakHyphen/>
       </w:r>
-      <w:r>
-        <w:fldChar w:fldCharType="begin"/>
-      </w:r>
-      <w:r>
-        <w:instrText xml:space="preserve"> SEQ Figure \* ARABIC \s 1 </w:instrText>
-      </w:r>
-      <w:r>
-        <w:fldChar w:fldCharType="separate"/>
-      </w:r>
-      <w:r>
-        <w:rPr>
-          <w:noProof/>
-        </w:rPr>
-        <w:t>6</w:t>
-      </w:r>
-      <w:r>
-        <w:fldChar w:fldCharType="end"/>
-      </w:r>
+      <w:fldSimple w:instr=" SEQ Figure \* ARABIC \s 1 ">
+        <w:r>
+          <w:rPr>
+            <w:noProof/>
+          </w:rPr>
+          <w:t>6</w:t>
+        </w:r>
+      </w:fldSimple>
       <w:r>
         <w:t>; Sidebar toggle js script</w:t>
       </w:r>
-      <w:bookmarkEnd w:id="154"/>
+      <w:bookmarkEnd w:id="150"/>
     </w:p>
     <w:p>
       <w:pPr>
         <w:keepNext/>
       </w:pPr>
       <w:r>
+        <w:rPr>
+          <w:noProof/>
+        </w:rPr>
         <w:lastRenderedPageBreak/>
         <w:drawing>
           <wp:inline distT="0" distB="0" distL="0" distR="0" wp14:anchorId="45DD2BA1" wp14:editId="260C5DAA">
@@ -18806,59 +18105,42 @@
       <w:pPr>
         <w:pStyle w:val="Caption"/>
       </w:pPr>
-      <w:bookmarkStart w:id="155" w:name="_Toc233333893"/>
+      <w:bookmarkStart w:id="151" w:name="_Toc233333893"/>
       <w:r>
         <w:t xml:space="preserve">Figure </w:t>
       </w:r>
-      <w:r>
-        <w:fldChar w:fldCharType="begin"/>
-      </w:r>
-      <w:r>
-        <w:instrText xml:space="preserve"> STYLEREF 1 \s </w:instrText>
-      </w:r>
-      <w:r>
-        <w:fldChar w:fldCharType="separate"/>
-      </w:r>
-      <w:r>
-        <w:rPr>
-          <w:noProof/>
-        </w:rPr>
-        <w:t>0</w:t>
-      </w:r>
-      <w:r>
-        <w:fldChar w:fldCharType="end"/>
-      </w:r>
+      <w:fldSimple w:instr=" STYLEREF 1 \s ">
+        <w:r>
+          <w:rPr>
+            <w:noProof/>
+          </w:rPr>
+          <w:t>0</w:t>
+        </w:r>
+      </w:fldSimple>
       <w:r>
         <w:noBreakHyphen/>
       </w:r>
-      <w:r>
-        <w:fldChar w:fldCharType="begin"/>
-      </w:r>
-      <w:r>
-        <w:instrText xml:space="preserve"> SEQ Figure \* ARABIC \s 1 </w:instrText>
-      </w:r>
-      <w:r>
-        <w:fldChar w:fldCharType="separate"/>
-      </w:r>
-      <w:r>
-        <w:rPr>
-          <w:noProof/>
-        </w:rPr>
-        <w:t>7</w:t>
-      </w:r>
-      <w:r>
-        <w:fldChar w:fldCharType="end"/>
-      </w:r>
+      <w:fldSimple w:instr=" SEQ Figure \* ARABIC \s 1 ">
+        <w:r>
+          <w:rPr>
+            <w:noProof/>
+          </w:rPr>
+          <w:t>7</w:t>
+        </w:r>
+      </w:fldSimple>
       <w:r>
         <w:t>; CSS Stylingthat makes a table act lie a stand alone block</w:t>
       </w:r>
-      <w:bookmarkEnd w:id="155"/>
+      <w:bookmarkEnd w:id="151"/>
     </w:p>
     <w:p>
       <w:pPr>
         <w:keepNext/>
       </w:pPr>
       <w:r>
+        <w:rPr>
+          <w:noProof/>
+        </w:rPr>
         <w:drawing>
           <wp:inline distT="0" distB="0" distL="0" distR="0" wp14:anchorId="0B6B3EBA" wp14:editId="5EDC2691">
             <wp:extent cx="5015620" cy="1647760"/>
@@ -18900,49 +18182,29 @@
       <w:pPr>
         <w:pStyle w:val="Caption"/>
       </w:pPr>
-      <w:bookmarkStart w:id="156" w:name="_Toc233333894"/>
+      <w:bookmarkStart w:id="152" w:name="_Toc233333894"/>
       <w:r>
         <w:t xml:space="preserve">Figure </w:t>
       </w:r>
-      <w:r>
-        <w:fldChar w:fldCharType="begin"/>
-      </w:r>
-      <w:r>
-        <w:instrText xml:space="preserve"> STYLEREF 1 \s </w:instrText>
-      </w:r>
-      <w:r>
-        <w:fldChar w:fldCharType="separate"/>
-      </w:r>
-      <w:r>
-        <w:rPr>
-          <w:noProof/>
-        </w:rPr>
-        <w:t>0</w:t>
-      </w:r>
-      <w:r>
-        <w:fldChar w:fldCharType="end"/>
-      </w:r>
+      <w:fldSimple w:instr=" STYLEREF 1 \s ">
+        <w:r>
+          <w:rPr>
+            <w:noProof/>
+          </w:rPr>
+          <w:t>0</w:t>
+        </w:r>
+      </w:fldSimple>
       <w:r>
         <w:noBreakHyphen/>
       </w:r>
-      <w:r>
-        <w:fldChar w:fldCharType="begin"/>
-      </w:r>
-      <w:r>
-        <w:instrText xml:space="preserve"> SEQ Figure \* ARABIC \s 1 </w:instrText>
-      </w:r>
-      <w:r>
-        <w:fldChar w:fldCharType="separate"/>
-      </w:r>
-      <w:r>
-        <w:rPr>
-          <w:noProof/>
-        </w:rPr>
-        <w:t>8</w:t>
-      </w:r>
-      <w:r>
-        <w:fldChar w:fldCharType="end"/>
-      </w:r>
+      <w:fldSimple w:instr=" SEQ Figure \* ARABIC \s 1 ">
+        <w:r>
+          <w:rPr>
+            <w:noProof/>
+          </w:rPr>
+          <w:t>8</w:t>
+        </w:r>
+      </w:fldSimple>
       <w:r>
         <w:t>: CSS Media Query that wra</w:t>
       </w:r>
@@ -18958,7 +18220,7 @@
       <w:r>
         <w:t>e container</w:t>
       </w:r>
-      <w:bookmarkEnd w:id="156"/>
+      <w:bookmarkEnd w:id="152"/>
     </w:p>
     <w:p/>
     <w:p>
@@ -18970,7 +18232,7 @@
           <w:u w:val="single"/>
         </w:rPr>
       </w:pPr>
-      <w:bookmarkStart w:id="157" w:name="_Toc233333708"/>
+      <w:bookmarkStart w:id="153" w:name="_Toc233333708"/>
       <w:r>
         <w:rPr>
           <w:b/>
@@ -18979,7 +18241,7 @@
         </w:rPr>
         <w:t>REFLECTION</w:t>
       </w:r>
-      <w:bookmarkEnd w:id="157"/>
+      <w:bookmarkEnd w:id="153"/>
     </w:p>
     <w:p>
       <w:r>
@@ -19041,7 +18303,15 @@
         <w:t xml:space="preserve"> (addEventListener('click')) to create a functional "hamburger" sidebar toggle. </w:t>
       </w:r>
       <w:r>
-        <w:t xml:space="preserve">Changing the table styling(CSS) proved to be a challenge. </w:t>
+        <w:t xml:space="preserve">Changing the table </w:t>
+      </w:r>
+      <w:r>
+        <w:t xml:space="preserve">and button </w:t>
+      </w:r>
+      <w:bookmarkStart w:id="154" w:name="_GoBack"/>
+      <w:bookmarkEnd w:id="154"/>
+      <w:r>
+        <w:t xml:space="preserve">styling(CSS) proved to be a challenge. </w:t>
       </w:r>
     </w:p>
     <w:p/>
@@ -20751,6 +20021,7 @@
   <w:style w:type="character" w:default="1" w:styleId="DefaultParagraphFont">
     <w:name w:val="Default Paragraph Font"/>
     <w:uiPriority w:val="1"/>
+    <w:semiHidden/>
     <w:unhideWhenUsed/>
   </w:style>
   <w:style w:type="table" w:default="1" w:styleId="TableNormal">
@@ -21255,7 +20526,7 @@
 </file>
 
 <file path=customXml/itemProps1.xml><?xml version="1.0" encoding="utf-8"?>
-<ds:datastoreItem xmlns:ds="http://schemas.openxmlformats.org/officeDocument/2006/customXml" ds:itemID="{AEF4643A-DD54-4FF2-95FA-0CCFCA099B38}">
+<ds:datastoreItem xmlns:ds="http://schemas.openxmlformats.org/officeDocument/2006/customXml" ds:itemID="{99AB1B3E-EFAC-424A-8009-E5A7501A8835}">
   <ds:schemaRefs>
     <ds:schemaRef ds:uri="http://schemas.openxmlformats.org/officeDocument/2006/bibliography"/>
   </ds:schemaRefs>
